--- a/docs/activities/lecture_08/08_class_activity.docx
+++ b/docs/activities/lecture_08/08_class_activity.docx
@@ -41,13 +41,7 @@
         <w:pStyle w:val="FirstParagraph"/>
       </w:pPr>
       <w:r>
-        <w:t xml:space="preserve">This activity demonstrates key concepts in experimental design using a</w:t>
-      </w:r>
-      <w:r>
-        <w:t xml:space="preserve"> </w:t>
-      </w:r>
-      <w:r>
-        <w:t xml:space="preserve">made up fish example:</w:t>
+        <w:t xml:space="preserve">This activity demonstrates key concepts in experimental design using a made up fish example:</w:t>
       </w:r>
     </w:p>
     <w:p>
@@ -141,13 +135,7 @@
         <w:pStyle w:val="FirstParagraph"/>
       </w:pPr>
       <w:r>
-        <w:t xml:space="preserve">We’ll study fish mass above and below waterfalls across multiple</w:t>
-      </w:r>
-      <w:r>
-        <w:t xml:space="preserve"> </w:t>
-      </w:r>
-      <w:r>
-        <w:t xml:space="preserve">streams.</w:t>
+        <w:t xml:space="preserve">We’ll study fish mass above and below waterfalls across multiple streams.</w:t>
       </w:r>
     </w:p>
     <w:bookmarkEnd w:id="9"/>

--- a/docs/activities/lecture_08/08_class_activity.docx
+++ b/docs/activities/lecture_08/08_class_activity.docx
@@ -377,7 +377,7 @@
   <w:docDefaults>
     <w:rPrDefault>
       <w:rPr>
-        <w:rFonts w:ascii="Arial" w:cs="Times New Roman (Body CS)" w:eastAsiaTheme="minorHAnsi" w:hAnsi="Arial"/>
+        <w:rFonts w:ascii="Calibri" w:cs="Calibri" w:eastAsia="Calibri" w:hAnsi="Calibri"/>
         <w:kern w:val="2"/>
         <w:sz w:val="24"/>
         <w:szCs w:val="24"/>
@@ -786,7 +786,7 @@
     <w:rPr>
       <w:rFonts w:asciiTheme="majorHAnsi" w:cstheme="majorBidi" w:eastAsiaTheme="majorEastAsia" w:hAnsiTheme="majorHAnsi"/>
       <w:b/>
-      <w:color w:themeColor="accent1" w:themeShade="BF" w:val="0F4761"/>
+      <w:color w:val="002147"/>
       <w:sz w:val="28"/>
       <w:szCs w:val="40"/>
     </w:rPr>
@@ -809,7 +809,7 @@
     </w:pPr>
     <w:rPr>
       <w:rFonts w:asciiTheme="majorHAnsi" w:cstheme="majorBidi" w:eastAsiaTheme="majorEastAsia" w:hAnsiTheme="majorHAnsi"/>
-      <w:color w:themeColor="accent1" w:themeShade="BF" w:val="0F4761"/>
+      <w:color w:val="002147"/>
       <w:szCs w:val="32"/>
     </w:rPr>
   </w:style>
@@ -830,7 +830,7 @@
     </w:pPr>
     <w:rPr>
       <w:rFonts w:asciiTheme="minorHAnsi" w:cstheme="majorBidi" w:eastAsiaTheme="majorEastAsia" w:hAnsiTheme="minorHAnsi"/>
-      <w:color w:themeColor="accent1" w:themeShade="BF" w:val="0F4761"/>
+      <w:color w:val="002147"/>
       <w:sz w:val="22"/>
       <w:szCs w:val="28"/>
     </w:rPr>
@@ -854,7 +854,7 @@
     <w:rPr>
       <w:rFonts w:asciiTheme="minorHAnsi" w:cstheme="majorBidi" w:eastAsiaTheme="majorEastAsia" w:hAnsiTheme="minorHAnsi"/>
       <w:iCs/>
-      <w:color w:themeColor="accent1" w:themeShade="BF" w:val="0F4761"/>
+      <w:color w:val="002147"/>
     </w:rPr>
   </w:style>
   <w:style w:styleId="Heading5" w:type="paragraph">
@@ -875,7 +875,7 @@
     </w:pPr>
     <w:rPr>
       <w:rFonts w:asciiTheme="minorHAnsi" w:cstheme="majorBidi" w:eastAsiaTheme="majorEastAsia" w:hAnsiTheme="minorHAnsi"/>
-      <w:color w:themeColor="accent1" w:themeShade="BF" w:val="0F4761"/>
+      <w:color w:val="002147"/>
     </w:rPr>
   </w:style>
   <w:style w:styleId="Heading6" w:type="paragraph">
@@ -999,7 +999,7 @@
     <w:rPr>
       <w:rFonts w:asciiTheme="majorHAnsi" w:cstheme="majorBidi" w:eastAsiaTheme="majorEastAsia" w:hAnsiTheme="majorHAnsi"/>
       <w:b/>
-      <w:color w:themeColor="accent1" w:themeShade="BF" w:val="0F4761"/>
+      <w:color w:val="002147"/>
       <w:sz w:val="28"/>
       <w:szCs w:val="40"/>
     </w:rPr>
@@ -1013,7 +1013,7 @@
     <w:rsid w:val="00846576"/>
     <w:rPr>
       <w:rFonts w:asciiTheme="majorHAnsi" w:cstheme="majorBidi" w:eastAsiaTheme="majorEastAsia" w:hAnsiTheme="majorHAnsi"/>
-      <w:color w:themeColor="accent1" w:themeShade="BF" w:val="0F4761"/>
+      <w:color w:val="002147"/>
       <w:szCs w:val="32"/>
     </w:rPr>
   </w:style>
@@ -1025,7 +1025,7 @@
     <w:rsid w:val="00846576"/>
     <w:rPr>
       <w:rFonts w:asciiTheme="minorHAnsi" w:cstheme="majorBidi" w:eastAsiaTheme="majorEastAsia" w:hAnsiTheme="minorHAnsi"/>
-      <w:color w:themeColor="accent1" w:themeShade="BF" w:val="0F4761"/>
+      <w:color w:val="002147"/>
       <w:sz w:val="22"/>
       <w:szCs w:val="28"/>
     </w:rPr>
@@ -1040,7 +1040,7 @@
     <w:rPr>
       <w:rFonts w:asciiTheme="minorHAnsi" w:cstheme="majorBidi" w:eastAsiaTheme="majorEastAsia" w:hAnsiTheme="minorHAnsi"/>
       <w:iCs/>
-      <w:color w:themeColor="accent1" w:themeShade="BF" w:val="0F4761"/>
+      <w:color w:val="002147"/>
     </w:rPr>
   </w:style>
   <w:style w:customStyle="1" w:styleId="Heading5Char" w:type="character">
@@ -1052,7 +1052,7 @@
     <w:rsid w:val="00AF5CF1"/>
     <w:rPr>
       <w:rFonts w:asciiTheme="minorHAnsi" w:cstheme="majorBidi" w:eastAsiaTheme="majorEastAsia" w:hAnsiTheme="minorHAnsi"/>
-      <w:color w:themeColor="accent1" w:themeShade="BF" w:val="0F4761"/>
+      <w:color w:val="002147"/>
     </w:rPr>
   </w:style>
   <w:style w:customStyle="1" w:styleId="Heading6Char" w:type="character">
@@ -1226,7 +1226,7 @@
     <w:rPr>
       <w:i/>
       <w:iCs/>
-      <w:color w:themeColor="accent1" w:themeShade="BF" w:val="0F4761"/>
+      <w:color w:val="002147"/>
     </w:rPr>
   </w:style>
   <w:style w:styleId="IntenseQuote" w:type="paragraph">
@@ -1239,8 +1239,8 @@
     <w:rsid w:val="00AF5CF1"/>
     <w:pPr>
       <w:pBdr>
-        <w:top w:color="0F4761" w:space="10" w:sz="4" w:themeColor="accent1" w:themeShade="BF" w:val="single"/>
-        <w:bottom w:color="0F4761" w:space="10" w:sz="4" w:themeColor="accent1" w:themeShade="BF" w:val="single"/>
+        <w:top w:color="002147" w:space="10" w:sz="4" w:val="single"/>
+        <w:bottom w:color="002147" w:space="10" w:sz="4" w:val="single"/>
       </w:pBdr>
       <w:spacing w:after="360" w:before="360"/>
       <w:ind w:left="864" w:right="864"/>
@@ -1249,7 +1249,7 @@
     <w:rPr>
       <w:i/>
       <w:iCs/>
-      <w:color w:themeColor="accent1" w:themeShade="BF" w:val="0F4761"/>
+      <w:color w:val="002147"/>
     </w:rPr>
   </w:style>
   <w:style w:customStyle="1" w:styleId="IntenseQuoteChar" w:type="character">
@@ -1261,7 +1261,7 @@
     <w:rPr>
       <w:i/>
       <w:iCs/>
-      <w:color w:themeColor="accent1" w:themeShade="BF" w:val="0F4761"/>
+      <w:color w:val="002147"/>
     </w:rPr>
   </w:style>
   <w:style w:styleId="IntenseReference" w:type="character">
@@ -1274,7 +1274,7 @@
       <w:b/>
       <w:bCs/>
       <w:smallCaps/>
-      <w:color w:themeColor="accent1" w:themeShade="BF" w:val="0F4761"/>
+      <w:color w:val="002147"/>
       <w:spacing w:val="5"/>
     </w:rPr>
   </w:style>

--- a/docs/activities/lecture_08/08_class_activity.docx
+++ b/docs/activities/lecture_08/08_class_activity.docx
@@ -7,7 +7,15 @@
         <w:pStyle w:val="Title"/>
       </w:pPr>
       <w:r>
-        <w:t xml:space="preserve">08_Class_Activity</w:t>
+        <w:t xml:space="preserve">Lecture 08 — Your Final Project Starts Now</w:t>
+      </w:r>
+    </w:p>
+    <w:p>
+      <w:pPr>
+        <w:pStyle w:val="Subtitle"/>
+      </w:pPr>
+      <w:r>
+        <w:t xml:space="preserve">Finding real data, asking a real question, and building toward a real answer</w:t>
       </w:r>
     </w:p>
     <w:p>
@@ -18,22 +26,650 @@
         <w:t xml:space="preserve">Bill Perry</w:t>
       </w:r>
     </w:p>
-    <w:bookmarkStart w:id="10" w:name="X0c5fccd482edf0c5d2629dbcbbafa0d59b20401"/>
+    <w:p>
+      <w:pPr>
+        <w:pStyle w:val="Date"/>
+      </w:pPr>
+      <w:r>
+        <w:t xml:space="preserve">2026-06-30</w:t>
+      </w:r>
+    </w:p>
+    <w:bookmarkStart w:id="12" w:name="where-we-left-off-lecture-07"/>
     <w:p>
       <w:pPr>
         <w:pStyle w:val="Heading1"/>
       </w:pPr>
       <w:r>
-        <w:t xml:space="preserve">In class activity 8: Study Design and Power Analysis</w:t>
-      </w:r>
-    </w:p>
-    <w:bookmarkStart w:id="9" w:name="introduction"/>
-    <w:p>
-      <w:pPr>
-        <w:pStyle w:val="Heading2"/>
-      </w:pPr>
-      <w:r>
-        <w:t xml:space="preserve">Introduction</w:t>
+        <w:t xml:space="preserve">Where We Left Off (Lecture 07)</w:t>
+      </w:r>
+    </w:p>
+    <w:p>
+      <w:pPr>
+        <w:pStyle w:val="Compact"/>
+        <w:numPr>
+          <w:ilvl w:val="0"/>
+          <w:numId w:val="1001"/>
+        </w:numPr>
+      </w:pPr>
+      <w:r>
+        <w:rPr>
+          <w:rStyle w:val="VerbatimChar"/>
+          <w:b/>
+          <w:bCs/>
+        </w:rPr>
+        <w:t xml:space="preserve">pivot_longer()</w:t>
+      </w:r>
+      <w:r>
+        <w:t xml:space="preserve"> </w:t>
+      </w:r>
+      <w:r>
+        <w:t xml:space="preserve">— collapsed a 53-column wide file into tidy long data R can actually work with</w:t>
+      </w:r>
+    </w:p>
+    <w:p>
+      <w:pPr>
+        <w:pStyle w:val="Compact"/>
+        <w:numPr>
+          <w:ilvl w:val="0"/>
+          <w:numId w:val="1001"/>
+        </w:numPr>
+      </w:pPr>
+      <w:r>
+        <w:rPr>
+          <w:rStyle w:val="VerbatimChar"/>
+          <w:b/>
+          <w:bCs/>
+        </w:rPr>
+        <w:t xml:space="preserve">pivot_wider()</w:t>
+      </w:r>
+      <w:r>
+        <w:t xml:space="preserve"> </w:t>
+      </w:r>
+      <w:r>
+        <w:t xml:space="preserve">— turned long data back into a human-readable summary table</w:t>
+      </w:r>
+    </w:p>
+    <w:p>
+      <w:pPr>
+        <w:pStyle w:val="Compact"/>
+        <w:numPr>
+          <w:ilvl w:val="0"/>
+          <w:numId w:val="1001"/>
+        </w:numPr>
+      </w:pPr>
+      <w:r>
+        <w:rPr>
+          <w:b/>
+          <w:bCs/>
+        </w:rPr>
+        <w:t xml:space="preserve">Date wrangling</w:t>
+      </w:r>
+      <w:r>
+        <w:t xml:space="preserve"> </w:t>
+      </w:r>
+      <w:r>
+        <w:t xml:space="preserve">— ice seasons cross the new year;</w:t>
+      </w:r>
+      <w:r>
+        <w:t xml:space="preserve"> </w:t>
+      </w:r>
+      <w:r>
+        <w:rPr>
+          <w:rStyle w:val="VerbatimChar"/>
+        </w:rPr>
+        <w:t xml:space="preserve">if_else()</w:t>
+      </w:r>
+      <w:r>
+        <w:t xml:space="preserve"> </w:t>
+      </w:r>
+      <w:r>
+        <w:t xml:space="preserve">+</w:t>
+      </w:r>
+      <w:r>
+        <w:t xml:space="preserve"> </w:t>
+      </w:r>
+      <w:r>
+        <w:rPr>
+          <w:rStyle w:val="VerbatimChar"/>
+        </w:rPr>
+        <w:t xml:space="preserve">ymd()</w:t>
+      </w:r>
+      <w:r>
+        <w:t xml:space="preserve"> </w:t>
+      </w:r>
+      <w:r>
+        <w:t xml:space="preserve">fixed the calendar</w:t>
+      </w:r>
+    </w:p>
+    <w:p>
+      <w:pPr>
+        <w:pStyle w:val="Compact"/>
+        <w:numPr>
+          <w:ilvl w:val="0"/>
+          <w:numId w:val="1001"/>
+        </w:numPr>
+      </w:pPr>
+      <w:r>
+        <w:rPr>
+          <w:rStyle w:val="VerbatimChar"/>
+          <w:b/>
+          <w:bCs/>
+        </w:rPr>
+        <w:t xml:space="preserve">slice_max()</w:t>
+      </w:r>
+      <w:r>
+        <w:t xml:space="preserve"> </w:t>
+      </w:r>
+      <w:r>
+        <w:t xml:space="preserve">— pulled the peak ice-cover day from each year</w:t>
+      </w:r>
+    </w:p>
+    <w:p>
+      <w:pPr>
+        <w:pStyle w:val="Compact"/>
+        <w:numPr>
+          <w:ilvl w:val="0"/>
+          <w:numId w:val="1001"/>
+        </w:numPr>
+      </w:pPr>
+      <w:r>
+        <w:rPr>
+          <w:rStyle w:val="VerbatimChar"/>
+          <w:b/>
+          <w:bCs/>
+        </w:rPr>
+        <w:t xml:space="preserve">lm()</w:t>
+      </w:r>
+      <w:r>
+        <w:t xml:space="preserve"> </w:t>
+      </w:r>
+      <w:r>
+        <w:t xml:space="preserve">again — modeled whether annual maximum ice cover on Lake Superior is declining</w:t>
+      </w:r>
+    </w:p>
+    <w:tbl>
+      <w:tblPr>
+        <w:tblStyle w:val="Table"/>
+        <w:tblLook w:firstRow="0" w:lastRow="0" w:firstColumn="0" w:lastColumn="0" w:noHBand="0" w:noVBand="0" w:val="0000"/>
+        <w:tblBorders>
+          <w:top w:val="single" w:sz="4" w:space="0" w:color="0758E5"/>
+          <w:left w:val="single" w:sz="24" w:space="0" w:color="0758E5"/>
+          <w:bottom w:val="single" w:sz="4" w:space="0" w:color="0758E5"/>
+          <w:right w:val="single" w:sz="4" w:space="0" w:color="0758E5"/>
+        </w:tblBorders>
+        <w:tblCellMar>
+          <w:left w:w="144" w:type="dxa"/>
+          <w:right w:w="144" w:type="dxa"/>
+        </w:tblCellMar>
+        <w:tblLook w:firstRow="0" w:lastRow="0" w:firstColumn="0" w:lastColumn="0" w:noHBand="0" w:noVBand="0" w:val="0000"/>
+      </w:tblPr>
+      <w:tr>
+        <w:trPr>
+          <w:cantSplit/>
+        </w:trPr>
+        <w:tc>
+          <w:tcPr>
+            <w:shd w:color="auto" w:fill="dae6fb" w:val="clear"/>
+            <w:tcMar>
+              <w:top w:w="92" w:type="dxa"/>
+              <w:bottom w:w="92" w:type="dxa"/>
+            </w:tcMar>
+          </w:tcPr>
+          <w:p>
+            <w:pPr>
+              <w:pStyle w:val="FirstParagraph"/>
+            </w:pPr>
+            <w:pPr>
+              <w:spacing w:before="0" w:after="0"/>
+              <w:textAlignment w:val="center"/>
+            </w:pPr>
+            <w:r>
+              <w:drawing>
+                <wp:inline>
+                  <wp:extent cx="152400" cy="152400"/>
+                  <wp:effectExtent b="0" l="0" r="0" t="0"/>
+                  <wp:docPr descr="" title="" id="10" name="Picture"/>
+                  <a:graphic>
+                    <a:graphicData uri="http://schemas.openxmlformats.org/drawingml/2006/picture">
+                      <pic:pic>
+                        <pic:nvPicPr>
+                          <pic:cNvPr descr="/Applications/quarto/share/formats/docx/note.png" id="11" name="Picture"/>
+                          <pic:cNvPicPr>
+                            <a:picLocks noChangeArrowheads="1" noChangeAspect="1"/>
+                          </pic:cNvPicPr>
+                        </pic:nvPicPr>
+                        <pic:blipFill>
+                          <a:blip r:embed="rId9"/>
+                          <a:stretch>
+                            <a:fillRect/>
+                          </a:stretch>
+                        </pic:blipFill>
+                        <pic:spPr bwMode="auto">
+                          <a:xfrm>
+                            <a:off x="0" y="0"/>
+                            <a:ext cx="152400" cy="152400"/>
+                          </a:xfrm>
+                          <a:prstGeom prst="rect">
+                            <a:avLst/>
+                          </a:prstGeom>
+                          <a:noFill/>
+                          <a:ln w="9525">
+                            <a:noFill/>
+                            <a:headEnd/>
+                            <a:tailEnd/>
+                          </a:ln>
+                        </pic:spPr>
+                      </pic:pic>
+                    </a:graphicData>
+                  </a:graphic>
+                </wp:inline>
+              </w:drawing>
+            </w:r>
+            <w:r>
+              <w:t xml:space="preserve"> </w:t>
+            </w:r>
+            <w:r>
+              <w:t xml:space="preserve"> </w:t>
+            </w:r>
+            <w:r>
+              <w:t xml:space="preserve">Note</w:t>
+            </w:r>
+          </w:p>
+        </w:tc>
+      </w:tr>
+      <w:tr>
+        <w:trPr>
+          <w:cantSplit/>
+        </w:trPr>
+        <w:tc>
+          <w:tcPr>
+            <w:tcMar>
+              <w:top w:w="108" w:type="dxa"/>
+              <w:bottom w:w="108" w:type="dxa"/>
+            </w:tcMar>
+          </w:tcPr>
+          <w:p>
+            <w:pPr>
+              <w:pStyle w:val="BodyText"/>
+            </w:pPr>
+            <w:pPr>
+              <w:spacing w:before="16"/>
+            </w:pPr>
+            <w:r>
+              <w:rPr>
+                <w:b/>
+                <w:bCs/>
+              </w:rPr>
+              <w:t xml:space="preserve">✅ Transition</w:t>
+            </w:r>
+          </w:p>
+          <w:p>
+            <w:pPr>
+              <w:pStyle w:val="BodyText"/>
+            </w:pPr>
+            <w:r>
+              <w:t xml:space="preserve">Every dataset we’ve used so far — leaf morphology, Cisco fish, Duluth weather, Lake Superior ice — was handed to you.</w:t>
+            </w:r>
+          </w:p>
+          <w:p>
+            <w:pPr>
+              <w:pStyle w:val="BodyText"/>
+            </w:pPr>
+            <w:pPr>
+              <w:spacing w:after="16"/>
+            </w:pPr>
+            <w:r>
+              <w:rPr>
+                <w:b/>
+                <w:bCs/>
+              </w:rPr>
+              <w:t xml:space="preserve">Today you start finding your own! That you will clean and analyze!</w:t>
+            </w:r>
+          </w:p>
+          <w:p/>
+        </w:tc>
+      </w:tr>
+    </w:tbl>
+    <w:bookmarkEnd w:id="12"/>
+    <w:bookmarkStart w:id="17" w:name="goals-for-today"/>
+    <w:p>
+      <w:pPr>
+        <w:pStyle w:val="Heading1"/>
+      </w:pPr>
+      <w:r>
+        <w:t xml:space="preserve">Goals for Today</w:t>
+      </w:r>
+    </w:p>
+    <w:p>
+      <w:pPr>
+        <w:pStyle w:val="Compact"/>
+        <w:numPr>
+          <w:ilvl w:val="0"/>
+          <w:numId w:val="1002"/>
+        </w:numPr>
+      </w:pPr>
+      <w:r>
+        <w:t xml:space="preserve">Understand what makes a</w:t>
+      </w:r>
+      <w:r>
+        <w:t xml:space="preserve"> </w:t>
+      </w:r>
+      <w:r>
+        <w:rPr>
+          <w:b/>
+          <w:bCs/>
+        </w:rPr>
+        <w:t xml:space="preserve">good final project dataset</w:t>
+      </w:r>
+      <w:r>
+        <w:t xml:space="preserve"> </w:t>
+      </w:r>
+      <w:r>
+        <w:t xml:space="preserve">and question</w:t>
+      </w:r>
+    </w:p>
+    <w:p>
+      <w:pPr>
+        <w:pStyle w:val="Compact"/>
+        <w:numPr>
+          <w:ilvl w:val="0"/>
+          <w:numId w:val="1002"/>
+        </w:numPr>
+      </w:pPr>
+      <w:r>
+        <w:t xml:space="preserve">See a gallery of data sources — serious ecology/science</w:t>
+      </w:r>
+      <w:r>
+        <w:t xml:space="preserve"> </w:t>
+      </w:r>
+      <w:r>
+        <w:rPr>
+          <w:b/>
+          <w:bCs/>
+        </w:rPr>
+        <w:t xml:space="preserve">and</w:t>
+      </w:r>
+      <w:r>
+        <w:t xml:space="preserve"> </w:t>
+      </w:r>
+      <w:r>
+        <w:t xml:space="preserve">fun cryptid options</w:t>
+      </w:r>
+    </w:p>
+    <w:p>
+      <w:pPr>
+        <w:pStyle w:val="Compact"/>
+        <w:numPr>
+          <w:ilvl w:val="0"/>
+          <w:numId w:val="1002"/>
+        </w:numPr>
+      </w:pPr>
+      <w:r>
+        <w:t xml:space="preserve">Learn the</w:t>
+      </w:r>
+      <w:r>
+        <w:t xml:space="preserve"> </w:t>
+      </w:r>
+      <w:r>
+        <w:rPr>
+          <w:b/>
+          <w:bCs/>
+        </w:rPr>
+        <w:t xml:space="preserve">project milestone structure</w:t>
+      </w:r>
+      <w:r>
+        <w:t xml:space="preserve"> </w:t>
+      </w:r>
+      <w:r>
+        <w:t xml:space="preserve">— five deliverables spread over the next five weeks</w:t>
+      </w:r>
+    </w:p>
+    <w:p>
+      <w:pPr>
+        <w:pStyle w:val="Compact"/>
+        <w:numPr>
+          <w:ilvl w:val="0"/>
+          <w:numId w:val="1002"/>
+        </w:numPr>
+      </w:pPr>
+      <w:r>
+        <w:t xml:space="preserve">Understand what each milestone requires before you submit</w:t>
+      </w:r>
+    </w:p>
+    <w:p>
+      <w:pPr>
+        <w:pStyle w:val="Compact"/>
+        <w:numPr>
+          <w:ilvl w:val="0"/>
+          <w:numId w:val="1002"/>
+        </w:numPr>
+      </w:pPr>
+      <w:r>
+        <w:t xml:space="preserve">Leave today with at least</w:t>
+      </w:r>
+      <w:r>
+        <w:t xml:space="preserve"> </w:t>
+      </w:r>
+      <w:r>
+        <w:rPr>
+          <w:b/>
+          <w:bCs/>
+        </w:rPr>
+        <w:t xml:space="preserve">three dataset candidates</w:t>
+      </w:r>
+      <w:r>
+        <w:t xml:space="preserve"> </w:t>
+      </w:r>
+      <w:r>
+        <w:t xml:space="preserve">in mind</w:t>
+      </w:r>
+    </w:p>
+    <w:tbl>
+      <w:tblPr>
+        <w:tblStyle w:val="Table"/>
+        <w:tblLook w:firstRow="0" w:lastRow="0" w:firstColumn="0" w:lastColumn="0" w:noHBand="0" w:noVBand="0" w:val="0000"/>
+        <w:tblBorders>
+          <w:top w:val="single" w:sz="4" w:space="0" w:color="00A047"/>
+          <w:left w:val="single" w:sz="24" w:space="0" w:color="00A047"/>
+          <w:bottom w:val="single" w:sz="4" w:space="0" w:color="00A047"/>
+          <w:right w:val="single" w:sz="4" w:space="0" w:color="00A047"/>
+        </w:tblBorders>
+        <w:tblCellMar>
+          <w:left w:w="144" w:type="dxa"/>
+          <w:right w:w="144" w:type="dxa"/>
+        </w:tblCellMar>
+        <w:tblLook w:firstRow="0" w:lastRow="0" w:firstColumn="0" w:lastColumn="0" w:noHBand="0" w:noVBand="0" w:val="0000"/>
+      </w:tblPr>
+      <w:tr>
+        <w:trPr>
+          <w:cantSplit/>
+        </w:trPr>
+        <w:tc>
+          <w:tcPr>
+            <w:shd w:color="auto" w:fill="ccf1e3" w:val="clear"/>
+            <w:tcMar>
+              <w:top w:w="92" w:type="dxa"/>
+              <w:bottom w:w="92" w:type="dxa"/>
+            </w:tcMar>
+          </w:tcPr>
+          <w:p>
+            <w:pPr>
+              <w:pStyle w:val="FirstParagraph"/>
+            </w:pPr>
+            <w:pPr>
+              <w:spacing w:before="0" w:after="0"/>
+              <w:textAlignment w:val="center"/>
+            </w:pPr>
+            <w:r>
+              <w:drawing>
+                <wp:inline>
+                  <wp:extent cx="152400" cy="152400"/>
+                  <wp:effectExtent b="0" l="0" r="0" t="0"/>
+                  <wp:docPr descr="" title="" id="14" name="Picture"/>
+                  <a:graphic>
+                    <a:graphicData uri="http://schemas.openxmlformats.org/drawingml/2006/picture">
+                      <pic:pic>
+                        <pic:nvPicPr>
+                          <pic:cNvPr descr="/Applications/quarto/share/formats/docx/tip.png" id="15" name="Picture"/>
+                          <pic:cNvPicPr>
+                            <a:picLocks noChangeArrowheads="1" noChangeAspect="1"/>
+                          </pic:cNvPicPr>
+                        </pic:nvPicPr>
+                        <pic:blipFill>
+                          <a:blip r:embed="rId13"/>
+                          <a:stretch>
+                            <a:fillRect/>
+                          </a:stretch>
+                        </pic:blipFill>
+                        <pic:spPr bwMode="auto">
+                          <a:xfrm>
+                            <a:off x="0" y="0"/>
+                            <a:ext cx="152400" cy="152400"/>
+                          </a:xfrm>
+                          <a:prstGeom prst="rect">
+                            <a:avLst/>
+                          </a:prstGeom>
+                          <a:noFill/>
+                          <a:ln w="9525">
+                            <a:noFill/>
+                            <a:headEnd/>
+                            <a:tailEnd/>
+                          </a:ln>
+                        </pic:spPr>
+                      </pic:pic>
+                    </a:graphicData>
+                  </a:graphic>
+                </wp:inline>
+              </w:drawing>
+            </w:r>
+            <w:r>
+              <w:t xml:space="preserve"> </w:t>
+            </w:r>
+            <w:r>
+              <w:t xml:space="preserve"> </w:t>
+            </w:r>
+            <w:r>
+              <w:t xml:space="preserve">Tip</w:t>
+            </w:r>
+          </w:p>
+        </w:tc>
+      </w:tr>
+      <w:tr>
+        <w:trPr>
+          <w:cantSplit/>
+        </w:trPr>
+        <w:tc>
+          <w:tcPr>
+            <w:tcMar>
+              <w:top w:w="108" w:type="dxa"/>
+              <w:bottom w:w="108" w:type="dxa"/>
+            </w:tcMar>
+          </w:tcPr>
+          <w:p>
+            <w:pPr>
+              <w:pStyle w:val="BodyText"/>
+            </w:pPr>
+            <w:pPr>
+              <w:spacing w:before="16"/>
+            </w:pPr>
+            <w:r>
+              <w:rPr>
+                <w:b/>
+                <w:bCs/>
+              </w:rPr>
+              <w:t xml:space="preserve">🖐 Today’s action</w:t>
+            </w:r>
+          </w:p>
+          <w:p>
+            <w:pPr>
+              <w:pStyle w:val="BodyText"/>
+            </w:pPr>
+            <w:pPr>
+              <w:spacing w:after="16"/>
+            </w:pPr>
+            <w:r>
+              <w:t xml:space="preserve">Before you leave, write down one dataset you’re seriously considering and the question you’d ask with it.</w:t>
+            </w:r>
+          </w:p>
+          <w:p/>
+        </w:tc>
+      </w:tr>
+    </w:tbl>
+    <w:p>
+      <w:pPr>
+        <w:pStyle w:val="BodyText"/>
+      </w:pPr>
+      <w:r>
+        <w:rPr>
+          <w:b/>
+          <w:bCs/>
+        </w:rPr>
+        <w:t xml:space="preserve">No new R code today.</w:t>
+      </w:r>
+    </w:p>
+    <w:p>
+      <w:pPr>
+        <w:pStyle w:val="BodyText"/>
+      </w:pPr>
+      <w:r>
+        <w:t xml:space="preserve">This lecture is about</w:t>
+      </w:r>
+      <w:r>
+        <w:t xml:space="preserve"> </w:t>
+      </w:r>
+      <w:r>
+        <w:rPr>
+          <w:i/>
+          <w:iCs/>
+        </w:rPr>
+        <w:t xml:space="preserve">thinking like a data scientist</w:t>
+      </w:r>
+      <w:r>
+        <w:t xml:space="preserve"> </w:t>
+      </w:r>
+      <w:r>
+        <w:t xml:space="preserve">— asking a question first, then finding the data that can answer it.</w:t>
+      </w:r>
+    </w:p>
+    <w:p>
+      <w:pPr>
+        <w:pStyle w:val="BodyText"/>
+      </w:pPr>
+      <w:r>
+        <w:t xml:space="preserve">📖 R4DS Ch. 1 —</w:t>
+      </w:r>
+      <w:r>
+        <w:t xml:space="preserve"> </w:t>
+      </w:r>
+      <w:hyperlink r:id="rId16">
+        <w:r>
+          <w:rPr>
+            <w:rStyle w:val="Hyperlink"/>
+          </w:rPr>
+          <w:t xml:space="preserve">The whole game</w:t>
+        </w:r>
+      </w:hyperlink>
+    </w:p>
+    <w:p>
+      <w:pPr>
+        <w:pStyle w:val="BlockText"/>
+      </w:pPr>
+      <w:r>
+        <w:rPr>
+          <w:i/>
+          <w:iCs/>
+        </w:rPr>
+        <w:t xml:space="preserve">“The best dataset is the one you can’t stop thinking about.”</w:t>
+      </w:r>
+    </w:p>
+    <w:bookmarkEnd w:id="17"/>
+    <w:bookmarkStart w:id="18" w:name="what-is-the-final-project"/>
+    <w:p>
+      <w:pPr>
+        <w:pStyle w:val="Heading1"/>
+      </w:pPr>
+      <w:r>
+        <w:t xml:space="preserve">What Is the Final Project?</w:t>
       </w:r>
     </w:p>
     <w:p>
@@ -41,93 +677,173 @@
         <w:pStyle w:val="FirstParagraph"/>
       </w:pPr>
       <w:r>
-        <w:t xml:space="preserve">This activity demonstrates key concepts in experimental design using a made up fish example:</w:t>
-      </w:r>
-    </w:p>
-    <w:p>
-      <w:pPr>
-        <w:pStyle w:val="Compact"/>
-        <w:numPr>
-          <w:ilvl w:val="0"/>
-          <w:numId w:val="1001"/>
-        </w:numPr>
-      </w:pPr>
-      <w:r>
-        <w:rPr>
-          <w:b/>
-          <w:bCs/>
-        </w:rPr>
-        <w:t xml:space="preserve">Formulating research questions</w:t>
-      </w:r>
-    </w:p>
-    <w:p>
-      <w:pPr>
-        <w:pStyle w:val="Compact"/>
-        <w:numPr>
-          <w:ilvl w:val="0"/>
-          <w:numId w:val="1001"/>
-        </w:numPr>
-      </w:pPr>
-      <w:r>
-        <w:rPr>
-          <w:b/>
-          <w:bCs/>
-        </w:rPr>
-        <w:t xml:space="preserve">Understanding study designs</w:t>
-      </w:r>
-    </w:p>
-    <w:p>
-      <w:pPr>
-        <w:pStyle w:val="Compact"/>
-        <w:numPr>
-          <w:ilvl w:val="0"/>
-          <w:numId w:val="1001"/>
-        </w:numPr>
-      </w:pPr>
-      <w:r>
-        <w:rPr>
-          <w:b/>
-          <w:bCs/>
-        </w:rPr>
-        <w:t xml:space="preserve">Recognizing proper replication vs. pseudoreplication</w:t>
-      </w:r>
-    </w:p>
-    <w:p>
-      <w:pPr>
-        <w:pStyle w:val="Compact"/>
-        <w:numPr>
-          <w:ilvl w:val="0"/>
-          <w:numId w:val="1001"/>
-        </w:numPr>
-      </w:pPr>
-      <w:r>
-        <w:rPr>
-          <w:b/>
-          <w:bCs/>
-        </w:rPr>
-        <w:t xml:space="preserve">Conducting power analysis</w:t>
-      </w:r>
-      <w:r>
-        <w:t xml:space="preserve"> </w:t>
-      </w:r>
-      <w:r>
-        <w:t xml:space="preserve">(before and after data collection)</w:t>
-      </w:r>
-    </w:p>
-    <w:p>
-      <w:pPr>
-        <w:pStyle w:val="Compact"/>
-        <w:numPr>
-          <w:ilvl w:val="0"/>
-          <w:numId w:val="1001"/>
-        </w:numPr>
-      </w:pPr>
-      <w:r>
-        <w:rPr>
-          <w:b/>
-          <w:bCs/>
-        </w:rPr>
-        <w:t xml:space="preserve">Planning sampling strategies</w:t>
+        <w:t xml:space="preserve">Over the next five weeks you will work independently on a dataset of your choice. The final product is a</w:t>
+      </w:r>
+      <w:r>
+        <w:t xml:space="preserve"> </w:t>
+      </w:r>
+      <w:r>
+        <w:rPr>
+          <w:b/>
+          <w:bCs/>
+        </w:rPr>
+        <w:t xml:space="preserve">reproducible report</w:t>
+      </w:r>
+      <w:r>
+        <w:t xml:space="preserve"> </w:t>
+      </w:r>
+      <w:r>
+        <w:t xml:space="preserve">that includes:</w:t>
+      </w:r>
+    </w:p>
+    <w:p>
+      <w:pPr>
+        <w:pStyle w:val="Compact"/>
+        <w:numPr>
+          <w:ilvl w:val="0"/>
+          <w:numId w:val="1003"/>
+        </w:numPr>
+      </w:pPr>
+      <w:r>
+        <w:t xml:space="preserve">A clear</w:t>
+      </w:r>
+      <w:r>
+        <w:t xml:space="preserve"> </w:t>
+      </w:r>
+      <w:r>
+        <w:rPr>
+          <w:b/>
+          <w:bCs/>
+        </w:rPr>
+        <w:t xml:space="preserve">biological or scientific question</w:t>
+      </w:r>
+    </w:p>
+    <w:p>
+      <w:pPr>
+        <w:pStyle w:val="Compact"/>
+        <w:numPr>
+          <w:ilvl w:val="0"/>
+          <w:numId w:val="1003"/>
+        </w:numPr>
+      </w:pPr>
+      <w:r>
+        <w:t xml:space="preserve">Data downloaded or imported</w:t>
+      </w:r>
+      <w:r>
+        <w:t xml:space="preserve"> </w:t>
+      </w:r>
+      <w:r>
+        <w:rPr>
+          <w:b/>
+          <w:bCs/>
+        </w:rPr>
+        <w:t xml:space="preserve">in R</w:t>
+      </w:r>
+      <w:r>
+        <w:t xml:space="preserve"> </w:t>
+      </w:r>
+      <w:r>
+        <w:t xml:space="preserve">(no Excel pre-processing)</w:t>
+      </w:r>
+    </w:p>
+    <w:p>
+      <w:pPr>
+        <w:pStyle w:val="Compact"/>
+        <w:numPr>
+          <w:ilvl w:val="0"/>
+          <w:numId w:val="1003"/>
+        </w:numPr>
+      </w:pPr>
+      <w:r>
+        <w:rPr>
+          <w:b/>
+          <w:bCs/>
+        </w:rPr>
+        <w:t xml:space="preserve">Exploratory visualizations</w:t>
+      </w:r>
+      <w:r>
+        <w:t xml:space="preserve"> </w:t>
+      </w:r>
+      <w:r>
+        <w:t xml:space="preserve">— raw plots, summaries, distributions</w:t>
+      </w:r>
+    </w:p>
+    <w:p>
+      <w:pPr>
+        <w:pStyle w:val="Compact"/>
+        <w:numPr>
+          <w:ilvl w:val="0"/>
+          <w:numId w:val="1003"/>
+        </w:numPr>
+      </w:pPr>
+      <w:r>
+        <w:t xml:space="preserve">At least</w:t>
+      </w:r>
+      <w:r>
+        <w:t xml:space="preserve"> </w:t>
+      </w:r>
+      <w:r>
+        <w:rPr>
+          <w:b/>
+          <w:bCs/>
+        </w:rPr>
+        <w:t xml:space="preserve">one statistical analysis</w:t>
+      </w:r>
+      <w:r>
+        <w:t xml:space="preserve"> </w:t>
+      </w:r>
+      <w:r>
+        <w:t xml:space="preserve">appropriate to your question (regression, t-test, ANOVA, or similar)</w:t>
+      </w:r>
+    </w:p>
+    <w:p>
+      <w:pPr>
+        <w:pStyle w:val="Compact"/>
+        <w:numPr>
+          <w:ilvl w:val="0"/>
+          <w:numId w:val="1003"/>
+        </w:numPr>
+      </w:pPr>
+      <w:r>
+        <w:rPr>
+          <w:b/>
+          <w:bCs/>
+        </w:rPr>
+        <w:t xml:space="preserve">Assumption checks</w:t>
+      </w:r>
+      <w:r>
+        <w:t xml:space="preserve"> </w:t>
+      </w:r>
+      <w:r>
+        <w:t xml:space="preserve">on your statistical model</w:t>
+      </w:r>
+    </w:p>
+    <w:p>
+      <w:pPr>
+        <w:pStyle w:val="Compact"/>
+        <w:numPr>
+          <w:ilvl w:val="0"/>
+          <w:numId w:val="1003"/>
+        </w:numPr>
+      </w:pPr>
+      <w:r>
+        <w:t xml:space="preserve">A short</w:t>
+      </w:r>
+      <w:r>
+        <w:t xml:space="preserve"> </w:t>
+      </w:r>
+      <w:r>
+        <w:rPr>
+          <w:b/>
+          <w:bCs/>
+        </w:rPr>
+        <w:t xml:space="preserve">written interpretation</w:t>
+      </w:r>
+      <w:r>
+        <w:t xml:space="preserve"> </w:t>
+      </w:r>
+      <w:r>
+        <w:t xml:space="preserve">of your results</w:t>
       </w:r>
     </w:p>
     <w:p>
@@ -135,11 +851,5056 @@
         <w:pStyle w:val="FirstParagraph"/>
       </w:pPr>
       <w:r>
-        <w:t xml:space="preserve">We’ll study fish mass above and below waterfalls across multiple streams.</w:t>
-      </w:r>
-    </w:p>
-    <w:bookmarkEnd w:id="9"/>
-    <w:bookmarkEnd w:id="10"/>
+        <w:t xml:space="preserve">This is exactly the workflow you’ve been building all semester — applied to something</w:t>
+      </w:r>
+      <w:r>
+        <w:t xml:space="preserve"> </w:t>
+      </w:r>
+      <w:r>
+        <w:rPr>
+          <w:i/>
+          <w:iCs/>
+        </w:rPr>
+        <w:t xml:space="preserve">you</w:t>
+      </w:r>
+      <w:r>
+        <w:t xml:space="preserve"> </w:t>
+      </w:r>
+      <w:r>
+        <w:t xml:space="preserve">care about.</w:t>
+      </w:r>
+    </w:p>
+    <w:p>
+      <w:pPr>
+        <w:pStyle w:val="BodyText"/>
+      </w:pPr>
+      <w:r>
+        <w:rPr>
+          <w:b/>
+          <w:bCs/>
+        </w:rPr>
+        <w:t xml:space="preserve">What you are NOT required to do:</w:t>
+      </w:r>
+    </w:p>
+    <w:p>
+      <w:pPr>
+        <w:pStyle w:val="Compact"/>
+        <w:numPr>
+          <w:ilvl w:val="0"/>
+          <w:numId w:val="1004"/>
+        </w:numPr>
+      </w:pPr>
+      <w:r>
+        <w:t xml:space="preserve">Find a perfect, spotless dataset (messy is fine — cleaning is a skill)</w:t>
+      </w:r>
+    </w:p>
+    <w:p>
+      <w:pPr>
+        <w:pStyle w:val="Compact"/>
+        <w:numPr>
+          <w:ilvl w:val="0"/>
+          <w:numId w:val="1004"/>
+        </w:numPr>
+      </w:pPr>
+      <w:r>
+        <w:t xml:space="preserve">Do something that no one has done before - no example data and code examples</w:t>
+      </w:r>
+    </w:p>
+    <w:p>
+      <w:pPr>
+        <w:pStyle w:val="Compact"/>
+        <w:numPr>
+          <w:ilvl w:val="0"/>
+          <w:numId w:val="1004"/>
+        </w:numPr>
+      </w:pPr>
+      <w:r>
+        <w:t xml:space="preserve">Use more than one analysis method</w:t>
+      </w:r>
+    </w:p>
+    <w:p>
+      <w:pPr>
+        <w:pStyle w:val="FirstParagraph"/>
+      </w:pPr>
+      <w:r>
+        <w:rPr>
+          <w:b/>
+          <w:bCs/>
+        </w:rPr>
+        <w:t xml:space="preserve">What you ARE required to do:</w:t>
+      </w:r>
+    </w:p>
+    <w:p>
+      <w:pPr>
+        <w:pStyle w:val="Compact"/>
+        <w:numPr>
+          <w:ilvl w:val="0"/>
+          <w:numId w:val="1005"/>
+        </w:numPr>
+      </w:pPr>
+      <w:r>
+        <w:t xml:space="preserve">Have a dataset with at least</w:t>
+      </w:r>
+      <w:r>
+        <w:t xml:space="preserve"> </w:t>
+      </w:r>
+      <w:r>
+        <w:rPr>
+          <w:b/>
+          <w:bCs/>
+        </w:rPr>
+        <w:t xml:space="preserve">50 rows</w:t>
+      </w:r>
+      <w:r>
+        <w:t xml:space="preserve"> </w:t>
+      </w:r>
+      <w:r>
+        <w:t xml:space="preserve">and at least</w:t>
+      </w:r>
+      <w:r>
+        <w:t xml:space="preserve"> </w:t>
+      </w:r>
+      <w:r>
+        <w:rPr>
+          <w:b/>
+          <w:bCs/>
+        </w:rPr>
+        <w:t xml:space="preserve">3 variables</w:t>
+      </w:r>
+    </w:p>
+    <w:p>
+      <w:pPr>
+        <w:pStyle w:val="Compact"/>
+        <w:numPr>
+          <w:ilvl w:val="0"/>
+          <w:numId w:val="1005"/>
+        </w:numPr>
+      </w:pPr>
+      <w:r>
+        <w:t xml:space="preserve">Be able to state your hypothesis as H₀ and Hₐ before you analyze</w:t>
+      </w:r>
+    </w:p>
+    <w:p>
+      <w:pPr>
+        <w:pStyle w:val="Compact"/>
+        <w:numPr>
+          <w:ilvl w:val="0"/>
+          <w:numId w:val="1005"/>
+        </w:numPr>
+      </w:pPr>
+      <w:r>
+        <w:t xml:space="preserve">Submit every milestone on time — partial credit only if submitted</w:t>
+      </w:r>
+    </w:p>
+    <w:bookmarkEnd w:id="18"/>
+    <w:bookmarkStart w:id="22" w:name="the-five-milestones"/>
+    <w:p>
+      <w:pPr>
+        <w:pStyle w:val="Heading1"/>
+      </w:pPr>
+      <w:r>
+        <w:t xml:space="preserve">The Five Milestones</w:t>
+      </w:r>
+    </w:p>
+    <w:tbl>
+      <w:tblPr>
+        <w:tblStyle w:val="Table"/>
+        <w:tblW w:type="pct" w:w="5000"/>
+        <w:tblLayout w:type="fixed"/>
+        <w:tblLook w:firstRow="1" w:lastRow="0" w:firstColumn="0" w:lastColumn="0" w:noHBand="0" w:noVBand="0" w:val="0020"/>
+      </w:tblPr>
+      <w:tblGrid>
+        <w:gridCol w:w="2640"/>
+        <w:gridCol w:w="2640"/>
+        <w:gridCol w:w="2640"/>
+      </w:tblGrid>
+      <w:tr>
+        <w:trPr>
+          <w:tblHeader w:val="on"/>
+        </w:trPr>
+        <w:tc>
+          <w:tcPr/>
+          <w:p>
+            <w:pPr>
+              <w:pStyle w:val="Compact"/>
+            </w:pPr>
+            <w:r>
+              <w:t xml:space="preserve">#</w:t>
+            </w:r>
+          </w:p>
+        </w:tc>
+        <w:tc>
+          <w:tcPr/>
+          <w:p>
+            <w:pPr>
+              <w:pStyle w:val="Compact"/>
+            </w:pPr>
+            <w:r>
+              <w:t xml:space="preserve">What’s due</w:t>
+            </w:r>
+          </w:p>
+        </w:tc>
+        <w:tc>
+          <w:tcPr/>
+          <w:p>
+            <w:pPr>
+              <w:pStyle w:val="Compact"/>
+            </w:pPr>
+            <w:r>
+              <w:t xml:space="preserve">When</w:t>
+            </w:r>
+          </w:p>
+        </w:tc>
+      </w:tr>
+      <w:tr>
+        <w:tc>
+          <w:tcPr/>
+          <w:p>
+            <w:pPr>
+              <w:pStyle w:val="Compact"/>
+            </w:pPr>
+            <w:r>
+              <w:rPr>
+                <w:b/>
+                <w:bCs/>
+              </w:rPr>
+              <w:t xml:space="preserve">M1</w:t>
+            </w:r>
+          </w:p>
+        </w:tc>
+        <w:tc>
+          <w:tcPr/>
+          <w:p>
+            <w:pPr>
+              <w:pStyle w:val="Compact"/>
+            </w:pPr>
+            <w:r>
+              <w:t xml:space="preserve">Dataset proposal — 1 paragraph + link</w:t>
+            </w:r>
+          </w:p>
+        </w:tc>
+        <w:tc>
+          <w:tcPr/>
+          <w:p>
+            <w:pPr>
+              <w:pStyle w:val="Compact"/>
+            </w:pPr>
+            <w:r>
+              <w:rPr>
+                <w:b/>
+                <w:bCs/>
+              </w:rPr>
+              <w:t xml:space="preserve">DATES</w:t>
+            </w:r>
+          </w:p>
+        </w:tc>
+      </w:tr>
+      <w:tr>
+        <w:tc>
+          <w:tcPr/>
+          <w:p>
+            <w:pPr>
+              <w:pStyle w:val="Compact"/>
+            </w:pPr>
+            <w:r>
+              <w:rPr>
+                <w:b/>
+                <w:bCs/>
+              </w:rPr>
+              <w:t xml:space="preserve">M2</w:t>
+            </w:r>
+          </w:p>
+        </w:tc>
+        <w:tc>
+          <w:tcPr/>
+          <w:p>
+            <w:pPr>
+              <w:pStyle w:val="Compact"/>
+            </w:pPr>
+            <w:r>
+              <w:t xml:space="preserve">Data in R — loaded, glimpsed, first raw plot</w:t>
+            </w:r>
+          </w:p>
+        </w:tc>
+        <w:tc>
+          <w:tcPr/>
+          <w:p>
+            <w:pPr>
+              <w:pStyle w:val="Compact"/>
+            </w:pPr>
+            <w:r>
+              <w:rPr>
+                <w:b/>
+                <w:bCs/>
+              </w:rPr>
+              <w:t xml:space="preserve">DATES</w:t>
+            </w:r>
+          </w:p>
+        </w:tc>
+      </w:tr>
+      <w:tr>
+        <w:tc>
+          <w:tcPr/>
+          <w:p>
+            <w:pPr>
+              <w:pStyle w:val="Compact"/>
+            </w:pPr>
+            <w:r>
+              <w:rPr>
+                <w:b/>
+                <w:bCs/>
+              </w:rPr>
+              <w:t xml:space="preserve">M3</w:t>
+            </w:r>
+          </w:p>
+        </w:tc>
+        <w:tc>
+          <w:tcPr/>
+          <w:p>
+            <w:pPr>
+              <w:pStyle w:val="Compact"/>
+            </w:pPr>
+            <w:r>
+              <w:t xml:space="preserve">Cleaned data + exploratory figures</w:t>
+            </w:r>
+          </w:p>
+        </w:tc>
+        <w:tc>
+          <w:tcPr/>
+          <w:p>
+            <w:pPr>
+              <w:pStyle w:val="Compact"/>
+            </w:pPr>
+            <w:r>
+              <w:rPr>
+                <w:b/>
+                <w:bCs/>
+              </w:rPr>
+              <w:t xml:space="preserve">DATES</w:t>
+            </w:r>
+          </w:p>
+        </w:tc>
+      </w:tr>
+      <w:tr>
+        <w:tc>
+          <w:tcPr/>
+          <w:p>
+            <w:pPr>
+              <w:pStyle w:val="Compact"/>
+            </w:pPr>
+            <w:r>
+              <w:rPr>
+                <w:b/>
+                <w:bCs/>
+              </w:rPr>
+              <w:t xml:space="preserve">M4</w:t>
+            </w:r>
+          </w:p>
+        </w:tc>
+        <w:tc>
+          <w:tcPr/>
+          <w:p>
+            <w:pPr>
+              <w:pStyle w:val="Compact"/>
+            </w:pPr>
+            <w:r>
+              <w:t xml:space="preserve">Statistical analysis + assumption checks</w:t>
+            </w:r>
+          </w:p>
+        </w:tc>
+        <w:tc>
+          <w:tcPr/>
+          <w:p>
+            <w:pPr>
+              <w:pStyle w:val="Compact"/>
+            </w:pPr>
+            <w:r>
+              <w:rPr>
+                <w:b/>
+                <w:bCs/>
+              </w:rPr>
+              <w:t xml:space="preserve">DATES</w:t>
+            </w:r>
+          </w:p>
+        </w:tc>
+      </w:tr>
+      <w:tr>
+        <w:tc>
+          <w:tcPr/>
+          <w:p>
+            <w:pPr>
+              <w:pStyle w:val="Compact"/>
+            </w:pPr>
+            <w:r>
+              <w:rPr>
+                <w:b/>
+                <w:bCs/>
+              </w:rPr>
+              <w:t xml:space="preserve">M5</w:t>
+            </w:r>
+          </w:p>
+        </w:tc>
+        <w:tc>
+          <w:tcPr/>
+          <w:p>
+            <w:pPr>
+              <w:pStyle w:val="Compact"/>
+            </w:pPr>
+            <w:r>
+              <w:t xml:space="preserve">Final Quarto report, knitted to HTML, presentations.</w:t>
+            </w:r>
+          </w:p>
+        </w:tc>
+        <w:tc>
+          <w:tcPr/>
+          <w:p>
+            <w:pPr>
+              <w:pStyle w:val="Compact"/>
+            </w:pPr>
+            <w:r>
+              <w:rPr>
+                <w:b/>
+                <w:bCs/>
+              </w:rPr>
+              <w:t xml:space="preserve">Week Prior to finals</w:t>
+            </w:r>
+          </w:p>
+        </w:tc>
+      </w:tr>
+    </w:tbl>
+    <w:p>
+      <w:pPr>
+        <w:pStyle w:val="BodyText"/>
+      </w:pPr>
+      <w:r>
+        <w:t xml:space="preserve">Each milestone builds directly on the last — M2 cannot happen if M1 isn’t approved.</w:t>
+      </w:r>
+    </w:p>
+    <w:p>
+      <w:pPr>
+        <w:pStyle w:val="BodyText"/>
+      </w:pPr>
+      <w:r>
+        <w:rPr>
+          <w:b/>
+          <w:bCs/>
+        </w:rPr>
+        <w:t xml:space="preserve">Why milestones and not one big deadline?</w:t>
+      </w:r>
+    </w:p>
+    <w:p>
+      <w:pPr>
+        <w:pStyle w:val="Compact"/>
+        <w:numPr>
+          <w:ilvl w:val="0"/>
+          <w:numId w:val="1006"/>
+        </w:numPr>
+      </w:pPr>
+      <w:r>
+        <w:t xml:space="preserve">Professional data projects always have checkpoints</w:t>
+      </w:r>
+    </w:p>
+    <w:p>
+      <w:pPr>
+        <w:pStyle w:val="Compact"/>
+        <w:numPr>
+          <w:ilvl w:val="0"/>
+          <w:numId w:val="1006"/>
+        </w:numPr>
+      </w:pPr>
+      <w:r>
+        <w:t xml:space="preserve">It forces you to start — the hardest part of any project</w:t>
+      </w:r>
+    </w:p>
+    <w:p>
+      <w:pPr>
+        <w:pStyle w:val="Compact"/>
+        <w:numPr>
+          <w:ilvl w:val="0"/>
+          <w:numId w:val="1006"/>
+        </w:numPr>
+      </w:pPr>
+      <w:r>
+        <w:t xml:space="preserve">Each piece is graded on its own, so a rough M2 doesn’t sink your M5</w:t>
+      </w:r>
+    </w:p>
+    <w:p>
+      <w:pPr>
+        <w:pStyle w:val="Compact"/>
+        <w:numPr>
+          <w:ilvl w:val="0"/>
+          <w:numId w:val="1006"/>
+        </w:numPr>
+      </w:pPr>
+      <w:r>
+        <w:t xml:space="preserve">You get feedback from me before the next step, not after everything is done</w:t>
+      </w:r>
+    </w:p>
+    <w:tbl>
+      <w:tblPr>
+        <w:tblStyle w:val="Table"/>
+        <w:tblLook w:firstRow="0" w:lastRow="0" w:firstColumn="0" w:lastColumn="0" w:noHBand="0" w:noVBand="0" w:val="0000"/>
+        <w:tblBorders>
+          <w:top w:val="single" w:sz="4" w:space="0" w:color="CC1914"/>
+          <w:left w:val="single" w:sz="24" w:space="0" w:color="CC1914"/>
+          <w:bottom w:val="single" w:sz="4" w:space="0" w:color="CC1914"/>
+          <w:right w:val="single" w:sz="4" w:space="0" w:color="CC1914"/>
+        </w:tblBorders>
+        <w:tblCellMar>
+          <w:left w:w="144" w:type="dxa"/>
+          <w:right w:w="144" w:type="dxa"/>
+        </w:tblCellMar>
+        <w:tblLook w:firstRow="0" w:lastRow="0" w:firstColumn="0" w:lastColumn="0" w:noHBand="0" w:noVBand="0" w:val="0000"/>
+      </w:tblPr>
+      <w:tr>
+        <w:trPr>
+          <w:cantSplit/>
+        </w:trPr>
+        <w:tc>
+          <w:tcPr>
+            <w:shd w:color="auto" w:fill="f7dddc" w:val="clear"/>
+            <w:tcMar>
+              <w:top w:w="92" w:type="dxa"/>
+              <w:bottom w:w="92" w:type="dxa"/>
+            </w:tcMar>
+          </w:tcPr>
+          <w:p>
+            <w:pPr>
+              <w:pStyle w:val="FirstParagraph"/>
+            </w:pPr>
+            <w:pPr>
+              <w:spacing w:before="0" w:after="0"/>
+              <w:textAlignment w:val="center"/>
+            </w:pPr>
+            <w:r>
+              <w:drawing>
+                <wp:inline>
+                  <wp:extent cx="152400" cy="152400"/>
+                  <wp:effectExtent b="0" l="0" r="0" t="0"/>
+                  <wp:docPr descr="" title="" id="20" name="Picture"/>
+                  <a:graphic>
+                    <a:graphicData uri="http://schemas.openxmlformats.org/drawingml/2006/picture">
+                      <pic:pic>
+                        <pic:nvPicPr>
+                          <pic:cNvPr descr="/Applications/quarto/share/formats/docx/important.png" id="21" name="Picture"/>
+                          <pic:cNvPicPr>
+                            <a:picLocks noChangeArrowheads="1" noChangeAspect="1"/>
+                          </pic:cNvPicPr>
+                        </pic:nvPicPr>
+                        <pic:blipFill>
+                          <a:blip r:embed="rId19"/>
+                          <a:stretch>
+                            <a:fillRect/>
+                          </a:stretch>
+                        </pic:blipFill>
+                        <pic:spPr bwMode="auto">
+                          <a:xfrm>
+                            <a:off x="0" y="0"/>
+                            <a:ext cx="152400" cy="152400"/>
+                          </a:xfrm>
+                          <a:prstGeom prst="rect">
+                            <a:avLst/>
+                          </a:prstGeom>
+                          <a:noFill/>
+                          <a:ln w="9525">
+                            <a:noFill/>
+                            <a:headEnd/>
+                            <a:tailEnd/>
+                          </a:ln>
+                        </pic:spPr>
+                      </pic:pic>
+                    </a:graphicData>
+                  </a:graphic>
+                </wp:inline>
+              </w:drawing>
+            </w:r>
+            <w:r>
+              <w:t xml:space="preserve"> </w:t>
+            </w:r>
+            <w:r>
+              <w:t xml:space="preserve"> </w:t>
+            </w:r>
+            <w:r>
+              <w:t xml:space="preserve">Important</w:t>
+            </w:r>
+          </w:p>
+        </w:tc>
+      </w:tr>
+      <w:tr>
+        <w:trPr>
+          <w:cantSplit/>
+        </w:trPr>
+        <w:tc>
+          <w:tcPr>
+            <w:tcMar>
+              <w:top w:w="108" w:type="dxa"/>
+              <w:bottom w:w="108" w:type="dxa"/>
+            </w:tcMar>
+          </w:tcPr>
+          <w:p>
+            <w:pPr>
+              <w:pStyle w:val="BodyText"/>
+            </w:pPr>
+            <w:pPr>
+              <w:spacing w:before="16" w:after="16"/>
+            </w:pPr>
+            <w:r>
+              <w:rPr>
+                <w:b/>
+                <w:bCs/>
+              </w:rPr>
+              <w:t xml:space="preserve">M1 is due at the START of DATE_____________.</w:t>
+            </w:r>
+          </w:p>
+          <w:p/>
+        </w:tc>
+      </w:tr>
+    </w:tbl>
+    <w:bookmarkEnd w:id="22"/>
+    <w:bookmarkStart w:id="23" w:name="milestone-1-what-you-need-to-submit"/>
+    <w:p>
+      <w:pPr>
+        <w:pStyle w:val="Heading1"/>
+      </w:pPr>
+      <w:r>
+        <w:t xml:space="preserve">Milestone 1 — What You Need to Submit</w:t>
+      </w:r>
+    </w:p>
+    <w:p>
+      <w:pPr>
+        <w:pStyle w:val="FirstParagraph"/>
+      </w:pPr>
+      <w:r>
+        <w:t xml:space="preserve">A</w:t>
+      </w:r>
+      <w:r>
+        <w:t xml:space="preserve"> </w:t>
+      </w:r>
+      <w:r>
+        <w:rPr>
+          <w:b/>
+          <w:bCs/>
+        </w:rPr>
+        <w:t xml:space="preserve">short paragraph</w:t>
+      </w:r>
+      <w:r>
+        <w:t xml:space="preserve"> </w:t>
+      </w:r>
+      <w:r>
+        <w:t xml:space="preserve">(5–8 sentences) containing:</w:t>
+      </w:r>
+    </w:p>
+    <w:p>
+      <w:pPr>
+        <w:pStyle w:val="Compact"/>
+        <w:numPr>
+          <w:ilvl w:val="0"/>
+          <w:numId w:val="1007"/>
+        </w:numPr>
+      </w:pPr>
+      <w:r>
+        <w:t xml:space="preserve">The</w:t>
+      </w:r>
+      <w:r>
+        <w:t xml:space="preserve"> </w:t>
+      </w:r>
+      <w:r>
+        <w:rPr>
+          <w:b/>
+          <w:bCs/>
+        </w:rPr>
+        <w:t xml:space="preserve">name and source URL</w:t>
+      </w:r>
+      <w:r>
+        <w:t xml:space="preserve"> </w:t>
+      </w:r>
+      <w:r>
+        <w:t xml:space="preserve">of your dataset</w:t>
+      </w:r>
+    </w:p>
+    <w:p>
+      <w:pPr>
+        <w:pStyle w:val="Compact"/>
+        <w:numPr>
+          <w:ilvl w:val="0"/>
+          <w:numId w:val="1007"/>
+        </w:numPr>
+      </w:pPr>
+      <w:r>
+        <w:t xml:space="preserve">How many</w:t>
+      </w:r>
+      <w:r>
+        <w:t xml:space="preserve"> </w:t>
+      </w:r>
+      <w:r>
+        <w:rPr>
+          <w:b/>
+          <w:bCs/>
+        </w:rPr>
+        <w:t xml:space="preserve">rows and columns</w:t>
+      </w:r>
+      <w:r>
+        <w:t xml:space="preserve"> </w:t>
+      </w:r>
+      <w:r>
+        <w:t xml:space="preserve">it has (look this up on the source website or download and</w:t>
+      </w:r>
+      <w:r>
+        <w:t xml:space="preserve"> </w:t>
+      </w:r>
+      <w:r>
+        <w:rPr>
+          <w:rStyle w:val="VerbatimChar"/>
+        </w:rPr>
+        <w:t xml:space="preserve">glimpse()</w:t>
+      </w:r>
+      <w:r>
+        <w:t xml:space="preserve">)</w:t>
+      </w:r>
+    </w:p>
+    <w:p>
+      <w:pPr>
+        <w:pStyle w:val="Compact"/>
+        <w:numPr>
+          <w:ilvl w:val="0"/>
+          <w:numId w:val="1007"/>
+        </w:numPr>
+      </w:pPr>
+      <w:r>
+        <w:t xml:space="preserve">The</w:t>
+      </w:r>
+      <w:r>
+        <w:t xml:space="preserve"> </w:t>
+      </w:r>
+      <w:r>
+        <w:rPr>
+          <w:b/>
+          <w:bCs/>
+        </w:rPr>
+        <w:t xml:space="preserve">key variables</w:t>
+      </w:r>
+      <w:r>
+        <w:t xml:space="preserve"> </w:t>
+      </w:r>
+      <w:r>
+        <w:t xml:space="preserve">you plan to use — what is your X? What is your Y?</w:t>
+      </w:r>
+    </w:p>
+    <w:p>
+      <w:pPr>
+        <w:pStyle w:val="Compact"/>
+        <w:numPr>
+          <w:ilvl w:val="0"/>
+          <w:numId w:val="1007"/>
+        </w:numPr>
+      </w:pPr>
+      <w:r>
+        <w:t xml:space="preserve">Your</w:t>
+      </w:r>
+      <w:r>
+        <w:t xml:space="preserve"> </w:t>
+      </w:r>
+      <w:r>
+        <w:rPr>
+          <w:b/>
+          <w:bCs/>
+        </w:rPr>
+        <w:t xml:space="preserve">biological or scientific question</w:t>
+      </w:r>
+      <w:r>
+        <w:t xml:space="preserve"> </w:t>
+      </w:r>
+      <w:r>
+        <w:t xml:space="preserve">in plain English</w:t>
+      </w:r>
+    </w:p>
+    <w:p>
+      <w:pPr>
+        <w:pStyle w:val="Compact"/>
+        <w:numPr>
+          <w:ilvl w:val="0"/>
+          <w:numId w:val="1007"/>
+        </w:numPr>
+      </w:pPr>
+      <w:r>
+        <w:t xml:space="preserve">Your</w:t>
+      </w:r>
+      <w:r>
+        <w:t xml:space="preserve"> </w:t>
+      </w:r>
+      <w:r>
+        <w:rPr>
+          <w:b/>
+          <w:bCs/>
+        </w:rPr>
+        <w:t xml:space="preserve">null and alternate hypotheses</w:t>
+      </w:r>
+      <w:r>
+        <w:t xml:space="preserve"> </w:t>
+      </w:r>
+      <w:r>
+        <w:t xml:space="preserve">(H₀ and Hₐ)</w:t>
+      </w:r>
+    </w:p>
+    <w:p>
+      <w:pPr>
+        <w:pStyle w:val="Compact"/>
+        <w:numPr>
+          <w:ilvl w:val="0"/>
+          <w:numId w:val="1007"/>
+        </w:numPr>
+      </w:pPr>
+      <w:r>
+        <w:t xml:space="preserve">Which</w:t>
+      </w:r>
+      <w:r>
+        <w:t xml:space="preserve"> </w:t>
+      </w:r>
+      <w:r>
+        <w:rPr>
+          <w:b/>
+          <w:bCs/>
+        </w:rPr>
+        <w:t xml:space="preserve">statistical approach</w:t>
+      </w:r>
+      <w:r>
+        <w:t xml:space="preserve"> </w:t>
+      </w:r>
+      <w:r>
+        <w:t xml:space="preserve">you think you’ll use (regression, t-test, ANOVA, or other)</w:t>
+      </w:r>
+    </w:p>
+    <w:p>
+      <w:pPr>
+        <w:pStyle w:val="Compact"/>
+        <w:numPr>
+          <w:ilvl w:val="0"/>
+          <w:numId w:val="1007"/>
+        </w:numPr>
+      </w:pPr>
+      <w:r>
+        <w:t xml:space="preserve">Sketch of the take home graph</w:t>
+      </w:r>
+    </w:p>
+    <w:p>
+      <w:pPr>
+        <w:pStyle w:val="FirstParagraph"/>
+      </w:pPr>
+      <w:r>
+        <w:t xml:space="preserve">Submit as a Word file to Canvas.</w:t>
+      </w:r>
+    </w:p>
+    <w:p>
+      <w:pPr>
+        <w:pStyle w:val="BodyText"/>
+      </w:pPr>
+      <w:r>
+        <w:rPr>
+          <w:b/>
+          <w:bCs/>
+        </w:rPr>
+        <w:t xml:space="preserve">Example M1 paragraph:</w:t>
+      </w:r>
+    </w:p>
+    <w:p>
+      <w:pPr>
+        <w:pStyle w:val="BlockText"/>
+      </w:pPr>
+      <w:r>
+        <w:t xml:space="preserve">“I plan to use the BFRO Bigfoot sighting dataset (kaggle.com, ~5,000 rows), which records the date, state, season, and classification of each sighting. My key variables are season (X) and sighting count (Y). My question is: do Bigfoot sightings peak in summer compared to other seasons? H₀: sighting frequency does not differ by season. Hₐ: sighting frequency differs by season. I plan to use a one-way ANOVA or chi-square test on sighting counts grouped by season.”</w:t>
+      </w:r>
+    </w:p>
+    <w:p>
+      <w:pPr>
+        <w:pStyle w:val="FirstParagraph"/>
+      </w:pPr>
+      <w:r>
+        <w:t xml:space="preserve">One paragraph. That’s it. I’ll respond with approved / revise before M2 is due.</w:t>
+      </w:r>
+    </w:p>
+    <w:bookmarkEnd w:id="23"/>
+    <w:bookmarkStart w:id="24" w:name="what-makes-a-good-project-dataset"/>
+    <w:p>
+      <w:pPr>
+        <w:pStyle w:val="Heading1"/>
+      </w:pPr>
+      <w:r>
+        <w:t xml:space="preserve">What Makes a Good Project Dataset?</w:t>
+      </w:r>
+    </w:p>
+    <w:p>
+      <w:pPr>
+        <w:pStyle w:val="FirstParagraph"/>
+      </w:pPr>
+      <w:r>
+        <w:rPr>
+          <w:b/>
+          <w:bCs/>
+        </w:rPr>
+        <w:t xml:space="preserve">It should have:</w:t>
+      </w:r>
+    </w:p>
+    <w:p>
+      <w:pPr>
+        <w:pStyle w:val="Compact"/>
+        <w:numPr>
+          <w:ilvl w:val="0"/>
+          <w:numId w:val="1008"/>
+        </w:numPr>
+      </w:pPr>
+      <w:r>
+        <w:t xml:space="preserve">At least</w:t>
+      </w:r>
+      <w:r>
+        <w:t xml:space="preserve"> </w:t>
+      </w:r>
+      <w:r>
+        <w:rPr>
+          <w:b/>
+          <w:bCs/>
+        </w:rPr>
+        <w:t xml:space="preserve">50 rows</w:t>
+      </w:r>
+      <w:r>
+        <w:t xml:space="preserve"> </w:t>
+      </w:r>
+      <w:r>
+        <w:t xml:space="preserve">(more is better — 200–2,000 is ideal for beginners)</w:t>
+      </w:r>
+    </w:p>
+    <w:p>
+      <w:pPr>
+        <w:pStyle w:val="Compact"/>
+        <w:numPr>
+          <w:ilvl w:val="0"/>
+          <w:numId w:val="1008"/>
+        </w:numPr>
+      </w:pPr>
+      <w:r>
+        <w:t xml:space="preserve">At least one</w:t>
+      </w:r>
+      <w:r>
+        <w:t xml:space="preserve"> </w:t>
+      </w:r>
+      <w:r>
+        <w:rPr>
+          <w:b/>
+          <w:bCs/>
+        </w:rPr>
+        <w:t xml:space="preserve">numeric response variable</w:t>
+      </w:r>
+      <w:r>
+        <w:t xml:space="preserve"> </w:t>
+      </w:r>
+      <w:r>
+        <w:t xml:space="preserve">(the thing you want to explain)</w:t>
+      </w:r>
+    </w:p>
+    <w:p>
+      <w:pPr>
+        <w:pStyle w:val="Compact"/>
+        <w:numPr>
+          <w:ilvl w:val="0"/>
+          <w:numId w:val="1008"/>
+        </w:numPr>
+      </w:pPr>
+      <w:r>
+        <w:t xml:space="preserve">At least one</w:t>
+      </w:r>
+      <w:r>
+        <w:t xml:space="preserve"> </w:t>
+      </w:r>
+      <w:r>
+        <w:rPr>
+          <w:b/>
+          <w:bCs/>
+        </w:rPr>
+        <w:t xml:space="preserve">predictor</w:t>
+      </w:r>
+      <w:r>
+        <w:t xml:space="preserve"> </w:t>
+      </w:r>
+      <w:r>
+        <w:t xml:space="preserve">— either numeric (for regression) or categorical with 2+ levels (for t-test/ANOVA)</w:t>
+      </w:r>
+    </w:p>
+    <w:p>
+      <w:pPr>
+        <w:pStyle w:val="Compact"/>
+        <w:numPr>
+          <w:ilvl w:val="0"/>
+          <w:numId w:val="1008"/>
+        </w:numPr>
+      </w:pPr>
+      <w:r>
+        <w:t xml:space="preserve">A</w:t>
+      </w:r>
+      <w:r>
+        <w:t xml:space="preserve"> </w:t>
+      </w:r>
+      <w:r>
+        <w:rPr>
+          <w:b/>
+          <w:bCs/>
+        </w:rPr>
+        <w:t xml:space="preserve">question you can actually answer</w:t>
+      </w:r>
+      <w:r>
+        <w:t xml:space="preserve"> </w:t>
+      </w:r>
+      <w:r>
+        <w:t xml:space="preserve">with the methods we’ve covered</w:t>
+      </w:r>
+    </w:p>
+    <w:p>
+      <w:pPr>
+        <w:pStyle w:val="Compact"/>
+        <w:numPr>
+          <w:ilvl w:val="0"/>
+          <w:numId w:val="1008"/>
+        </w:numPr>
+      </w:pPr>
+      <w:r>
+        <w:t xml:space="preserve">A graph and analysis you can do</w:t>
+      </w:r>
+    </w:p>
+    <w:p>
+      <w:pPr>
+        <w:pStyle w:val="FirstParagraph"/>
+      </w:pPr>
+      <w:r>
+        <w:rPr>
+          <w:b/>
+          <w:bCs/>
+        </w:rPr>
+        <w:t xml:space="preserve">Watch out for:</w:t>
+      </w:r>
+    </w:p>
+    <w:p>
+      <w:pPr>
+        <w:pStyle w:val="Compact"/>
+        <w:numPr>
+          <w:ilvl w:val="0"/>
+          <w:numId w:val="1009"/>
+        </w:numPr>
+      </w:pPr>
+      <w:r>
+        <w:t xml:space="preserve">Datasets with only counts or percentages (hard to do regression or ANOVA on directly)</w:t>
+      </w:r>
+    </w:p>
+    <w:p>
+      <w:pPr>
+        <w:pStyle w:val="Compact"/>
+        <w:numPr>
+          <w:ilvl w:val="0"/>
+          <w:numId w:val="1009"/>
+        </w:numPr>
+      </w:pPr>
+      <w:r>
+        <w:t xml:space="preserve">Datasets where every row is a country or a year (too few observations)</w:t>
+      </w:r>
+    </w:p>
+    <w:p>
+      <w:pPr>
+        <w:pStyle w:val="Compact"/>
+        <w:numPr>
+          <w:ilvl w:val="0"/>
+          <w:numId w:val="1009"/>
+        </w:numPr>
+      </w:pPr>
+      <w:r>
+        <w:t xml:space="preserve">Datasets with hundreds of columns but only 20 rows (more variables than data)</w:t>
+      </w:r>
+    </w:p>
+    <w:p>
+      <w:pPr>
+        <w:pStyle w:val="FirstParagraph"/>
+      </w:pPr>
+      <w:r>
+        <w:rPr>
+          <w:b/>
+          <w:bCs/>
+        </w:rPr>
+        <w:t xml:space="preserve">Good question types for this course:</w:t>
+      </w:r>
+    </w:p>
+    <w:tbl>
+      <w:tblPr>
+        <w:tblStyle w:val="Table"/>
+        <w:tblW w:type="auto" w:w="0"/>
+        <w:tblLook w:firstRow="1" w:lastRow="0" w:firstColumn="0" w:lastColumn="0" w:noHBand="0" w:noVBand="0" w:val="0020"/>
+      </w:tblPr>
+      <w:tblGrid>
+        <w:gridCol w:w="3960"/>
+        <w:gridCol w:w="3960"/>
+      </w:tblGrid>
+      <w:tr>
+        <w:trPr>
+          <w:tblHeader w:val="on"/>
+        </w:trPr>
+        <w:tc>
+          <w:tcPr/>
+          <w:p>
+            <w:pPr>
+              <w:pStyle w:val="Compact"/>
+            </w:pPr>
+            <w:r>
+              <w:t xml:space="preserve">Question</w:t>
+            </w:r>
+          </w:p>
+        </w:tc>
+        <w:tc>
+          <w:tcPr/>
+          <w:p>
+            <w:pPr>
+              <w:pStyle w:val="Compact"/>
+            </w:pPr>
+            <w:r>
+              <w:t xml:space="preserve">Method</w:t>
+            </w:r>
+          </w:p>
+        </w:tc>
+      </w:tr>
+      <w:tr>
+        <w:tc>
+          <w:tcPr/>
+          <w:p>
+            <w:pPr>
+              <w:pStyle w:val="Compact"/>
+            </w:pPr>
+            <w:r>
+              <w:t xml:space="preserve">Does Y increase with X?</w:t>
+            </w:r>
+          </w:p>
+        </w:tc>
+        <w:tc>
+          <w:tcPr/>
+          <w:p>
+            <w:pPr>
+              <w:pStyle w:val="Compact"/>
+            </w:pPr>
+            <w:r>
+              <w:t xml:space="preserve">Regression</w:t>
+            </w:r>
+          </w:p>
+        </w:tc>
+      </w:tr>
+      <w:tr>
+        <w:tc>
+          <w:tcPr/>
+          <w:p>
+            <w:pPr>
+              <w:pStyle w:val="Compact"/>
+            </w:pPr>
+            <w:r>
+              <w:t xml:space="preserve">Does group A differ from group B on Y?</w:t>
+            </w:r>
+          </w:p>
+        </w:tc>
+        <w:tc>
+          <w:tcPr/>
+          <w:p>
+            <w:pPr>
+              <w:pStyle w:val="Compact"/>
+            </w:pPr>
+            <w:r>
+              <w:t xml:space="preserve">t-test</w:t>
+            </w:r>
+          </w:p>
+        </w:tc>
+      </w:tr>
+      <w:tr>
+        <w:tc>
+          <w:tcPr/>
+          <w:p>
+            <w:pPr>
+              <w:pStyle w:val="Compact"/>
+            </w:pPr>
+            <w:r>
+              <w:t xml:space="preserve">Does Y differ across 3+ groups?</w:t>
+            </w:r>
+          </w:p>
+        </w:tc>
+        <w:tc>
+          <w:tcPr/>
+          <w:p>
+            <w:pPr>
+              <w:pStyle w:val="Compact"/>
+            </w:pPr>
+            <w:r>
+              <w:t xml:space="preserve">ANOVA</w:t>
+            </w:r>
+          </w:p>
+        </w:tc>
+      </w:tr>
+      <w:tr>
+        <w:tc>
+          <w:tcPr/>
+          <w:p>
+            <w:pPr>
+              <w:pStyle w:val="Compact"/>
+            </w:pPr>
+            <w:r>
+              <w:t xml:space="preserve">Does Y change over time?</w:t>
+            </w:r>
+          </w:p>
+        </w:tc>
+        <w:tc>
+          <w:tcPr/>
+          <w:p>
+            <w:pPr>
+              <w:pStyle w:val="Compact"/>
+            </w:pPr>
+            <w:r>
+              <w:t xml:space="preserve">Regression on year</w:t>
+            </w:r>
+          </w:p>
+        </w:tc>
+      </w:tr>
+      <w:tr>
+        <w:tc>
+          <w:tcPr/>
+          <w:p>
+            <w:pPr>
+              <w:pStyle w:val="Compact"/>
+            </w:pPr>
+            <w:r>
+              <w:t xml:space="preserve">How does Y depend on both X and group?</w:t>
+            </w:r>
+          </w:p>
+        </w:tc>
+        <w:tc>
+          <w:tcPr/>
+          <w:p>
+            <w:pPr>
+              <w:pStyle w:val="Compact"/>
+            </w:pPr>
+            <w:r>
+              <w:t xml:space="preserve">ANCOVA (optional)</w:t>
+            </w:r>
+          </w:p>
+        </w:tc>
+      </w:tr>
+    </w:tbl>
+    <w:p>
+      <w:pPr>
+        <w:pStyle w:val="BodyText"/>
+      </w:pPr>
+      <w:r>
+        <w:t xml:space="preserve">Any of these — applied to data you find interesting — is a valid project.</w:t>
+      </w:r>
+    </w:p>
+    <w:bookmarkEnd w:id="24"/>
+    <w:bookmarkStart w:id="28" w:name="X5102e539c1d35a4874ccac74fda8b336e0a80a2"/>
+    <w:p>
+      <w:pPr>
+        <w:pStyle w:val="Heading1"/>
+      </w:pPr>
+      <w:r>
+        <w:t xml:space="preserve">Data Sources: Ecology and Environmental Science</w:t>
+      </w:r>
+    </w:p>
+    <w:p>
+      <w:pPr>
+        <w:pStyle w:val="FirstParagraph"/>
+      </w:pPr>
+      <w:r>
+        <w:rPr>
+          <w:b/>
+          <w:bCs/>
+        </w:rPr>
+        <w:t xml:space="preserve">These are peer-reviewed and citable — great for biology-related questions:</w:t>
+      </w:r>
+    </w:p>
+    <w:p>
+      <w:pPr>
+        <w:pStyle w:val="Compact"/>
+        <w:numPr>
+          <w:ilvl w:val="0"/>
+          <w:numId w:val="1010"/>
+        </w:numPr>
+      </w:pPr>
+      <w:r>
+        <w:t xml:space="preserve">🌿</w:t>
+      </w:r>
+      <w:r>
+        <w:t xml:space="preserve"> </w:t>
+      </w:r>
+      <w:r>
+        <w:rPr>
+          <w:b/>
+          <w:bCs/>
+        </w:rPr>
+        <w:t xml:space="preserve">GBIF</w:t>
+      </w:r>
+      <w:r>
+        <w:t xml:space="preserve"> </w:t>
+      </w:r>
+      <w:r>
+        <w:t xml:space="preserve">— Global Biodiversity Information Facility</w:t>
+      </w:r>
+      <w:r>
+        <w:br/>
+      </w:r>
+      <w:r>
+        <w:t xml:space="preserve">Species occurrence records worldwide, 2+ billion observations</w:t>
+      </w:r>
+      <w:r>
+        <w:br/>
+      </w:r>
+      <w:r>
+        <w:rPr>
+          <w:rStyle w:val="VerbatimChar"/>
+        </w:rPr>
+        <w:t xml:space="preserve">gbif.org</w:t>
+      </w:r>
+      <w:r>
+        <w:t xml:space="preserve"> </w:t>
+      </w:r>
+      <w:r>
+        <w:t xml:space="preserve">— download by species, region, or date range</w:t>
+      </w:r>
+    </w:p>
+    <w:p>
+      <w:pPr>
+        <w:pStyle w:val="Compact"/>
+        <w:numPr>
+          <w:ilvl w:val="0"/>
+          <w:numId w:val="1010"/>
+        </w:numPr>
+      </w:pPr>
+      <w:r>
+        <w:t xml:space="preserve">🌊</w:t>
+      </w:r>
+      <w:r>
+        <w:t xml:space="preserve"> </w:t>
+      </w:r>
+      <w:r>
+        <w:rPr>
+          <w:b/>
+          <w:bCs/>
+        </w:rPr>
+        <w:t xml:space="preserve">EDI Repository</w:t>
+      </w:r>
+      <w:r>
+        <w:t xml:space="preserve"> </w:t>
+      </w:r>
+      <w:r>
+        <w:t xml:space="preserve">— Environmental Data Initiative</w:t>
+      </w:r>
+      <w:r>
+        <w:br/>
+      </w:r>
+      <w:r>
+        <w:t xml:space="preserve">Long-term ecology datasets, many already tidy</w:t>
+      </w:r>
+      <w:r>
+        <w:br/>
+      </w:r>
+      <w:r>
+        <w:rPr>
+          <w:rStyle w:val="VerbatimChar"/>
+        </w:rPr>
+        <w:t xml:space="preserve">edirepository.org</w:t>
+      </w:r>
+    </w:p>
+    <w:p>
+      <w:pPr>
+        <w:pStyle w:val="Compact"/>
+        <w:numPr>
+          <w:ilvl w:val="0"/>
+          <w:numId w:val="1010"/>
+        </w:numPr>
+      </w:pPr>
+      <w:r>
+        <w:t xml:space="preserve">🌱</w:t>
+      </w:r>
+      <w:r>
+        <w:t xml:space="preserve"> </w:t>
+      </w:r>
+      <w:r>
+        <w:rPr>
+          <w:b/>
+          <w:bCs/>
+        </w:rPr>
+        <w:t xml:space="preserve">NEON</w:t>
+      </w:r>
+      <w:r>
+        <w:t xml:space="preserve"> </w:t>
+      </w:r>
+      <w:r>
+        <w:t xml:space="preserve">— National Ecological Observatory Network</w:t>
+      </w:r>
+      <w:r>
+        <w:br/>
+      </w:r>
+      <w:r>
+        <w:t xml:space="preserve">Standardized ecological data across 81 US sites</w:t>
+      </w:r>
+      <w:r>
+        <w:br/>
+      </w:r>
+      <w:r>
+        <w:rPr>
+          <w:rStyle w:val="VerbatimChar"/>
+        </w:rPr>
+        <w:t xml:space="preserve">data.neonscience.org</w:t>
+      </w:r>
+    </w:p>
+    <w:p>
+      <w:pPr>
+        <w:pStyle w:val="Compact"/>
+        <w:numPr>
+          <w:ilvl w:val="0"/>
+          <w:numId w:val="1010"/>
+        </w:numPr>
+      </w:pPr>
+      <w:r>
+        <w:t xml:space="preserve">📦</w:t>
+      </w:r>
+      <w:r>
+        <w:t xml:space="preserve"> </w:t>
+      </w:r>
+      <w:r>
+        <w:rPr>
+          <w:b/>
+          <w:bCs/>
+        </w:rPr>
+        <w:t xml:space="preserve">Dryad</w:t>
+      </w:r>
+      <w:r>
+        <w:t xml:space="preserve"> </w:t>
+      </w:r>
+      <w:r>
+        <w:t xml:space="preserve">— data behind published papers</w:t>
+      </w:r>
+      <w:r>
+        <w:br/>
+      </w:r>
+      <w:r>
+        <w:t xml:space="preserve">Every dataset comes with a real paper you can cite</w:t>
+      </w:r>
+      <w:r>
+        <w:br/>
+      </w:r>
+      <w:r>
+        <w:rPr>
+          <w:rStyle w:val="VerbatimChar"/>
+        </w:rPr>
+        <w:t xml:space="preserve">datadryad.org</w:t>
+      </w:r>
+    </w:p>
+    <w:p>
+      <w:pPr>
+        <w:pStyle w:val="Compact"/>
+        <w:numPr>
+          <w:ilvl w:val="0"/>
+          <w:numId w:val="1010"/>
+        </w:numPr>
+      </w:pPr>
+      <w:r>
+        <w:t xml:space="preserve">🔬</w:t>
+      </w:r>
+      <w:r>
+        <w:t xml:space="preserve"> </w:t>
+      </w:r>
+      <w:r>
+        <w:rPr>
+          <w:b/>
+          <w:bCs/>
+        </w:rPr>
+        <w:t xml:space="preserve">Zenodo</w:t>
+      </w:r>
+      <w:r>
+        <w:t xml:space="preserve"> </w:t>
+      </w:r>
+      <w:r>
+        <w:t xml:space="preserve">— open research data from labs worldwide</w:t>
+      </w:r>
+      <w:r>
+        <w:br/>
+      </w:r>
+      <w:r>
+        <w:rPr>
+          <w:rStyle w:val="VerbatimChar"/>
+        </w:rPr>
+        <w:t xml:space="preserve">zenodo.org</w:t>
+      </w:r>
+    </w:p>
+    <w:p>
+      <w:pPr>
+        <w:pStyle w:val="Compact"/>
+        <w:numPr>
+          <w:ilvl w:val="0"/>
+          <w:numId w:val="1010"/>
+        </w:numPr>
+      </w:pPr>
+      <w:r>
+        <w:t xml:space="preserve">Figshare -</w:t>
+      </w:r>
+      <w:r>
+        <w:t xml:space="preserve"> </w:t>
+      </w:r>
+      <w:hyperlink r:id="rId25">
+        <w:r>
+          <w:rPr>
+            <w:rStyle w:val="Hyperlink"/>
+          </w:rPr>
+          <w:t xml:space="preserve">https://figshare.com/</w:t>
+        </w:r>
+      </w:hyperlink>
+    </w:p>
+    <w:p>
+      <w:pPr>
+        <w:pStyle w:val="FirstParagraph"/>
+      </w:pPr>
+      <w:r>
+        <w:rPr>
+          <w:b/>
+          <w:bCs/>
+        </w:rPr>
+        <w:t xml:space="preserve">Good for regression or ANOVA questions like:</w:t>
+      </w:r>
+    </w:p>
+    <w:p>
+      <w:pPr>
+        <w:pStyle w:val="Compact"/>
+        <w:numPr>
+          <w:ilvl w:val="0"/>
+          <w:numId w:val="1011"/>
+        </w:numPr>
+      </w:pPr>
+      <w:r>
+        <w:t xml:space="preserve">Does plant height differ between disturbed and undisturbed sites?</w:t>
+      </w:r>
+    </w:p>
+    <w:p>
+      <w:pPr>
+        <w:pStyle w:val="Compact"/>
+        <w:numPr>
+          <w:ilvl w:val="0"/>
+          <w:numId w:val="1011"/>
+        </w:numPr>
+      </w:pPr>
+      <w:r>
+        <w:t xml:space="preserve">Does bird species richness decrease with latitude?</w:t>
+      </w:r>
+    </w:p>
+    <w:p>
+      <w:pPr>
+        <w:pStyle w:val="Compact"/>
+        <w:numPr>
+          <w:ilvl w:val="0"/>
+          <w:numId w:val="1011"/>
+        </w:numPr>
+      </w:pPr>
+      <w:r>
+        <w:t xml:space="preserve">Has the first flowering date of a species shifted over time?</w:t>
+      </w:r>
+    </w:p>
+    <w:p>
+      <w:pPr>
+        <w:pStyle w:val="Compact"/>
+        <w:numPr>
+          <w:ilvl w:val="0"/>
+          <w:numId w:val="1011"/>
+        </w:numPr>
+      </w:pPr>
+      <w:r>
+        <w:t xml:space="preserve">Is fish abundance correlated with water temperature?</w:t>
+      </w:r>
+    </w:p>
+    <w:tbl>
+      <w:tblPr>
+        <w:tblStyle w:val="Table"/>
+        <w:tblLook w:firstRow="0" w:lastRow="0" w:firstColumn="0" w:lastColumn="0" w:noHBand="0" w:noVBand="0" w:val="0000"/>
+        <w:tblBorders>
+          <w:top w:val="single" w:sz="4" w:space="0" w:color="00A047"/>
+          <w:left w:val="single" w:sz="24" w:space="0" w:color="00A047"/>
+          <w:bottom w:val="single" w:sz="4" w:space="0" w:color="00A047"/>
+          <w:right w:val="single" w:sz="4" w:space="0" w:color="00A047"/>
+        </w:tblBorders>
+        <w:tblCellMar>
+          <w:left w:w="144" w:type="dxa"/>
+          <w:right w:w="144" w:type="dxa"/>
+        </w:tblCellMar>
+        <w:tblLook w:firstRow="0" w:lastRow="0" w:firstColumn="0" w:lastColumn="0" w:noHBand="0" w:noVBand="0" w:val="0000"/>
+      </w:tblPr>
+      <w:tr>
+        <w:trPr>
+          <w:cantSplit/>
+        </w:trPr>
+        <w:tc>
+          <w:tcPr>
+            <w:shd w:color="auto" w:fill="ccf1e3" w:val="clear"/>
+            <w:tcMar>
+              <w:top w:w="92" w:type="dxa"/>
+              <w:bottom w:w="92" w:type="dxa"/>
+            </w:tcMar>
+          </w:tcPr>
+          <w:p>
+            <w:pPr>
+              <w:pStyle w:val="FirstParagraph"/>
+            </w:pPr>
+            <w:pPr>
+              <w:spacing w:before="0" w:after="0"/>
+              <w:textAlignment w:val="center"/>
+            </w:pPr>
+            <w:r>
+              <w:drawing>
+                <wp:inline>
+                  <wp:extent cx="152400" cy="152400"/>
+                  <wp:effectExtent b="0" l="0" r="0" t="0"/>
+                  <wp:docPr descr="" title="" id="26" name="Picture"/>
+                  <a:graphic>
+                    <a:graphicData uri="http://schemas.openxmlformats.org/drawingml/2006/picture">
+                      <pic:pic>
+                        <pic:nvPicPr>
+                          <pic:cNvPr descr="/Applications/quarto/share/formats/docx/tip.png" id="27" name="Picture"/>
+                          <pic:cNvPicPr>
+                            <a:picLocks noChangeArrowheads="1" noChangeAspect="1"/>
+                          </pic:cNvPicPr>
+                        </pic:nvPicPr>
+                        <pic:blipFill>
+                          <a:blip r:embed="rId13"/>
+                          <a:stretch>
+                            <a:fillRect/>
+                          </a:stretch>
+                        </pic:blipFill>
+                        <pic:spPr bwMode="auto">
+                          <a:xfrm>
+                            <a:off x="0" y="0"/>
+                            <a:ext cx="152400" cy="152400"/>
+                          </a:xfrm>
+                          <a:prstGeom prst="rect">
+                            <a:avLst/>
+                          </a:prstGeom>
+                          <a:noFill/>
+                          <a:ln w="9525">
+                            <a:noFill/>
+                            <a:headEnd/>
+                            <a:tailEnd/>
+                          </a:ln>
+                        </pic:spPr>
+                      </pic:pic>
+                    </a:graphicData>
+                  </a:graphic>
+                </wp:inline>
+              </w:drawing>
+            </w:r>
+            <w:r>
+              <w:t xml:space="preserve"> </w:t>
+            </w:r>
+            <w:r>
+              <w:t xml:space="preserve"> </w:t>
+            </w:r>
+            <w:r>
+              <w:t xml:space="preserve">Tip</w:t>
+            </w:r>
+          </w:p>
+        </w:tc>
+      </w:tr>
+      <w:tr>
+        <w:trPr>
+          <w:cantSplit/>
+        </w:trPr>
+        <w:tc>
+          <w:tcPr>
+            <w:tcMar>
+              <w:top w:w="108" w:type="dxa"/>
+              <w:bottom w:w="108" w:type="dxa"/>
+            </w:tcMar>
+          </w:tcPr>
+          <w:p>
+            <w:pPr>
+              <w:pStyle w:val="BodyText"/>
+            </w:pPr>
+            <w:pPr>
+              <w:spacing w:before="16" w:after="16"/>
+            </w:pPr>
+            <w:r>
+              <w:t xml:space="preserve">NEON and EDI data are especially good — they’re already in tidy, well-documented CSV format and many come with R vignettes.</w:t>
+            </w:r>
+          </w:p>
+          <w:p/>
+        </w:tc>
+      </w:tr>
+    </w:tbl>
+    <w:bookmarkEnd w:id="28"/>
+    <w:bookmarkStart w:id="30" w:name="Xe30f8594c16b694b0a515ac67da1888613ea02d"/>
+    <w:p>
+      <w:pPr>
+        <w:pStyle w:val="Heading1"/>
+      </w:pPr>
+      <w:r>
+        <w:t xml:space="preserve">Data Sources: Ecology and Environmental Science (cont.)</w:t>
+      </w:r>
+    </w:p>
+    <w:p>
+      <w:pPr>
+        <w:numPr>
+          <w:ilvl w:val="0"/>
+          <w:numId w:val="1012"/>
+        </w:numPr>
+      </w:pPr>
+      <w:r>
+        <w:t xml:space="preserve">🧊</w:t>
+      </w:r>
+      <w:r>
+        <w:t xml:space="preserve"> </w:t>
+      </w:r>
+      <w:r>
+        <w:rPr>
+          <w:b/>
+          <w:bCs/>
+        </w:rPr>
+        <w:t xml:space="preserve">NOAA-GLERL Great Lakes Ice</w:t>
+      </w:r>
+      <w:r>
+        <w:br/>
+      </w:r>
+      <w:r>
+        <w:t xml:space="preserve">Daily ice cover for all five lakes back to 1973</w:t>
+      </w:r>
+      <w:r>
+        <w:br/>
+      </w:r>
+      <w:r>
+        <w:rPr>
+          <w:rStyle w:val="VerbatimChar"/>
+        </w:rPr>
+        <w:t xml:space="preserve">glerl.noaa.gov/data/ice</w:t>
+      </w:r>
+      <w:r>
+        <w:br/>
+      </w:r>
+      <w:r>
+        <w:rPr>
+          <w:i/>
+          <w:iCs/>
+        </w:rPr>
+        <w:t xml:space="preserve">Great Lakes Superior, Michigan, Huron, Erie, Ontario — each a different story</w:t>
+      </w:r>
+    </w:p>
+    <w:p>
+      <w:pPr>
+        <w:numPr>
+          <w:ilvl w:val="0"/>
+          <w:numId w:val="1012"/>
+        </w:numPr>
+      </w:pPr>
+      <w:r>
+        <w:t xml:space="preserve">🐟</w:t>
+      </w:r>
+      <w:r>
+        <w:t xml:space="preserve"> </w:t>
+      </w:r>
+      <w:r>
+        <w:rPr>
+          <w:b/>
+          <w:bCs/>
+        </w:rPr>
+        <w:t xml:space="preserve">LTER Network</w:t>
+      </w:r>
+      <w:r>
+        <w:t xml:space="preserve"> </w:t>
+      </w:r>
+      <w:r>
+        <w:t xml:space="preserve">— Long Term Ecological Research</w:t>
+      </w:r>
+      <w:r>
+        <w:br/>
+      </w:r>
+      <w:r>
+        <w:t xml:space="preserve">Fish, invertebrate, and plankton counts from dozens of sites</w:t>
+      </w:r>
+      <w:r>
+        <w:br/>
+      </w:r>
+      <w:r>
+        <w:rPr>
+          <w:rStyle w:val="VerbatimChar"/>
+        </w:rPr>
+        <w:t xml:space="preserve">lternet.edu/data or</w:t>
+      </w:r>
+      <w:r>
+        <w:t xml:space="preserve">-</w:t>
+      </w:r>
+      <w:r>
+        <w:t xml:space="preserve"> </w:t>
+      </w:r>
+      <w:hyperlink r:id="rId29">
+        <w:r>
+          <w:rPr>
+            <w:rStyle w:val="Hyperlink"/>
+          </w:rPr>
+          <w:t xml:space="preserve">https://lternet.edu/using-lter-data/</w:t>
+        </w:r>
+      </w:hyperlink>
+    </w:p>
+    <w:p>
+      <w:pPr>
+        <w:numPr>
+          <w:ilvl w:val="0"/>
+          <w:numId w:val="1012"/>
+        </w:numPr>
+      </w:pPr>
+      <w:r>
+        <w:t xml:space="preserve">🌡️</w:t>
+      </w:r>
+      <w:r>
+        <w:t xml:space="preserve"> </w:t>
+      </w:r>
+      <w:r>
+        <w:rPr>
+          <w:b/>
+          <w:bCs/>
+        </w:rPr>
+        <w:t xml:space="preserve">Berkeley Earth</w:t>
+      </w:r>
+      <w:r>
+        <w:br/>
+      </w:r>
+      <w:r>
+        <w:t xml:space="preserve">Global land temperature anomalies by country and city</w:t>
+      </w:r>
+      <w:r>
+        <w:br/>
+      </w:r>
+      <w:r>
+        <w:rPr>
+          <w:rStyle w:val="VerbatimChar"/>
+        </w:rPr>
+        <w:t xml:space="preserve">berkeleyearth.org/data</w:t>
+      </w:r>
+    </w:p>
+    <w:p>
+      <w:pPr>
+        <w:numPr>
+          <w:ilvl w:val="0"/>
+          <w:numId w:val="1012"/>
+        </w:numPr>
+      </w:pPr>
+      <w:r>
+        <w:t xml:space="preserve">🐦</w:t>
+      </w:r>
+      <w:r>
+        <w:t xml:space="preserve"> </w:t>
+      </w:r>
+      <w:r>
+        <w:rPr>
+          <w:b/>
+          <w:bCs/>
+        </w:rPr>
+        <w:t xml:space="preserve">eBird</w:t>
+      </w:r>
+      <w:r>
+        <w:t xml:space="preserve"> </w:t>
+      </w:r>
+      <w:r>
+        <w:t xml:space="preserve">— Cornell Lab of Ornithology</w:t>
+      </w:r>
+      <w:r>
+        <w:br/>
+      </w:r>
+      <w:r>
+        <w:t xml:space="preserve">500M+ bird observation records globally</w:t>
+      </w:r>
+      <w:r>
+        <w:br/>
+      </w:r>
+      <w:r>
+        <w:rPr>
+          <w:rStyle w:val="VerbatimChar"/>
+        </w:rPr>
+        <w:t xml:space="preserve">ebird.org/science/use-ebird-data</w:t>
+      </w:r>
+    </w:p>
+    <w:p>
+      <w:pPr>
+        <w:pStyle w:val="FirstParagraph"/>
+      </w:pPr>
+      <w:r>
+        <w:rPr>
+          <w:b/>
+          <w:bCs/>
+        </w:rPr>
+        <w:t xml:space="preserve">The Great Lakes ice option in particular:</w:t>
+      </w:r>
+    </w:p>
+    <w:p>
+      <w:pPr>
+        <w:pStyle w:val="BodyText"/>
+      </w:pPr>
+      <w:r>
+        <w:t xml:space="preserve">You already know how to load and pivot</w:t>
+      </w:r>
+      <w:r>
+        <w:t xml:space="preserve"> </w:t>
+      </w:r>
+      <w:r>
+        <w:rPr>
+          <w:rStyle w:val="VerbatimChar"/>
+        </w:rPr>
+        <w:t xml:space="preserve">sup.txt</w:t>
+      </w:r>
+      <w:r>
+        <w:t xml:space="preserve"> </w:t>
+      </w:r>
+      <w:r>
+        <w:t xml:space="preserve">— the exact same code works for</w:t>
+      </w:r>
+      <w:r>
+        <w:t xml:space="preserve"> </w:t>
+      </w:r>
+      <w:r>
+        <w:rPr>
+          <w:rStyle w:val="VerbatimChar"/>
+        </w:rPr>
+        <w:t xml:space="preserve">mic.txt</w:t>
+      </w:r>
+      <w:r>
+        <w:t xml:space="preserve">,</w:t>
+      </w:r>
+      <w:r>
+        <w:t xml:space="preserve"> </w:t>
+      </w:r>
+      <w:r>
+        <w:rPr>
+          <w:rStyle w:val="VerbatimChar"/>
+        </w:rPr>
+        <w:t xml:space="preserve">hur.txt</w:t>
+      </w:r>
+      <w:r>
+        <w:t xml:space="preserve">,</w:t>
+      </w:r>
+      <w:r>
+        <w:t xml:space="preserve"> </w:t>
+      </w:r>
+      <w:r>
+        <w:rPr>
+          <w:rStyle w:val="VerbatimChar"/>
+        </w:rPr>
+        <w:t xml:space="preserve">eri.txt</w:t>
+      </w:r>
+      <w:r>
+        <w:t xml:space="preserve">, and</w:t>
+      </w:r>
+      <w:r>
+        <w:t xml:space="preserve"> </w:t>
+      </w:r>
+      <w:r>
+        <w:rPr>
+          <w:rStyle w:val="VerbatimChar"/>
+        </w:rPr>
+        <w:t xml:space="preserve">ont.txt</w:t>
+      </w:r>
+      <w:r>
+        <w:t xml:space="preserve">.</w:t>
+      </w:r>
+    </w:p>
+    <w:p>
+      <w:pPr>
+        <w:pStyle w:val="BodyText"/>
+      </w:pPr>
+      <w:r>
+        <w:t xml:space="preserve">Possible questions: - Does Lake Erie lose more ice per decade than Lake Superior? - Which lake shows the strongest trend in maximum ice cover? - Has the timing of peak ice changed since 1973?</w:t>
+      </w:r>
+    </w:p>
+    <w:p>
+      <w:pPr>
+        <w:pStyle w:val="BodyText"/>
+      </w:pPr>
+      <w:r>
+        <w:t xml:space="preserve">This is a low-barrier entry since the hard code work is already done.</w:t>
+      </w:r>
+    </w:p>
+    <w:bookmarkEnd w:id="30"/>
+    <w:bookmarkStart w:id="33" w:name="data-sources-fun-and-engaging"/>
+    <w:p>
+      <w:pPr>
+        <w:pStyle w:val="Heading1"/>
+      </w:pPr>
+      <w:r>
+        <w:t xml:space="preserve">Data Sources: Fun and Engaging 👽🦶☕</w:t>
+      </w:r>
+    </w:p>
+    <w:p>
+      <w:pPr>
+        <w:pStyle w:val="FirstParagraph"/>
+      </w:pPr>
+      <w:r>
+        <w:rPr>
+          <w:b/>
+          <w:bCs/>
+        </w:rPr>
+        <w:t xml:space="preserve">These are popular with students and very workable statistically:</w:t>
+      </w:r>
+    </w:p>
+    <w:p>
+      <w:pPr>
+        <w:numPr>
+          <w:ilvl w:val="0"/>
+          <w:numId w:val="1013"/>
+        </w:numPr>
+      </w:pPr>
+      <w:r>
+        <w:t xml:space="preserve">👣</w:t>
+      </w:r>
+      <w:r>
+        <w:t xml:space="preserve"> </w:t>
+      </w:r>
+      <w:r>
+        <w:rPr>
+          <w:b/>
+          <w:bCs/>
+        </w:rPr>
+        <w:t xml:space="preserve">Bigfoot / BFRO Sightings</w:t>
+      </w:r>
+      <w:r>
+        <w:br/>
+      </w:r>
+      <w:r>
+        <w:t xml:space="preserve">~5,000 reports with date, state, season, classification (A/B/C), weather</w:t>
+      </w:r>
+      <w:r>
+        <w:br/>
+      </w:r>
+      <w:r>
+        <w:rPr>
+          <w:rStyle w:val="VerbatimChar"/>
+        </w:rPr>
+        <w:t xml:space="preserve">kaggle.com/datasets/mexwell/bigfoot-sightings</w:t>
+      </w:r>
+      <w:r>
+        <w:br/>
+      </w:r>
+      <w:r>
+        <w:rPr>
+          <w:i/>
+          <w:iCs/>
+        </w:rPr>
+        <w:t xml:space="preserve">ANOVA on sightings by season; regression of count on year; t-test by class type</w:t>
+      </w:r>
+    </w:p>
+    <w:p>
+      <w:pPr>
+        <w:numPr>
+          <w:ilvl w:val="0"/>
+          <w:numId w:val="1013"/>
+        </w:numPr>
+      </w:pPr>
+      <w:r>
+        <w:t xml:space="preserve">👽</w:t>
+      </w:r>
+      <w:r>
+        <w:t xml:space="preserve"> </w:t>
+      </w:r>
+      <w:r>
+        <w:rPr>
+          <w:b/>
+          <w:bCs/>
+        </w:rPr>
+        <w:t xml:space="preserve">UFO Sightings — NUFORC</w:t>
+      </w:r>
+      <w:r>
+        <w:br/>
+      </w:r>
+      <w:r>
+        <w:t xml:space="preserve">88,000+ reports with date, location, shape, duration</w:t>
+      </w:r>
+      <w:r>
+        <w:br/>
+      </w:r>
+      <w:r>
+        <w:rPr>
+          <w:rStyle w:val="VerbatimChar"/>
+        </w:rPr>
+        <w:t xml:space="preserve">kaggle.com/datasets/joebeachcapital/ufo-sightings</w:t>
+      </w:r>
+      <w:r>
+        <w:br/>
+      </w:r>
+      <w:r>
+        <w:rPr>
+          <w:i/>
+          <w:iCs/>
+        </w:rPr>
+        <w:t xml:space="preserve">How has sighting frequency changed over time? Does duration differ by shape?</w:t>
+      </w:r>
+    </w:p>
+    <w:p>
+      <w:pPr>
+        <w:numPr>
+          <w:ilvl w:val="0"/>
+          <w:numId w:val="1013"/>
+        </w:numPr>
+      </w:pPr>
+      <w:r>
+        <w:t xml:space="preserve">☕</w:t>
+      </w:r>
+      <w:r>
+        <w:t xml:space="preserve"> </w:t>
+      </w:r>
+      <w:r>
+        <w:rPr>
+          <w:b/>
+          <w:bCs/>
+        </w:rPr>
+        <w:t xml:space="preserve">Coffee Reviews</w:t>
+      </w:r>
+      <w:r>
+        <w:br/>
+      </w:r>
+      <w:r>
+        <w:t xml:space="preserve">Cupped coffee scores, country of origin, altitude, processing method</w:t>
+      </w:r>
+      <w:r>
+        <w:br/>
+      </w:r>
+      <w:r>
+        <w:rPr>
+          <w:rStyle w:val="VerbatimChar"/>
+        </w:rPr>
+        <w:t xml:space="preserve">kaggle.com</w:t>
+      </w:r>
+      <w:r>
+        <w:t xml:space="preserve"> </w:t>
+      </w:r>
+      <w:r>
+        <w:t xml:space="preserve">— search</w:t>
+      </w:r>
+      <w:r>
+        <w:t xml:space="preserve"> </w:t>
+      </w:r>
+      <w:r>
+        <w:t xml:space="preserve">“coffee quality dataset”</w:t>
+      </w:r>
+      <w:r>
+        <w:br/>
+      </w:r>
+      <w:r>
+        <w:rPr>
+          <w:i/>
+          <w:iCs/>
+        </w:rPr>
+        <w:t xml:space="preserve">Does altitude predict quality score? Does processing method matter (ANOVA)?</w:t>
+      </w:r>
+    </w:p>
+    <w:p>
+      <w:pPr>
+        <w:numPr>
+          <w:ilvl w:val="0"/>
+          <w:numId w:val="1013"/>
+        </w:numPr>
+      </w:pPr>
+      <w:r>
+        <w:t xml:space="preserve">🎮</w:t>
+      </w:r>
+      <w:r>
+        <w:t xml:space="preserve"> </w:t>
+      </w:r>
+      <w:r>
+        <w:rPr>
+          <w:b/>
+          <w:bCs/>
+        </w:rPr>
+        <w:t xml:space="preserve">Video Game Sales</w:t>
+      </w:r>
+      <w:r>
+        <w:br/>
+      </w:r>
+      <w:r>
+        <w:t xml:space="preserve">Sales figures by platform, genre, region, year — 16,000 titles</w:t>
+      </w:r>
+      <w:r>
+        <w:br/>
+      </w:r>
+      <w:r>
+        <w:rPr>
+          <w:rStyle w:val="VerbatimChar"/>
+        </w:rPr>
+        <w:t xml:space="preserve">kaggle.com</w:t>
+      </w:r>
+      <w:r>
+        <w:t xml:space="preserve"> </w:t>
+      </w:r>
+      <w:r>
+        <w:t xml:space="preserve">— search</w:t>
+      </w:r>
+      <w:r>
+        <w:t xml:space="preserve"> </w:t>
+      </w:r>
+      <w:r>
+        <w:t xml:space="preserve">“video game sales”</w:t>
+      </w:r>
+      <w:r>
+        <w:br/>
+      </w:r>
+      <w:r>
+        <w:rPr>
+          <w:i/>
+          <w:iCs/>
+        </w:rPr>
+        <w:t xml:space="preserve">Does genre predict sales? Has the platform landscape shifted over time?</w:t>
+      </w:r>
+    </w:p>
+    <w:p>
+      <w:pPr>
+        <w:pStyle w:val="FirstParagraph"/>
+      </w:pPr>
+      <w:r>
+        <w:rPr>
+          <w:b/>
+          <w:bCs/>
+        </w:rPr>
+        <w:t xml:space="preserve">Why these work for this course:</w:t>
+      </w:r>
+    </w:p>
+    <w:p>
+      <w:pPr>
+        <w:pStyle w:val="Compact"/>
+        <w:numPr>
+          <w:ilvl w:val="0"/>
+          <w:numId w:val="1014"/>
+        </w:numPr>
+      </w:pPr>
+      <w:r>
+        <w:t xml:space="preserve">Clean enough to load with</w:t>
+      </w:r>
+      <w:r>
+        <w:t xml:space="preserve"> </w:t>
+      </w:r>
+      <w:r>
+        <w:rPr>
+          <w:rStyle w:val="VerbatimChar"/>
+        </w:rPr>
+        <w:t xml:space="preserve">read_csv()</w:t>
+      </w:r>
+      <w:r>
+        <w:t xml:space="preserve"> </w:t>
+      </w:r>
+      <w:r>
+        <w:t xml:space="preserve">directly</w:t>
+      </w:r>
+    </w:p>
+    <w:p>
+      <w:pPr>
+        <w:pStyle w:val="Compact"/>
+        <w:numPr>
+          <w:ilvl w:val="0"/>
+          <w:numId w:val="1014"/>
+        </w:numPr>
+      </w:pPr>
+      <w:r>
+        <w:t xml:space="preserve">Have clear categorical and numeric variables</w:t>
+      </w:r>
+    </w:p>
+    <w:p>
+      <w:pPr>
+        <w:pStyle w:val="Compact"/>
+        <w:numPr>
+          <w:ilvl w:val="0"/>
+          <w:numId w:val="1014"/>
+        </w:numPr>
+      </w:pPr>
+      <w:r>
+        <w:t xml:space="preserve">Produce obvious testable hypotheses</w:t>
+      </w:r>
+    </w:p>
+    <w:p>
+      <w:pPr>
+        <w:pStyle w:val="Compact"/>
+        <w:numPr>
+          <w:ilvl w:val="0"/>
+          <w:numId w:val="1014"/>
+        </w:numPr>
+      </w:pPr>
+      <w:r>
+        <w:t xml:space="preserve">Students actually want to look at the results</w:t>
+      </w:r>
+    </w:p>
+    <w:tbl>
+      <w:tblPr>
+        <w:tblStyle w:val="Table"/>
+        <w:tblLook w:firstRow="0" w:lastRow="0" w:firstColumn="0" w:lastColumn="0" w:noHBand="0" w:noVBand="0" w:val="0000"/>
+        <w:tblBorders>
+          <w:top w:val="single" w:sz="4" w:space="0" w:color="0758E5"/>
+          <w:left w:val="single" w:sz="24" w:space="0" w:color="0758E5"/>
+          <w:bottom w:val="single" w:sz="4" w:space="0" w:color="0758E5"/>
+          <w:right w:val="single" w:sz="4" w:space="0" w:color="0758E5"/>
+        </w:tblBorders>
+        <w:tblCellMar>
+          <w:left w:w="144" w:type="dxa"/>
+          <w:right w:w="144" w:type="dxa"/>
+        </w:tblCellMar>
+        <w:tblLook w:firstRow="0" w:lastRow="0" w:firstColumn="0" w:lastColumn="0" w:noHBand="0" w:noVBand="0" w:val="0000"/>
+      </w:tblPr>
+      <w:tr>
+        <w:trPr>
+          <w:cantSplit/>
+        </w:trPr>
+        <w:tc>
+          <w:tcPr>
+            <w:shd w:color="auto" w:fill="dae6fb" w:val="clear"/>
+            <w:tcMar>
+              <w:top w:w="92" w:type="dxa"/>
+              <w:bottom w:w="92" w:type="dxa"/>
+            </w:tcMar>
+          </w:tcPr>
+          <w:p>
+            <w:pPr>
+              <w:pStyle w:val="FirstParagraph"/>
+            </w:pPr>
+            <w:pPr>
+              <w:spacing w:before="0" w:after="0"/>
+              <w:textAlignment w:val="center"/>
+            </w:pPr>
+            <w:r>
+              <w:drawing>
+                <wp:inline>
+                  <wp:extent cx="152400" cy="152400"/>
+                  <wp:effectExtent b="0" l="0" r="0" t="0"/>
+                  <wp:docPr descr="" title="" id="31" name="Picture"/>
+                  <a:graphic>
+                    <a:graphicData uri="http://schemas.openxmlformats.org/drawingml/2006/picture">
+                      <pic:pic>
+                        <pic:nvPicPr>
+                          <pic:cNvPr descr="/Applications/quarto/share/formats/docx/note.png" id="32" name="Picture"/>
+                          <pic:cNvPicPr>
+                            <a:picLocks noChangeArrowheads="1" noChangeAspect="1"/>
+                          </pic:cNvPicPr>
+                        </pic:nvPicPr>
+                        <pic:blipFill>
+                          <a:blip r:embed="rId9"/>
+                          <a:stretch>
+                            <a:fillRect/>
+                          </a:stretch>
+                        </pic:blipFill>
+                        <pic:spPr bwMode="auto">
+                          <a:xfrm>
+                            <a:off x="0" y="0"/>
+                            <a:ext cx="152400" cy="152400"/>
+                          </a:xfrm>
+                          <a:prstGeom prst="rect">
+                            <a:avLst/>
+                          </a:prstGeom>
+                          <a:noFill/>
+                          <a:ln w="9525">
+                            <a:noFill/>
+                            <a:headEnd/>
+                            <a:tailEnd/>
+                          </a:ln>
+                        </pic:spPr>
+                      </pic:pic>
+                    </a:graphicData>
+                  </a:graphic>
+                </wp:inline>
+              </w:drawing>
+            </w:r>
+            <w:r>
+              <w:t xml:space="preserve"> </w:t>
+            </w:r>
+            <w:r>
+              <w:t xml:space="preserve"> </w:t>
+            </w:r>
+            <w:r>
+              <w:t xml:space="preserve">Note</w:t>
+            </w:r>
+          </w:p>
+        </w:tc>
+      </w:tr>
+      <w:tr>
+        <w:trPr>
+          <w:cantSplit/>
+        </w:trPr>
+        <w:tc>
+          <w:tcPr>
+            <w:tcMar>
+              <w:top w:w="108" w:type="dxa"/>
+              <w:bottom w:w="108" w:type="dxa"/>
+            </w:tcMar>
+          </w:tcPr>
+          <w:p>
+            <w:pPr>
+              <w:pStyle w:val="BodyText"/>
+            </w:pPr>
+            <w:pPr>
+              <w:spacing w:before="16" w:after="16"/>
+            </w:pPr>
+            <w:r>
+              <w:t xml:space="preserve">You don’t have to study biology to do a biology data science course project. The methods are the same regardless of the data.</w:t>
+            </w:r>
+          </w:p>
+          <w:p/>
+        </w:tc>
+      </w:tr>
+    </w:tbl>
+    <w:bookmarkEnd w:id="33"/>
+    <w:bookmarkStart w:id="34" w:name="data-sources-general-and-exploratory"/>
+    <w:p>
+      <w:pPr>
+        <w:pStyle w:val="Heading1"/>
+      </w:pPr>
+      <w:r>
+        <w:t xml:space="preserve">Data Sources: General and Exploratory</w:t>
+      </w:r>
+    </w:p>
+    <w:p>
+      <w:pPr>
+        <w:numPr>
+          <w:ilvl w:val="0"/>
+          <w:numId w:val="1015"/>
+        </w:numPr>
+      </w:pPr>
+      <w:r>
+        <w:t xml:space="preserve">🌍</w:t>
+      </w:r>
+      <w:r>
+        <w:t xml:space="preserve"> </w:t>
+      </w:r>
+      <w:r>
+        <w:rPr>
+          <w:b/>
+          <w:bCs/>
+        </w:rPr>
+        <w:t xml:space="preserve">Our World in Data</w:t>
+      </w:r>
+      <w:r>
+        <w:br/>
+      </w:r>
+      <w:r>
+        <w:t xml:space="preserve">Country-level indicators: health, climate, economics, education</w:t>
+      </w:r>
+      <w:r>
+        <w:br/>
+      </w:r>
+      <w:r>
+        <w:rPr>
+          <w:rStyle w:val="VerbatimChar"/>
+        </w:rPr>
+        <w:t xml:space="preserve">ourworldindata.org/data</w:t>
+      </w:r>
+      <w:r>
+        <w:t xml:space="preserve"> </w:t>
+      </w:r>
+      <w:r>
+        <w:t xml:space="preserve">— all downloadable as CSV</w:t>
+      </w:r>
+      <w:r>
+        <w:br/>
+      </w:r>
+      <w:r>
+        <w:rPr>
+          <w:i/>
+          <w:iCs/>
+        </w:rPr>
+        <w:t xml:space="preserve">Global trends; great for regression of any indicator over time</w:t>
+      </w:r>
+    </w:p>
+    <w:p>
+      <w:pPr>
+        <w:numPr>
+          <w:ilvl w:val="0"/>
+          <w:numId w:val="1015"/>
+        </w:numPr>
+      </w:pPr>
+      <w:r>
+        <w:t xml:space="preserve">📊</w:t>
+      </w:r>
+      <w:r>
+        <w:t xml:space="preserve"> </w:t>
+      </w:r>
+      <w:r>
+        <w:rPr>
+          <w:b/>
+          <w:bCs/>
+        </w:rPr>
+        <w:t xml:space="preserve">FiveThirtyEight</w:t>
+      </w:r>
+      <w:r>
+        <w:br/>
+      </w:r>
+      <w:r>
+        <w:t xml:space="preserve">Sports, politics, culture — all their story data is public</w:t>
+      </w:r>
+      <w:r>
+        <w:br/>
+      </w:r>
+      <w:r>
+        <w:rPr>
+          <w:rStyle w:val="VerbatimChar"/>
+        </w:rPr>
+        <w:t xml:space="preserve">github.com/fivethirtyeight/data</w:t>
+      </w:r>
+      <w:r>
+        <w:br/>
+      </w:r>
+      <w:r>
+        <w:rPr>
+          <w:i/>
+          <w:iCs/>
+        </w:rPr>
+        <w:t xml:space="preserve">Dozens of clean CSVs; each has a published story as inspiration</w:t>
+      </w:r>
+    </w:p>
+    <w:p>
+      <w:pPr>
+        <w:numPr>
+          <w:ilvl w:val="0"/>
+          <w:numId w:val="1015"/>
+        </w:numPr>
+      </w:pPr>
+      <w:r>
+        <w:t xml:space="preserve">🏈</w:t>
+      </w:r>
+      <w:r>
+        <w:t xml:space="preserve"> </w:t>
+      </w:r>
+      <w:r>
+        <w:rPr>
+          <w:b/>
+          <w:bCs/>
+        </w:rPr>
+        <w:t xml:space="preserve">Sports Reference</w:t>
+      </w:r>
+      <w:r>
+        <w:br/>
+      </w:r>
+      <w:r>
+        <w:t xml:space="preserve">Player and team stats for NFL, NBA, MLB, NHL</w:t>
+      </w:r>
+      <w:r>
+        <w:br/>
+      </w:r>
+      <w:r>
+        <w:rPr>
+          <w:rStyle w:val="VerbatimChar"/>
+        </w:rPr>
+        <w:t xml:space="preserve">sports-reference.com</w:t>
+      </w:r>
+      <w:r>
+        <w:br/>
+      </w:r>
+      <w:r>
+        <w:rPr>
+          <w:i/>
+          <w:iCs/>
+        </w:rPr>
+        <w:t xml:space="preserve">Does salary predict performance? Regression all day.</w:t>
+      </w:r>
+    </w:p>
+    <w:p>
+      <w:pPr>
+        <w:numPr>
+          <w:ilvl w:val="0"/>
+          <w:numId w:val="1015"/>
+        </w:numPr>
+      </w:pPr>
+      <w:r>
+        <w:t xml:space="preserve">🚲</w:t>
+      </w:r>
+      <w:r>
+        <w:t xml:space="preserve"> </w:t>
+      </w:r>
+      <w:r>
+        <w:rPr>
+          <w:b/>
+          <w:bCs/>
+        </w:rPr>
+        <w:t xml:space="preserve">Bike Sharing</w:t>
+      </w:r>
+      <w:r>
+        <w:t xml:space="preserve"> </w:t>
+      </w:r>
+      <w:r>
+        <w:t xml:space="preserve">(UCI ML Repository)</w:t>
+      </w:r>
+      <w:r>
+        <w:br/>
+      </w:r>
+      <w:r>
+        <w:t xml:space="preserve">Hourly bike rental counts, weather, season — 17,000 rows</w:t>
+      </w:r>
+      <w:r>
+        <w:br/>
+      </w:r>
+      <w:r>
+        <w:rPr>
+          <w:rStyle w:val="VerbatimChar"/>
+        </w:rPr>
+        <w:t xml:space="preserve">archive.ics.uci.edu</w:t>
+      </w:r>
+      <w:r>
+        <w:br/>
+      </w:r>
+      <w:r>
+        <w:rPr>
+          <w:i/>
+          <w:iCs/>
+        </w:rPr>
+        <w:t xml:space="preserve">Regression: does temperature predict rentals? ANOVA across seasons?</w:t>
+      </w:r>
+    </w:p>
+    <w:p>
+      <w:pPr>
+        <w:numPr>
+          <w:ilvl w:val="0"/>
+          <w:numId w:val="1015"/>
+        </w:numPr>
+      </w:pPr>
+      <w:r>
+        <w:t xml:space="preserve">🔬</w:t>
+      </w:r>
+      <w:r>
+        <w:t xml:space="preserve"> </w:t>
+      </w:r>
+      <w:r>
+        <w:rPr>
+          <w:b/>
+          <w:bCs/>
+        </w:rPr>
+        <w:t xml:space="preserve">Figshare</w:t>
+      </w:r>
+      <w:r>
+        <w:br/>
+      </w:r>
+      <w:r>
+        <w:t xml:space="preserve">Research data across all fields — often from published papers</w:t>
+      </w:r>
+      <w:r>
+        <w:br/>
+      </w:r>
+      <w:r>
+        <w:rPr>
+          <w:rStyle w:val="VerbatimChar"/>
+        </w:rPr>
+        <w:t xml:space="preserve">figshare.com</w:t>
+      </w:r>
+    </w:p>
+    <w:p>
+      <w:pPr>
+        <w:pStyle w:val="FirstParagraph"/>
+      </w:pPr>
+      <w:r>
+        <w:rPr>
+          <w:b/>
+          <w:bCs/>
+        </w:rPr>
+        <w:t xml:space="preserve">And the one your professor can’t stop you from using:</w:t>
+      </w:r>
+    </w:p>
+    <w:p>
+      <w:pPr>
+        <w:pStyle w:val="Compact"/>
+        <w:numPr>
+          <w:ilvl w:val="0"/>
+          <w:numId w:val="1016"/>
+        </w:numPr>
+      </w:pPr>
+      <w:r>
+        <w:t xml:space="preserve">🏔️</w:t>
+      </w:r>
+      <w:r>
+        <w:t xml:space="preserve"> </w:t>
+      </w:r>
+      <w:r>
+        <w:rPr>
+          <w:b/>
+          <w:bCs/>
+        </w:rPr>
+        <w:t xml:space="preserve">Kaggle</w:t>
+      </w:r>
+      <w:r>
+        <w:t xml:space="preserve"> </w:t>
+      </w:r>
+      <w:r>
+        <w:t xml:space="preserve">— the world’s largest public dataset repository</w:t>
+      </w:r>
+      <w:r>
+        <w:br/>
+      </w:r>
+      <w:r>
+        <w:rPr>
+          <w:rStyle w:val="VerbatimChar"/>
+        </w:rPr>
+        <w:t xml:space="preserve">kaggle.com/datasets</w:t>
+      </w:r>
+      <w:r>
+        <w:br/>
+      </w:r>
+      <w:r>
+        <w:t xml:space="preserve">Free account required to download</w:t>
+      </w:r>
+      <w:r>
+        <w:br/>
+      </w:r>
+      <w:r>
+        <w:t xml:space="preserve">Filter by: file type → CSV; size → small (under 10 MB to start)</w:t>
+      </w:r>
+    </w:p>
+    <w:p>
+      <w:pPr>
+        <w:pStyle w:val="FirstParagraph"/>
+      </w:pPr>
+      <w:r>
+        <w:rPr>
+          <w:b/>
+          <w:bCs/>
+        </w:rPr>
+        <w:t xml:space="preserve">Google Dataset Search:</w:t>
+      </w:r>
+      <w:r>
+        <w:br/>
+      </w:r>
+      <w:r>
+        <w:rPr>
+          <w:rStyle w:val="VerbatimChar"/>
+        </w:rPr>
+        <w:t xml:space="preserve">datasetsearch.research.google.com</w:t>
+      </w:r>
+      <w:r>
+        <w:br/>
+      </w:r>
+      <w:r>
+        <w:t xml:space="preserve">Search any topic and find datasets across dozens of repositories at once.</w:t>
+      </w:r>
+    </w:p>
+    <w:bookmarkEnd w:id="34"/>
+    <w:bookmarkStart w:id="35" w:name="what-kind-of-question-should-you-ask"/>
+    <w:p>
+      <w:pPr>
+        <w:pStyle w:val="Heading1"/>
+      </w:pPr>
+      <w:r>
+        <w:t xml:space="preserve">What Kind of Question Should You Ask?</w:t>
+      </w:r>
+    </w:p>
+    <w:p>
+      <w:pPr>
+        <w:pStyle w:val="FirstParagraph"/>
+      </w:pPr>
+      <w:r>
+        <w:t xml:space="preserve">A good project question has three parts:</w:t>
+      </w:r>
+    </w:p>
+    <w:p>
+      <w:pPr>
+        <w:pStyle w:val="Compact"/>
+        <w:numPr>
+          <w:ilvl w:val="0"/>
+          <w:numId w:val="1017"/>
+        </w:numPr>
+      </w:pPr>
+      <w:r>
+        <w:rPr>
+          <w:b/>
+          <w:bCs/>
+        </w:rPr>
+        <w:t xml:space="preserve">A response variable (Y)</w:t>
+      </w:r>
+      <w:r>
+        <w:t xml:space="preserve"> </w:t>
+      </w:r>
+      <w:r>
+        <w:t xml:space="preserve">— something you can measure or count</w:t>
+      </w:r>
+    </w:p>
+    <w:p>
+      <w:pPr>
+        <w:pStyle w:val="Compact"/>
+        <w:numPr>
+          <w:ilvl w:val="0"/>
+          <w:numId w:val="1017"/>
+        </w:numPr>
+      </w:pPr>
+      <w:r>
+        <w:rPr>
+          <w:b/>
+          <w:bCs/>
+        </w:rPr>
+        <w:t xml:space="preserve">A predictor (X)</w:t>
+      </w:r>
+      <w:r>
+        <w:t xml:space="preserve"> </w:t>
+      </w:r>
+      <w:r>
+        <w:t xml:space="preserve">— something that might explain Y</w:t>
+      </w:r>
+    </w:p>
+    <w:p>
+      <w:pPr>
+        <w:pStyle w:val="Compact"/>
+        <w:numPr>
+          <w:ilvl w:val="0"/>
+          <w:numId w:val="1017"/>
+        </w:numPr>
+      </w:pPr>
+      <w:r>
+        <w:rPr>
+          <w:b/>
+          <w:bCs/>
+        </w:rPr>
+        <w:t xml:space="preserve">A direction</w:t>
+      </w:r>
+      <w:r>
+        <w:t xml:space="preserve"> </w:t>
+      </w:r>
+      <w:r>
+        <w:t xml:space="preserve">— does more X lead to more (or less) Y? Or does Y differ across groups?</w:t>
+      </w:r>
+    </w:p>
+    <w:p>
+      <w:pPr>
+        <w:pStyle w:val="FirstParagraph"/>
+      </w:pPr>
+      <w:r>
+        <w:rPr>
+          <w:b/>
+          <w:bCs/>
+        </w:rPr>
+        <w:t xml:space="preserve">Examples of strong questions:</w:t>
+      </w:r>
+    </w:p>
+    <w:p>
+      <w:pPr>
+        <w:pStyle w:val="Compact"/>
+        <w:numPr>
+          <w:ilvl w:val="0"/>
+          <w:numId w:val="1018"/>
+        </w:numPr>
+      </w:pPr>
+      <w:r>
+        <w:t xml:space="preserve">Do Bigfoot sightings in summer outnumber those in winter?</w:t>
+      </w:r>
+      <w:r>
+        <w:t xml:space="preserve"> </w:t>
+      </w:r>
+      <w:r>
+        <w:rPr>
+          <w:i/>
+          <w:iCs/>
+        </w:rPr>
+        <w:t xml:space="preserve">(ANOVA)</w:t>
+      </w:r>
+    </w:p>
+    <w:p>
+      <w:pPr>
+        <w:pStyle w:val="Compact"/>
+        <w:numPr>
+          <w:ilvl w:val="0"/>
+          <w:numId w:val="1018"/>
+        </w:numPr>
+      </w:pPr>
+      <w:r>
+        <w:t xml:space="preserve">Has the number of UFO sightings increased since the 1990s?</w:t>
+      </w:r>
+      <w:r>
+        <w:t xml:space="preserve"> </w:t>
+      </w:r>
+      <w:r>
+        <w:rPr>
+          <w:i/>
+          <w:iCs/>
+        </w:rPr>
+        <w:t xml:space="preserve">(regression on year)</w:t>
+      </w:r>
+    </w:p>
+    <w:p>
+      <w:pPr>
+        <w:pStyle w:val="Compact"/>
+        <w:numPr>
+          <w:ilvl w:val="0"/>
+          <w:numId w:val="1018"/>
+        </w:numPr>
+      </w:pPr>
+      <w:r>
+        <w:t xml:space="preserve">Does the altitude of a coffee farm predict its cupping score?</w:t>
+      </w:r>
+      <w:r>
+        <w:t xml:space="preserve"> </w:t>
+      </w:r>
+      <w:r>
+        <w:rPr>
+          <w:i/>
+          <w:iCs/>
+        </w:rPr>
+        <w:t xml:space="preserve">(regression)</w:t>
+      </w:r>
+    </w:p>
+    <w:p>
+      <w:pPr>
+        <w:pStyle w:val="Compact"/>
+        <w:numPr>
+          <w:ilvl w:val="0"/>
+          <w:numId w:val="1018"/>
+        </w:numPr>
+      </w:pPr>
+      <w:r>
+        <w:t xml:space="preserve">Does Lake Erie show a stronger ice-loss trend than Lake Superior?</w:t>
+      </w:r>
+      <w:r>
+        <w:t xml:space="preserve"> </w:t>
+      </w:r>
+      <w:r>
+        <w:rPr>
+          <w:i/>
+          <w:iCs/>
+        </w:rPr>
+        <w:t xml:space="preserve">(compare two slopes)</w:t>
+      </w:r>
+    </w:p>
+    <w:p>
+      <w:pPr>
+        <w:pStyle w:val="Compact"/>
+        <w:numPr>
+          <w:ilvl w:val="0"/>
+          <w:numId w:val="1018"/>
+        </w:numPr>
+      </w:pPr>
+      <w:r>
+        <w:t xml:space="preserve">Does bird species richness differ between NEON forest and grassland sites?</w:t>
+      </w:r>
+      <w:r>
+        <w:t xml:space="preserve"> </w:t>
+      </w:r>
+      <w:r>
+        <w:rPr>
+          <w:i/>
+          <w:iCs/>
+        </w:rPr>
+        <w:t xml:space="preserve">(t-test)</w:t>
+      </w:r>
+    </w:p>
+    <w:p>
+      <w:pPr>
+        <w:pStyle w:val="FirstParagraph"/>
+      </w:pPr>
+      <w:r>
+        <w:rPr>
+          <w:b/>
+          <w:bCs/>
+        </w:rPr>
+        <w:t xml:space="preserve">Avoid questions like:</w:t>
+      </w:r>
+    </w:p>
+    <w:p>
+      <w:pPr>
+        <w:pStyle w:val="Compact"/>
+        <w:numPr>
+          <w:ilvl w:val="0"/>
+          <w:numId w:val="1019"/>
+        </w:numPr>
+      </w:pPr>
+      <w:r>
+        <w:t xml:space="preserve">“What is interesting about this dataset?”</w:t>
+      </w:r>
+      <w:r>
+        <w:t xml:space="preserve"> </w:t>
+      </w:r>
+      <w:r>
+        <w:t xml:space="preserve">— too vague for H₀/Hₐ</w:t>
+      </w:r>
+    </w:p>
+    <w:p>
+      <w:pPr>
+        <w:pStyle w:val="Compact"/>
+        <w:numPr>
+          <w:ilvl w:val="0"/>
+          <w:numId w:val="1019"/>
+        </w:numPr>
+      </w:pPr>
+      <w:r>
+        <w:t xml:space="preserve">“Which state has the most UFO sightings?”</w:t>
+      </w:r>
+      <w:r>
+        <w:t xml:space="preserve"> </w:t>
+      </w:r>
+      <w:r>
+        <w:t xml:space="preserve">— descriptive, not inferential</w:t>
+      </w:r>
+    </w:p>
+    <w:p>
+      <w:pPr>
+        <w:pStyle w:val="Compact"/>
+        <w:numPr>
+          <w:ilvl w:val="0"/>
+          <w:numId w:val="1019"/>
+        </w:numPr>
+      </w:pPr>
+      <w:r>
+        <w:t xml:space="preserve">“Is climate change real?”</w:t>
+      </w:r>
+      <w:r>
+        <w:t xml:space="preserve"> </w:t>
+      </w:r>
+      <w:r>
+        <w:t xml:space="preserve">— not answerable with one dataset</w:t>
+      </w:r>
+    </w:p>
+    <w:p>
+      <w:pPr>
+        <w:pStyle w:val="FirstParagraph"/>
+      </w:pPr>
+      <w:r>
+        <w:rPr>
+          <w:b/>
+          <w:bCs/>
+        </w:rPr>
+        <w:t xml:space="preserve">A useful test:</w:t>
+      </w:r>
+    </w:p>
+    <w:p>
+      <w:pPr>
+        <w:pStyle w:val="BodyText"/>
+      </w:pPr>
+      <w:r>
+        <w:t xml:space="preserve">Can you write H₀ and Hₐ in one sentence each? If yes, you have a testable question. If not, keep narrowing.</w:t>
+      </w:r>
+    </w:p>
+    <w:p>
+      <w:pPr>
+        <w:pStyle w:val="BodyText"/>
+      </w:pPr>
+      <w:r>
+        <w:t xml:space="preserve">📖 R4DS Ch. 1.1 — framing a data science question</w:t>
+      </w:r>
+    </w:p>
+    <w:bookmarkEnd w:id="35"/>
+    <w:bookmarkStart w:id="38" w:name="the-workflow-you-already-know"/>
+    <w:p>
+      <w:pPr>
+        <w:pStyle w:val="Heading1"/>
+      </w:pPr>
+      <w:r>
+        <w:t xml:space="preserve">The Workflow You Already Know</w:t>
+      </w:r>
+    </w:p>
+    <w:p>
+      <w:pPr>
+        <w:pStyle w:val="FirstParagraph"/>
+      </w:pPr>
+      <w:r>
+        <w:t xml:space="preserve">Every milestone maps to something you’ve already done in this class:</w:t>
+      </w:r>
+    </w:p>
+    <w:tbl>
+      <w:tblPr>
+        <w:tblStyle w:val="Table"/>
+        <w:tblW w:type="pct" w:w="5000"/>
+        <w:tblLayout w:type="fixed"/>
+        <w:tblLook w:firstRow="1" w:lastRow="0" w:firstColumn="0" w:lastColumn="0" w:noHBand="0" w:noVBand="0" w:val="0020"/>
+      </w:tblPr>
+      <w:tblGrid>
+        <w:gridCol w:w="2530"/>
+        <w:gridCol w:w="5390"/>
+      </w:tblGrid>
+      <w:tr>
+        <w:trPr>
+          <w:tblHeader w:val="on"/>
+        </w:trPr>
+        <w:tc>
+          <w:tcPr/>
+          <w:p>
+            <w:pPr>
+              <w:pStyle w:val="Compact"/>
+            </w:pPr>
+            <w:r>
+              <w:t xml:space="preserve">Milestone</w:t>
+            </w:r>
+          </w:p>
+        </w:tc>
+        <w:tc>
+          <w:tcPr/>
+          <w:p>
+            <w:pPr>
+              <w:pStyle w:val="Compact"/>
+            </w:pPr>
+            <w:r>
+              <w:t xml:space="preserve">Skill you already have</w:t>
+            </w:r>
+          </w:p>
+        </w:tc>
+      </w:tr>
+      <w:tr>
+        <w:tc>
+          <w:tcPr/>
+          <w:p>
+            <w:pPr>
+              <w:pStyle w:val="Compact"/>
+            </w:pPr>
+            <w:r>
+              <w:t xml:space="preserve">M1 — find dataset, state hypotheses</w:t>
+            </w:r>
+          </w:p>
+        </w:tc>
+        <w:tc>
+          <w:tcPr/>
+          <w:p>
+            <w:pPr>
+              <w:pStyle w:val="Compact"/>
+            </w:pPr>
+            <w:r>
+              <w:t xml:space="preserve">Lecture 01 — null vs. alternate hypotheses</w:t>
+            </w:r>
+          </w:p>
+        </w:tc>
+      </w:tr>
+      <w:tr>
+        <w:tc>
+          <w:tcPr/>
+          <w:p>
+            <w:pPr>
+              <w:pStyle w:val="Compact"/>
+            </w:pPr>
+            <w:r>
+              <w:t xml:space="preserve">M2 — load in R,</w:t>
+            </w:r>
+            <w:r>
+              <w:t xml:space="preserve"> </w:t>
+            </w:r>
+            <w:r>
+              <w:rPr>
+                <w:rStyle w:val="VerbatimChar"/>
+              </w:rPr>
+              <w:t xml:space="preserve">glimpse()</w:t>
+            </w:r>
+            <w:r>
+              <w:t xml:space="preserve">, first plot</w:t>
+            </w:r>
+          </w:p>
+        </w:tc>
+        <w:tc>
+          <w:tcPr/>
+          <w:p>
+            <w:pPr>
+              <w:pStyle w:val="Compact"/>
+            </w:pPr>
+            <w:r>
+              <w:t xml:space="preserve">Lecture 02/03 —</w:t>
+            </w:r>
+            <w:r>
+              <w:t xml:space="preserve"> </w:t>
+            </w:r>
+            <w:r>
+              <w:rPr>
+                <w:rStyle w:val="VerbatimChar"/>
+              </w:rPr>
+              <w:t xml:space="preserve">read_csv()</w:t>
+            </w:r>
+            <w:r>
+              <w:t xml:space="preserve">,</w:t>
+            </w:r>
+            <w:r>
+              <w:t xml:space="preserve"> </w:t>
+            </w:r>
+            <w:r>
+              <w:rPr>
+                <w:rStyle w:val="VerbatimChar"/>
+              </w:rPr>
+              <w:t xml:space="preserve">ggplot()</w:t>
+            </w:r>
+          </w:p>
+        </w:tc>
+      </w:tr>
+      <w:tr>
+        <w:tc>
+          <w:tcPr/>
+          <w:p>
+            <w:pPr>
+              <w:pStyle w:val="Compact"/>
+            </w:pPr>
+            <w:r>
+              <w:t xml:space="preserve">M3 — clean + exploratory figures</w:t>
+            </w:r>
+          </w:p>
+        </w:tc>
+        <w:tc>
+          <w:tcPr/>
+          <w:p>
+            <w:pPr>
+              <w:pStyle w:val="Compact"/>
+            </w:pPr>
+            <w:r>
+              <w:t xml:space="preserve">Lecture 03/04 —</w:t>
+            </w:r>
+            <w:r>
+              <w:t xml:space="preserve"> </w:t>
+            </w:r>
+            <w:r>
+              <w:rPr>
+                <w:rStyle w:val="VerbatimChar"/>
+              </w:rPr>
+              <w:t xml:space="preserve">filter()</w:t>
+            </w:r>
+            <w:r>
+              <w:t xml:space="preserve">,</w:t>
+            </w:r>
+            <w:r>
+              <w:t xml:space="preserve"> </w:t>
+            </w:r>
+            <w:r>
+              <w:rPr>
+                <w:rStyle w:val="VerbatimChar"/>
+              </w:rPr>
+              <w:t xml:space="preserve">mutate()</w:t>
+            </w:r>
+            <w:r>
+              <w:t xml:space="preserve">, boxplots</w:t>
+            </w:r>
+          </w:p>
+        </w:tc>
+      </w:tr>
+      <w:tr>
+        <w:tc>
+          <w:tcPr/>
+          <w:p>
+            <w:pPr>
+              <w:pStyle w:val="Compact"/>
+            </w:pPr>
+            <w:r>
+              <w:t xml:space="preserve">M4 — statistical model + assumption checks</w:t>
+            </w:r>
+          </w:p>
+        </w:tc>
+        <w:tc>
+          <w:tcPr/>
+          <w:p>
+            <w:pPr>
+              <w:pStyle w:val="Compact"/>
+            </w:pPr>
+            <w:r>
+              <w:t xml:space="preserve">Lecture 05/06 —</w:t>
+            </w:r>
+            <w:r>
+              <w:t xml:space="preserve"> </w:t>
+            </w:r>
+            <w:r>
+              <w:rPr>
+                <w:rStyle w:val="VerbatimChar"/>
+              </w:rPr>
+              <w:t xml:space="preserve">lm()</w:t>
+            </w:r>
+            <w:r>
+              <w:t xml:space="preserve">, residual plots,</w:t>
+            </w:r>
+            <w:r>
+              <w:t xml:space="preserve"> </w:t>
+            </w:r>
+            <w:r>
+              <w:rPr>
+                <w:rStyle w:val="VerbatimChar"/>
+              </w:rPr>
+              <w:t xml:space="preserve">lm()</w:t>
+            </w:r>
+          </w:p>
+        </w:tc>
+      </w:tr>
+      <w:tr>
+        <w:tc>
+          <w:tcPr/>
+          <w:p>
+            <w:pPr>
+              <w:pStyle w:val="Compact"/>
+            </w:pPr>
+            <w:r>
+              <w:t xml:space="preserve">M5 — Quarto report knitted to HTML</w:t>
+            </w:r>
+          </w:p>
+        </w:tc>
+        <w:tc>
+          <w:tcPr/>
+          <w:p>
+            <w:pPr>
+              <w:pStyle w:val="Compact"/>
+            </w:pPr>
+            <w:r>
+              <w:t xml:space="preserve">Every lecture — you’ve been doing this all semester -</w:t>
+            </w:r>
+            <w:r>
+              <w:t xml:space="preserve"> </w:t>
+            </w:r>
+            <w:r>
+              <w:rPr>
+                <w:b/>
+                <w:bCs/>
+              </w:rPr>
+              <w:t xml:space="preserve">MAYBE!!!!!!</w:t>
+            </w:r>
+          </w:p>
+        </w:tc>
+      </w:tr>
+    </w:tbl>
+    <w:p>
+      <w:pPr>
+        <w:pStyle w:val="BodyText"/>
+      </w:pPr>
+      <w:r>
+        <w:rPr>
+          <w:b/>
+          <w:bCs/>
+        </w:rPr>
+        <w:t xml:space="preserve">You are not learning new tools for the final project. You are applying tools you already have to data you chose.</w:t>
+      </w:r>
+    </w:p>
+    <w:tbl>
+      <w:tblPr>
+        <w:tblStyle w:val="Table"/>
+        <w:tblLook w:firstRow="0" w:lastRow="0" w:firstColumn="0" w:lastColumn="0" w:noHBand="0" w:noVBand="0" w:val="0000"/>
+        <w:tblBorders>
+          <w:top w:val="single" w:sz="4" w:space="0" w:color="CC1914"/>
+          <w:left w:val="single" w:sz="24" w:space="0" w:color="CC1914"/>
+          <w:bottom w:val="single" w:sz="4" w:space="0" w:color="CC1914"/>
+          <w:right w:val="single" w:sz="4" w:space="0" w:color="CC1914"/>
+        </w:tblBorders>
+        <w:tblCellMar>
+          <w:left w:w="144" w:type="dxa"/>
+          <w:right w:w="144" w:type="dxa"/>
+        </w:tblCellMar>
+        <w:tblLook w:firstRow="0" w:lastRow="0" w:firstColumn="0" w:lastColumn="0" w:noHBand="0" w:noVBand="0" w:val="0000"/>
+      </w:tblPr>
+      <w:tr>
+        <w:trPr>
+          <w:cantSplit/>
+        </w:trPr>
+        <w:tc>
+          <w:tcPr>
+            <w:shd w:color="auto" w:fill="f7dddc" w:val="clear"/>
+            <w:tcMar>
+              <w:top w:w="92" w:type="dxa"/>
+              <w:bottom w:w="92" w:type="dxa"/>
+            </w:tcMar>
+          </w:tcPr>
+          <w:p>
+            <w:pPr>
+              <w:pStyle w:val="BodyText"/>
+            </w:pPr>
+            <w:pPr>
+              <w:spacing w:before="0" w:after="0"/>
+              <w:textAlignment w:val="center"/>
+            </w:pPr>
+            <w:r>
+              <w:drawing>
+                <wp:inline>
+                  <wp:extent cx="152400" cy="152400"/>
+                  <wp:effectExtent b="0" l="0" r="0" t="0"/>
+                  <wp:docPr descr="" title="" id="36" name="Picture"/>
+                  <a:graphic>
+                    <a:graphicData uri="http://schemas.openxmlformats.org/drawingml/2006/picture">
+                      <pic:pic>
+                        <pic:nvPicPr>
+                          <pic:cNvPr descr="/Applications/quarto/share/formats/docx/important.png" id="37" name="Picture"/>
+                          <pic:cNvPicPr>
+                            <a:picLocks noChangeArrowheads="1" noChangeAspect="1"/>
+                          </pic:cNvPicPr>
+                        </pic:nvPicPr>
+                        <pic:blipFill>
+                          <a:blip r:embed="rId19"/>
+                          <a:stretch>
+                            <a:fillRect/>
+                          </a:stretch>
+                        </pic:blipFill>
+                        <pic:spPr bwMode="auto">
+                          <a:xfrm>
+                            <a:off x="0" y="0"/>
+                            <a:ext cx="152400" cy="152400"/>
+                          </a:xfrm>
+                          <a:prstGeom prst="rect">
+                            <a:avLst/>
+                          </a:prstGeom>
+                          <a:noFill/>
+                          <a:ln w="9525">
+                            <a:noFill/>
+                            <a:headEnd/>
+                            <a:tailEnd/>
+                          </a:ln>
+                        </pic:spPr>
+                      </pic:pic>
+                    </a:graphicData>
+                  </a:graphic>
+                </wp:inline>
+              </w:drawing>
+            </w:r>
+            <w:r>
+              <w:t xml:space="preserve"> </w:t>
+            </w:r>
+            <w:r>
+              <w:t xml:space="preserve"> </w:t>
+            </w:r>
+            <w:r>
+              <w:t xml:space="preserve">Important</w:t>
+            </w:r>
+          </w:p>
+        </w:tc>
+      </w:tr>
+      <w:tr>
+        <w:trPr>
+          <w:cantSplit/>
+        </w:trPr>
+        <w:tc>
+          <w:tcPr>
+            <w:tcMar>
+              <w:top w:w="108" w:type="dxa"/>
+              <w:bottom w:w="108" w:type="dxa"/>
+            </w:tcMar>
+          </w:tcPr>
+          <w:p>
+            <w:pPr>
+              <w:pStyle w:val="BodyText"/>
+            </w:pPr>
+            <w:pPr>
+              <w:spacing w:before="16"/>
+            </w:pPr>
+            <w:r>
+              <w:rPr>
+                <w:b/>
+                <w:bCs/>
+              </w:rPr>
+              <w:t xml:space="preserve">The biggest mistake in final projects:</w:t>
+            </w:r>
+          </w:p>
+          <w:p>
+            <w:pPr>
+              <w:pStyle w:val="BodyText"/>
+            </w:pPr>
+            <w:r>
+              <w:t xml:space="preserve">Waiting until Milestone 3 to actually open the data in R.</w:t>
+            </w:r>
+          </w:p>
+          <w:p>
+            <w:pPr>
+              <w:pStyle w:val="BodyText"/>
+            </w:pPr>
+            <w:pPr>
+              <w:spacing w:after="16"/>
+            </w:pPr>
+            <w:r>
+              <w:t xml:space="preserve">If you can’t load the file and run</w:t>
+            </w:r>
+            <w:r>
+              <w:t xml:space="preserve"> </w:t>
+            </w:r>
+            <w:r>
+              <w:rPr>
+                <w:rStyle w:val="VerbatimChar"/>
+              </w:rPr>
+              <w:t xml:space="preserve">glimpse()</w:t>
+            </w:r>
+            <w:r>
+              <w:t xml:space="preserve"> </w:t>
+            </w:r>
+            <w:r>
+              <w:t xml:space="preserve">in the first week, you will not be able to finish. M2 is your early warning system — take it seriously.</w:t>
+            </w:r>
+          </w:p>
+          <w:p/>
+        </w:tc>
+      </w:tr>
+    </w:tbl>
+    <w:bookmarkEnd w:id="38"/>
+    <w:bookmarkStart w:id="39" w:name="choosing-wisely-a-practical-checklist"/>
+    <w:p>
+      <w:pPr>
+        <w:pStyle w:val="Heading1"/>
+      </w:pPr>
+      <w:r>
+        <w:t xml:space="preserve">Choosing Wisely — A Practical Checklist</w:t>
+      </w:r>
+    </w:p>
+    <w:p>
+      <w:pPr>
+        <w:pStyle w:val="FirstParagraph"/>
+      </w:pPr>
+      <w:r>
+        <w:t xml:space="preserve">Before you write your M1 proposal, answer these five questions:</w:t>
+      </w:r>
+    </w:p>
+    <w:p>
+      <w:pPr>
+        <w:pStyle w:val="Compact"/>
+        <w:numPr>
+          <w:ilvl w:val="0"/>
+          <w:numId w:val="1020"/>
+        </w:numPr>
+      </w:pPr>
+      <w:r>
+        <w:t xml:space="preserve">Can I download this data as a CSV (or similar)</w:t>
+      </w:r>
+      <w:r>
+        <w:t xml:space="preserve"> </w:t>
+      </w:r>
+      <w:r>
+        <w:rPr>
+          <w:b/>
+          <w:bCs/>
+        </w:rPr>
+        <w:t xml:space="preserve">right now</w:t>
+      </w:r>
+      <w:r>
+        <w:t xml:space="preserve">?</w:t>
+      </w:r>
+    </w:p>
+    <w:p>
+      <w:pPr>
+        <w:pStyle w:val="Compact"/>
+        <w:numPr>
+          <w:ilvl w:val="0"/>
+          <w:numId w:val="1021"/>
+        </w:numPr>
+      </w:pPr>
+      <w:r>
+        <w:t xml:space="preserve">Does</w:t>
+      </w:r>
+      <w:r>
+        <w:t xml:space="preserve"> </w:t>
+      </w:r>
+      <w:r>
+        <w:rPr>
+          <w:rStyle w:val="VerbatimChar"/>
+        </w:rPr>
+        <w:t xml:space="preserve">dim()</w:t>
+      </w:r>
+      <w:r>
+        <w:t xml:space="preserve"> </w:t>
+      </w:r>
+      <w:r>
+        <w:t xml:space="preserve">return at least</w:t>
+      </w:r>
+      <w:r>
+        <w:t xml:space="preserve"> </w:t>
+      </w:r>
+      <w:r>
+        <w:rPr>
+          <w:b/>
+          <w:bCs/>
+        </w:rPr>
+        <w:t xml:space="preserve">50 rows and 3 columns</w:t>
+      </w:r>
+      <w:r>
+        <w:t xml:space="preserve">?</w:t>
+      </w:r>
+    </w:p>
+    <w:p>
+      <w:pPr>
+        <w:pStyle w:val="Compact"/>
+        <w:numPr>
+          <w:ilvl w:val="0"/>
+          <w:numId w:val="1022"/>
+        </w:numPr>
+      </w:pPr>
+      <w:r>
+        <w:t xml:space="preserve">Can I identify a</w:t>
+      </w:r>
+      <w:r>
+        <w:t xml:space="preserve"> </w:t>
+      </w:r>
+      <w:r>
+        <w:rPr>
+          <w:b/>
+          <w:bCs/>
+        </w:rPr>
+        <w:t xml:space="preserve">numeric Y variable</w:t>
+      </w:r>
+      <w:r>
+        <w:t xml:space="preserve"> </w:t>
+      </w:r>
+      <w:r>
+        <w:t xml:space="preserve">I want to explain?</w:t>
+      </w:r>
+    </w:p>
+    <w:p>
+      <w:pPr>
+        <w:pStyle w:val="Compact"/>
+        <w:numPr>
+          <w:ilvl w:val="0"/>
+          <w:numId w:val="1023"/>
+        </w:numPr>
+      </w:pPr>
+      <w:r>
+        <w:t xml:space="preserve">Can I identify at least one</w:t>
+      </w:r>
+      <w:r>
+        <w:t xml:space="preserve"> </w:t>
+      </w:r>
+      <w:r>
+        <w:rPr>
+          <w:b/>
+          <w:bCs/>
+        </w:rPr>
+        <w:t xml:space="preserve">X predictor</w:t>
+      </w:r>
+      <w:r>
+        <w:t xml:space="preserve"> </w:t>
+      </w:r>
+      <w:r>
+        <w:t xml:space="preserve">(numeric or categorical)?</w:t>
+      </w:r>
+    </w:p>
+    <w:p>
+      <w:pPr>
+        <w:pStyle w:val="Compact"/>
+        <w:numPr>
+          <w:ilvl w:val="0"/>
+          <w:numId w:val="1024"/>
+        </w:numPr>
+      </w:pPr>
+      <w:r>
+        <w:t xml:space="preserve">Can I write a</w:t>
+      </w:r>
+      <w:r>
+        <w:t xml:space="preserve"> </w:t>
+      </w:r>
+      <w:r>
+        <w:rPr>
+          <w:b/>
+          <w:bCs/>
+        </w:rPr>
+        <w:t xml:space="preserve">one-sentence hypothesis</w:t>
+      </w:r>
+      <w:r>
+        <w:t xml:space="preserve"> </w:t>
+      </w:r>
+      <w:r>
+        <w:t xml:space="preserve">using those variables?</w:t>
+      </w:r>
+    </w:p>
+    <w:p>
+      <w:pPr>
+        <w:pStyle w:val="FirstParagraph"/>
+      </w:pPr>
+      <w:r>
+        <w:t xml:space="preserve">If all five are yes — you have a viable dataset. Submit M1.</w:t>
+      </w:r>
+    </w:p>
+    <w:p>
+      <w:pPr>
+        <w:pStyle w:val="BodyText"/>
+      </w:pPr>
+      <w:r>
+        <w:t xml:space="preserve">If any are no — keep looking, or come to office hours.</w:t>
+      </w:r>
+    </w:p>
+    <w:p>
+      <w:pPr>
+        <w:pStyle w:val="BodyText"/>
+      </w:pPr>
+      <w:r>
+        <w:rPr>
+          <w:b/>
+          <w:bCs/>
+        </w:rPr>
+        <w:t xml:space="preserve">Practical tip — test your download now:</w:t>
+      </w:r>
+    </w:p>
+    <w:p>
+      <w:pPr>
+        <w:pStyle w:val="SourceCode"/>
+      </w:pPr>
+      <w:r>
+        <w:rPr>
+          <w:rStyle w:val="CommentTok"/>
+        </w:rPr>
+        <w:t xml:space="preserve"># Try loading your candidate dataset this week ---</w:t>
+      </w:r>
+      <w:r>
+        <w:br/>
+      </w:r>
+      <w:r>
+        <w:rPr>
+          <w:rStyle w:val="NormalTok"/>
+        </w:rPr>
+        <w:t xml:space="preserve">test_df </w:t>
+      </w:r>
+      <w:r>
+        <w:rPr>
+          <w:rStyle w:val="OtherTok"/>
+        </w:rPr>
+        <w:t xml:space="preserve">&lt;-</w:t>
+      </w:r>
+      <w:r>
+        <w:rPr>
+          <w:rStyle w:val="NormalTok"/>
+        </w:rPr>
+        <w:t xml:space="preserve"> </w:t>
+      </w:r>
+      <w:r>
+        <w:rPr>
+          <w:rStyle w:val="FunctionTok"/>
+        </w:rPr>
+        <w:t xml:space="preserve">read_csv</w:t>
+      </w:r>
+      <w:r>
+        <w:rPr>
+          <w:rStyle w:val="NormalTok"/>
+        </w:rPr>
+        <w:t xml:space="preserve">(</w:t>
+      </w:r>
+      <w:r>
+        <w:rPr>
+          <w:rStyle w:val="StringTok"/>
+        </w:rPr>
+        <w:t xml:space="preserve">"path/to/your/file.csv"</w:t>
+      </w:r>
+      <w:r>
+        <w:rPr>
+          <w:rStyle w:val="NormalTok"/>
+        </w:rPr>
+        <w:t xml:space="preserve">)</w:t>
+      </w:r>
+      <w:r>
+        <w:br/>
+      </w:r>
+      <w:r>
+        <w:br/>
+      </w:r>
+      <w:r>
+        <w:rPr>
+          <w:rStyle w:val="FunctionTok"/>
+        </w:rPr>
+        <w:t xml:space="preserve">glimpse</w:t>
+      </w:r>
+      <w:r>
+        <w:rPr>
+          <w:rStyle w:val="NormalTok"/>
+        </w:rPr>
+        <w:t xml:space="preserve">(test_df)</w:t>
+      </w:r>
+      <w:r>
+        <w:br/>
+      </w:r>
+      <w:r>
+        <w:rPr>
+          <w:rStyle w:val="FunctionTok"/>
+        </w:rPr>
+        <w:t xml:space="preserve">dim</w:t>
+      </w:r>
+      <w:r>
+        <w:rPr>
+          <w:rStyle w:val="NormalTok"/>
+        </w:rPr>
+        <w:t xml:space="preserve">(test_df)</w:t>
+      </w:r>
+      <w:r>
+        <w:br/>
+      </w:r>
+      <w:r>
+        <w:rPr>
+          <w:rStyle w:val="FunctionTok"/>
+        </w:rPr>
+        <w:t xml:space="preserve">head</w:t>
+      </w:r>
+      <w:r>
+        <w:rPr>
+          <w:rStyle w:val="NormalTok"/>
+        </w:rPr>
+        <w:t xml:space="preserve">(test_df)</w:t>
+      </w:r>
+    </w:p>
+    <w:p>
+      <w:pPr>
+        <w:pStyle w:val="FirstParagraph"/>
+      </w:pPr>
+      <w:r>
+        <w:t xml:space="preserve">If</w:t>
+      </w:r>
+      <w:r>
+        <w:t xml:space="preserve"> </w:t>
+      </w:r>
+      <w:r>
+        <w:rPr>
+          <w:rStyle w:val="VerbatimChar"/>
+        </w:rPr>
+        <w:t xml:space="preserve">read_csv()</w:t>
+      </w:r>
+      <w:r>
+        <w:t xml:space="preserve"> </w:t>
+      </w:r>
+      <w:r>
+        <w:t xml:space="preserve">throws an error, you want to know that</w:t>
+      </w:r>
+      <w:r>
+        <w:t xml:space="preserve"> </w:t>
+      </w:r>
+      <w:r>
+        <w:rPr>
+          <w:b/>
+          <w:bCs/>
+        </w:rPr>
+        <w:t xml:space="preserve">before</w:t>
+      </w:r>
+      <w:r>
+        <w:t xml:space="preserve"> </w:t>
+      </w:r>
+      <w:r>
+        <w:t xml:space="preserve">M1, not after.</w:t>
+      </w:r>
+    </w:p>
+    <w:p>
+      <w:pPr>
+        <w:pStyle w:val="BodyText"/>
+      </w:pPr>
+      <w:r>
+        <w:t xml:space="preserve">If the file needs</w:t>
+      </w:r>
+      <w:r>
+        <w:t xml:space="preserve"> </w:t>
+      </w:r>
+      <w:r>
+        <w:rPr>
+          <w:rStyle w:val="VerbatimChar"/>
+        </w:rPr>
+        <w:t xml:space="preserve">read.table()</w:t>
+      </w:r>
+      <w:r>
+        <w:t xml:space="preserve"> </w:t>
+      </w:r>
+      <w:r>
+        <w:t xml:space="preserve">or special arguments (like our ice data did), that’s fine — but discover it early.</w:t>
+      </w:r>
+    </w:p>
+    <w:bookmarkEnd w:id="39"/>
+    <w:bookmarkStart w:id="42" w:name="common-pitfalls-and-how-to-avoid-them"/>
+    <w:p>
+      <w:pPr>
+        <w:pStyle w:val="Heading1"/>
+      </w:pPr>
+      <w:r>
+        <w:t xml:space="preserve">Common Pitfalls and How to Avoid Them</w:t>
+      </w:r>
+    </w:p>
+    <w:p>
+      <w:pPr>
+        <w:pStyle w:val="FirstParagraph"/>
+      </w:pPr>
+      <w:r>
+        <w:rPr>
+          <w:b/>
+          <w:bCs/>
+        </w:rPr>
+        <w:t xml:space="preserve">“I can’t find a dataset I like”</w:t>
+      </w:r>
+      <w:r>
+        <w:t xml:space="preserve"> </w:t>
+      </w:r>
+      <w:r>
+        <w:t xml:space="preserve">- Try Google Dataset Search first:</w:t>
+      </w:r>
+      <w:r>
+        <w:t xml:space="preserve"> </w:t>
+      </w:r>
+      <w:r>
+        <w:rPr>
+          <w:rStyle w:val="VerbatimChar"/>
+        </w:rPr>
+        <w:t xml:space="preserve">datasetsearch.research.google.com</w:t>
+      </w:r>
+      <w:r>
+        <w:t xml:space="preserve"> </w:t>
+      </w:r>
+      <w:r>
+        <w:t xml:space="preserve">- Search for a topic you’re already interested in + the word</w:t>
+      </w:r>
+      <w:r>
+        <w:t xml:space="preserve"> </w:t>
+      </w:r>
+      <w:r>
+        <w:t xml:space="preserve">“data”</w:t>
+      </w:r>
+      <w:r>
+        <w:t xml:space="preserve"> </w:t>
+      </w:r>
+      <w:r>
+        <w:t xml:space="preserve">or</w:t>
+      </w:r>
+      <w:r>
+        <w:t xml:space="preserve"> </w:t>
+      </w:r>
+      <w:r>
+        <w:t xml:space="preserve">“csv”</w:t>
+      </w:r>
+      <w:r>
+        <w:t xml:space="preserve"> </w:t>
+      </w:r>
+      <w:r>
+        <w:t xml:space="preserve">- Come to office hours with a general topic — I can usually point you to a source in five minutes</w:t>
+      </w:r>
+    </w:p>
+    <w:p>
+      <w:pPr>
+        <w:pStyle w:val="BodyText"/>
+      </w:pPr>
+      <w:r>
+        <w:rPr>
+          <w:b/>
+          <w:bCs/>
+        </w:rPr>
+        <w:t xml:space="preserve">“My dataset is too messy to analyze”</w:t>
+      </w:r>
+      <w:r>
+        <w:t xml:space="preserve"> </w:t>
+      </w:r>
+      <w:r>
+        <w:t xml:space="preserve">- Messy is fine for this course — cleaning is the first two milestones - If you can</w:t>
+      </w:r>
+      <w:r>
+        <w:t xml:space="preserve"> </w:t>
+      </w:r>
+      <w:r>
+        <w:rPr>
+          <w:rStyle w:val="VerbatimChar"/>
+        </w:rPr>
+        <w:t xml:space="preserve">read_csv()</w:t>
+      </w:r>
+      <w:r>
+        <w:t xml:space="preserve"> </w:t>
+      </w:r>
+      <w:r>
+        <w:t xml:space="preserve">it and</w:t>
+      </w:r>
+      <w:r>
+        <w:t xml:space="preserve"> </w:t>
+      </w:r>
+      <w:r>
+        <w:rPr>
+          <w:rStyle w:val="VerbatimChar"/>
+        </w:rPr>
+        <w:t xml:space="preserve">glimpse()</w:t>
+      </w:r>
+      <w:r>
+        <w:t xml:space="preserve"> </w:t>
+      </w:r>
+      <w:r>
+        <w:t xml:space="preserve">it, you can work with it - You don’t need every column — a well-chosen</w:t>
+      </w:r>
+      <w:r>
+        <w:t xml:space="preserve"> </w:t>
+      </w:r>
+      <w:r>
+        <w:rPr>
+          <w:rStyle w:val="VerbatimChar"/>
+        </w:rPr>
+        <w:t xml:space="preserve">select()</w:t>
+      </w:r>
+      <w:r>
+        <w:t xml:space="preserve"> </w:t>
+      </w:r>
+      <w:r>
+        <w:t xml:space="preserve">is enough</w:t>
+      </w:r>
+    </w:p>
+    <w:p>
+      <w:pPr>
+        <w:pStyle w:val="BodyText"/>
+      </w:pPr>
+      <w:r>
+        <w:rPr>
+          <w:b/>
+          <w:bCs/>
+        </w:rPr>
+        <w:t xml:space="preserve">“I can’t figure out what question to ask”</w:t>
+      </w:r>
+      <w:r>
+        <w:t xml:space="preserve"> </w:t>
+      </w:r>
+      <w:r>
+        <w:t xml:space="preserve">- Start with the variables: what is numeric? What is categorical? - Ask:</w:t>
+      </w:r>
+      <w:r>
+        <w:t xml:space="preserve"> </w:t>
+      </w:r>
+      <w:r>
+        <w:t xml:space="preserve">“what would I predict, before looking at the data?”</w:t>
+      </w:r>
+      <w:r>
+        <w:t xml:space="preserve"> </w:t>
+      </w:r>
+      <w:r>
+        <w:t xml:space="preserve">- That prediction is your Hₐ; its opposite is H₀</w:t>
+      </w:r>
+    </w:p>
+    <w:p>
+      <w:pPr>
+        <w:pStyle w:val="BodyText"/>
+      </w:pPr>
+      <w:r>
+        <w:rPr>
+          <w:b/>
+          <w:bCs/>
+        </w:rPr>
+        <w:t xml:space="preserve">“My dataset only has two columns”</w:t>
+      </w:r>
+      <w:r>
+        <w:t xml:space="preserve"> </w:t>
+      </w:r>
+      <w:r>
+        <w:t xml:space="preserve">- You need at least one X and one Y — two columns</w:t>
+      </w:r>
+      <w:r>
+        <w:t xml:space="preserve"> </w:t>
+      </w:r>
+      <w:r>
+        <w:rPr>
+          <w:i/>
+          <w:iCs/>
+        </w:rPr>
+        <w:t xml:space="preserve">can</w:t>
+      </w:r>
+      <w:r>
+        <w:t xml:space="preserve"> </w:t>
+      </w:r>
+      <w:r>
+        <w:t xml:space="preserve">be enough for regression - But usually: look for a richer version of the same dataset on the same source</w:t>
+      </w:r>
+    </w:p>
+    <w:p>
+      <w:pPr>
+        <w:pStyle w:val="BodyText"/>
+      </w:pPr>
+      <w:r>
+        <w:rPr>
+          <w:b/>
+          <w:bCs/>
+        </w:rPr>
+        <w:t xml:space="preserve">“I already started analyzing before M1 was approved”</w:t>
+      </w:r>
+      <w:r>
+        <w:t xml:space="preserve"> </w:t>
+      </w:r>
+      <w:r>
+        <w:t xml:space="preserve">- Submit M1 anyway — describe what you’ve done so far - I’ll either approve it or redirect you before you go further</w:t>
+      </w:r>
+    </w:p>
+    <w:tbl>
+      <w:tblPr>
+        <w:tblStyle w:val="Table"/>
+        <w:tblLook w:firstRow="0" w:lastRow="0" w:firstColumn="0" w:lastColumn="0" w:noHBand="0" w:noVBand="0" w:val="0000"/>
+        <w:tblBorders>
+          <w:top w:val="single" w:sz="4" w:space="0" w:color="00A047"/>
+          <w:left w:val="single" w:sz="24" w:space="0" w:color="00A047"/>
+          <w:bottom w:val="single" w:sz="4" w:space="0" w:color="00A047"/>
+          <w:right w:val="single" w:sz="4" w:space="0" w:color="00A047"/>
+        </w:tblBorders>
+        <w:tblCellMar>
+          <w:left w:w="144" w:type="dxa"/>
+          <w:right w:w="144" w:type="dxa"/>
+        </w:tblCellMar>
+        <w:tblLook w:firstRow="0" w:lastRow="0" w:firstColumn="0" w:lastColumn="0" w:noHBand="0" w:noVBand="0" w:val="0000"/>
+      </w:tblPr>
+      <w:tr>
+        <w:trPr>
+          <w:cantSplit/>
+        </w:trPr>
+        <w:tc>
+          <w:tcPr>
+            <w:shd w:color="auto" w:fill="ccf1e3" w:val="clear"/>
+            <w:tcMar>
+              <w:top w:w="92" w:type="dxa"/>
+              <w:bottom w:w="92" w:type="dxa"/>
+            </w:tcMar>
+          </w:tcPr>
+          <w:p>
+            <w:pPr>
+              <w:pStyle w:val="BodyText"/>
+            </w:pPr>
+            <w:pPr>
+              <w:spacing w:before="0" w:after="0"/>
+              <w:textAlignment w:val="center"/>
+            </w:pPr>
+            <w:r>
+              <w:drawing>
+                <wp:inline>
+                  <wp:extent cx="152400" cy="152400"/>
+                  <wp:effectExtent b="0" l="0" r="0" t="0"/>
+                  <wp:docPr descr="" title="" id="40" name="Picture"/>
+                  <a:graphic>
+                    <a:graphicData uri="http://schemas.openxmlformats.org/drawingml/2006/picture">
+                      <pic:pic>
+                        <pic:nvPicPr>
+                          <pic:cNvPr descr="/Applications/quarto/share/formats/docx/tip.png" id="41" name="Picture"/>
+                          <pic:cNvPicPr>
+                            <a:picLocks noChangeArrowheads="1" noChangeAspect="1"/>
+                          </pic:cNvPicPr>
+                        </pic:nvPicPr>
+                        <pic:blipFill>
+                          <a:blip r:embed="rId13"/>
+                          <a:stretch>
+                            <a:fillRect/>
+                          </a:stretch>
+                        </pic:blipFill>
+                        <pic:spPr bwMode="auto">
+                          <a:xfrm>
+                            <a:off x="0" y="0"/>
+                            <a:ext cx="152400" cy="152400"/>
+                          </a:xfrm>
+                          <a:prstGeom prst="rect">
+                            <a:avLst/>
+                          </a:prstGeom>
+                          <a:noFill/>
+                          <a:ln w="9525">
+                            <a:noFill/>
+                            <a:headEnd/>
+                            <a:tailEnd/>
+                          </a:ln>
+                        </pic:spPr>
+                      </pic:pic>
+                    </a:graphicData>
+                  </a:graphic>
+                </wp:inline>
+              </w:drawing>
+            </w:r>
+            <w:r>
+              <w:t xml:space="preserve"> </w:t>
+            </w:r>
+            <w:r>
+              <w:t xml:space="preserve"> </w:t>
+            </w:r>
+            <w:r>
+              <w:t xml:space="preserve">Tip</w:t>
+            </w:r>
+          </w:p>
+        </w:tc>
+      </w:tr>
+      <w:tr>
+        <w:trPr>
+          <w:cantSplit/>
+        </w:trPr>
+        <w:tc>
+          <w:tcPr>
+            <w:tcMar>
+              <w:top w:w="108" w:type="dxa"/>
+              <w:bottom w:w="108" w:type="dxa"/>
+            </w:tcMar>
+          </w:tcPr>
+          <w:p>
+            <w:pPr>
+              <w:pStyle w:val="BodyText"/>
+            </w:pPr>
+            <w:pPr>
+              <w:spacing w:before="16" w:after="16"/>
+            </w:pPr>
+            <w:r>
+              <w:rPr>
+                <w:b/>
+                <w:bCs/>
+              </w:rPr>
+              <w:t xml:space="preserve">Office hours exist for this.</w:t>
+            </w:r>
+            <w:r>
+              <w:t xml:space="preserve"> </w:t>
+            </w:r>
+            <w:r>
+              <w:t xml:space="preserve">If you’re stuck on finding or loading a dataset, come in. Don’t wait until the M2 deadline.</w:t>
+            </w:r>
+          </w:p>
+          <w:p/>
+        </w:tc>
+      </w:tr>
+    </w:tbl>
+    <w:bookmarkEnd w:id="42"/>
+    <w:bookmarkStart w:id="44" w:name="what-a-strong-final-project-looks-like"/>
+    <w:p>
+      <w:pPr>
+        <w:pStyle w:val="Heading1"/>
+      </w:pPr>
+      <w:r>
+        <w:t xml:space="preserve">What a Strong Final Project Looks Like</w:t>
+      </w:r>
+    </w:p>
+    <w:p>
+      <w:pPr>
+        <w:pStyle w:val="FirstParagraph"/>
+      </w:pPr>
+      <w:r>
+        <w:rPr>
+          <w:b/>
+          <w:bCs/>
+        </w:rPr>
+        <w:t xml:space="preserve">From past semesters, strong projects have:</w:t>
+      </w:r>
+    </w:p>
+    <w:p>
+      <w:pPr>
+        <w:pStyle w:val="Compact"/>
+        <w:numPr>
+          <w:ilvl w:val="0"/>
+          <w:numId w:val="1025"/>
+        </w:numPr>
+      </w:pPr>
+      <w:r>
+        <w:t xml:space="preserve">A</w:t>
+      </w:r>
+      <w:r>
+        <w:t xml:space="preserve"> </w:t>
+      </w:r>
+      <w:r>
+        <w:rPr>
+          <w:b/>
+          <w:bCs/>
+        </w:rPr>
+        <w:t xml:space="preserve">clear narrative</w:t>
+      </w:r>
+      <w:r>
+        <w:t xml:space="preserve"> </w:t>
+      </w:r>
+      <w:r>
+        <w:t xml:space="preserve">— the report tells a story from question to answer</w:t>
+      </w:r>
+    </w:p>
+    <w:p>
+      <w:pPr>
+        <w:pStyle w:val="Compact"/>
+        <w:numPr>
+          <w:ilvl w:val="0"/>
+          <w:numId w:val="1025"/>
+        </w:numPr>
+      </w:pPr>
+      <w:r>
+        <w:rPr>
+          <w:b/>
+          <w:bCs/>
+        </w:rPr>
+        <w:t xml:space="preserve">Figures that do the talking</w:t>
+      </w:r>
+      <w:r>
+        <w:t xml:space="preserve"> </w:t>
+      </w:r>
+      <w:r>
+        <w:t xml:space="preserve">— the key result is visible in a plot before the stats confirm it</w:t>
+      </w:r>
+    </w:p>
+    <w:p>
+      <w:pPr>
+        <w:pStyle w:val="Compact"/>
+        <w:numPr>
+          <w:ilvl w:val="0"/>
+          <w:numId w:val="1025"/>
+        </w:numPr>
+      </w:pPr>
+      <w:r>
+        <w:rPr>
+          <w:b/>
+          <w:bCs/>
+        </w:rPr>
+        <w:t xml:space="preserve">Simple, correct statistics</w:t>
+      </w:r>
+      <w:r>
+        <w:t xml:space="preserve"> </w:t>
+      </w:r>
+      <w:r>
+        <w:t xml:space="preserve">— one well-interpreted</w:t>
+      </w:r>
+      <w:r>
+        <w:t xml:space="preserve"> </w:t>
+      </w:r>
+      <w:r>
+        <w:rPr>
+          <w:rStyle w:val="VerbatimChar"/>
+        </w:rPr>
+        <w:t xml:space="preserve">lm()</w:t>
+      </w:r>
+      <w:r>
+        <w:t xml:space="preserve"> </w:t>
+      </w:r>
+      <w:r>
+        <w:t xml:space="preserve">beats three confused ones</w:t>
+      </w:r>
+    </w:p>
+    <w:p>
+      <w:pPr>
+        <w:pStyle w:val="Compact"/>
+        <w:numPr>
+          <w:ilvl w:val="0"/>
+          <w:numId w:val="1025"/>
+        </w:numPr>
+      </w:pPr>
+      <w:r>
+        <w:rPr>
+          <w:b/>
+          <w:bCs/>
+        </w:rPr>
+        <w:t xml:space="preserve">Honest interpretation</w:t>
+      </w:r>
+      <w:r>
+        <w:t xml:space="preserve"> </w:t>
+      </w:r>
+      <w:r>
+        <w:t xml:space="preserve">—</w:t>
+      </w:r>
+      <w:r>
+        <w:t xml:space="preserve"> </w:t>
+      </w:r>
+      <w:r>
+        <w:t xml:space="preserve">“the trend was not significant (p = 0.12), which may reflect the small sample size”</w:t>
+      </w:r>
+      <w:r>
+        <w:t xml:space="preserve"> </w:t>
+      </w:r>
+      <w:r>
+        <w:t xml:space="preserve">is a perfectly valid finding</w:t>
+      </w:r>
+    </w:p>
+    <w:p>
+      <w:pPr>
+        <w:pStyle w:val="Compact"/>
+        <w:numPr>
+          <w:ilvl w:val="0"/>
+          <w:numId w:val="1025"/>
+        </w:numPr>
+      </w:pPr>
+      <w:r>
+        <w:rPr>
+          <w:b/>
+          <w:bCs/>
+        </w:rPr>
+        <w:t xml:space="preserve">Code that runs</w:t>
+      </w:r>
+      <w:r>
+        <w:t xml:space="preserve"> </w:t>
+      </w:r>
+      <w:r>
+        <w:t xml:space="preserve">— the Quarto file knits to HTML without errors, every time</w:t>
+      </w:r>
+    </w:p>
+    <w:p>
+      <w:pPr>
+        <w:pStyle w:val="FirstParagraph"/>
+      </w:pPr>
+      <w:r>
+        <w:rPr>
+          <w:b/>
+          <w:bCs/>
+        </w:rPr>
+        <w:t xml:space="preserve">Things that do not make a strong project:</w:t>
+      </w:r>
+      <w:r>
+        <w:t xml:space="preserve"> </w:t>
+      </w:r>
+      <w:r>
+        <w:t xml:space="preserve">- Many analyses none of which are interpreted - A significant p-value with no plot showing the actual effect - Copied code from Stack Overflow that you can’t explain</w:t>
+      </w:r>
+    </w:p>
+    <w:p>
+      <w:pPr>
+        <w:pStyle w:val="BodyText"/>
+      </w:pPr>
+      <w:r>
+        <w:rPr>
+          <w:b/>
+          <w:bCs/>
+        </w:rPr>
+        <w:t xml:space="preserve">The question you will be graded on:</w:t>
+      </w:r>
+    </w:p>
+    <w:p>
+      <w:pPr>
+        <w:pStyle w:val="BlockText"/>
+      </w:pPr>
+      <w:r>
+        <w:t xml:space="preserve">“Does this report tell me something real about this dataset, using tools from this class, in a way I could reproduce?”</w:t>
+      </w:r>
+    </w:p>
+    <w:p>
+      <w:pPr>
+        <w:pStyle w:val="FirstParagraph"/>
+      </w:pPr>
+      <w:r>
+        <w:t xml:space="preserve">That’s it. Not complexity. Not novelty.</w:t>
+      </w:r>
+      <w:r>
+        <w:t xml:space="preserve"> </w:t>
+      </w:r>
+      <w:r>
+        <w:rPr>
+          <w:b/>
+          <w:bCs/>
+        </w:rPr>
+        <w:t xml:space="preserve">Clarity + reproducibility.</w:t>
+      </w:r>
+    </w:p>
+    <w:p>
+      <w:pPr>
+        <w:pStyle w:val="BodyText"/>
+      </w:pPr>
+      <w:r>
+        <w:t xml:space="preserve">📖 R4DS Ch. 28 —</w:t>
+      </w:r>
+      <w:r>
+        <w:t xml:space="preserve"> </w:t>
+      </w:r>
+      <w:hyperlink r:id="rId43">
+        <w:r>
+          <w:rPr>
+            <w:rStyle w:val="Hyperlink"/>
+          </w:rPr>
+          <w:t xml:space="preserve">Quarto formats: making a final report</w:t>
+        </w:r>
+      </w:hyperlink>
+    </w:p>
+    <w:bookmarkEnd w:id="44"/>
+    <w:bookmarkStart w:id="47" w:name="summary-what-to-do-this-week"/>
+    <w:p>
+      <w:pPr>
+        <w:pStyle w:val="Heading1"/>
+      </w:pPr>
+      <w:r>
+        <w:t xml:space="preserve">Summary: What to Do This Week</w:t>
+      </w:r>
+    </w:p>
+    <w:p>
+      <w:pPr>
+        <w:pStyle w:val="FirstParagraph"/>
+      </w:pPr>
+      <w:r>
+        <w:rPr>
+          <w:b/>
+          <w:bCs/>
+        </w:rPr>
+        <w:t xml:space="preserve">By end of this week:</w:t>
+      </w:r>
+    </w:p>
+    <w:p>
+      <w:pPr>
+        <w:pStyle w:val="Compact"/>
+        <w:numPr>
+          <w:ilvl w:val="0"/>
+          <w:numId w:val="1026"/>
+        </w:numPr>
+      </w:pPr>
+      <w:r>
+        <w:t xml:space="preserve">Visit at least</w:t>
+      </w:r>
+      <w:r>
+        <w:t xml:space="preserve"> </w:t>
+      </w:r>
+      <w:r>
+        <w:rPr>
+          <w:b/>
+          <w:bCs/>
+        </w:rPr>
+        <w:t xml:space="preserve">three</w:t>
+      </w:r>
+      <w:r>
+        <w:t xml:space="preserve"> </w:t>
+      </w:r>
+      <w:r>
+        <w:t xml:space="preserve">of the dataset sources shown today</w:t>
+      </w:r>
+    </w:p>
+    <w:p>
+      <w:pPr>
+        <w:pStyle w:val="Compact"/>
+        <w:numPr>
+          <w:ilvl w:val="0"/>
+          <w:numId w:val="1026"/>
+        </w:numPr>
+      </w:pPr>
+      <w:r>
+        <w:t xml:space="preserve">Download a candidate dataset and confirm</w:t>
+      </w:r>
+      <w:r>
+        <w:t xml:space="preserve"> </w:t>
+      </w:r>
+      <w:r>
+        <w:rPr>
+          <w:rStyle w:val="VerbatimChar"/>
+        </w:rPr>
+        <w:t xml:space="preserve">read_csv()</w:t>
+      </w:r>
+      <w:r>
+        <w:t xml:space="preserve"> </w:t>
+      </w:r>
+      <w:r>
+        <w:t xml:space="preserve">loads it</w:t>
+      </w:r>
+    </w:p>
+    <w:p>
+      <w:pPr>
+        <w:pStyle w:val="Compact"/>
+        <w:numPr>
+          <w:ilvl w:val="0"/>
+          <w:numId w:val="1026"/>
+        </w:numPr>
+      </w:pPr>
+      <w:r>
+        <w:t xml:space="preserve">Identify your Y variable, your X variable, and write one sentence of hypothesis</w:t>
+      </w:r>
+    </w:p>
+    <w:p>
+      <w:pPr>
+        <w:pStyle w:val="Compact"/>
+        <w:numPr>
+          <w:ilvl w:val="0"/>
+          <w:numId w:val="1026"/>
+        </w:numPr>
+      </w:pPr>
+      <w:r>
+        <w:t xml:space="preserve">Write your</w:t>
+      </w:r>
+      <w:r>
+        <w:t xml:space="preserve"> </w:t>
+      </w:r>
+      <w:r>
+        <w:rPr>
+          <w:b/>
+          <w:bCs/>
+        </w:rPr>
+        <w:t xml:space="preserve">Milestone 1 paragraph</w:t>
+      </w:r>
+      <w:r>
+        <w:t xml:space="preserve"> </w:t>
+      </w:r>
+      <w:r>
+        <w:t xml:space="preserve">(see the template on the next slide)</w:t>
+      </w:r>
+    </w:p>
+    <w:p>
+      <w:pPr>
+        <w:pStyle w:val="Compact"/>
+        <w:numPr>
+          <w:ilvl w:val="0"/>
+          <w:numId w:val="1026"/>
+        </w:numPr>
+      </w:pPr>
+      <w:r>
+        <w:t xml:space="preserve">Submit M1 to Canvas</w:t>
+      </w:r>
+      <w:r>
+        <w:t xml:space="preserve"> </w:t>
+      </w:r>
+      <w:r>
+        <w:rPr>
+          <w:b/>
+          <w:bCs/>
+        </w:rPr>
+        <w:t xml:space="preserve">before the start of Lecture 09</w:t>
+      </w:r>
+    </w:p>
+    <w:p>
+      <w:pPr>
+        <w:pStyle w:val="FirstParagraph"/>
+      </w:pPr>
+      <w:r>
+        <w:rPr>
+          <w:b/>
+          <w:bCs/>
+        </w:rPr>
+        <w:t xml:space="preserve">Resources:</w:t>
+      </w:r>
+    </w:p>
+    <w:p>
+      <w:pPr>
+        <w:pStyle w:val="Compact"/>
+        <w:numPr>
+          <w:ilvl w:val="0"/>
+          <w:numId w:val="1027"/>
+        </w:numPr>
+      </w:pPr>
+      <w:r>
+        <w:t xml:space="preserve">Dataset source list (this slide deck, downloadable)</w:t>
+      </w:r>
+    </w:p>
+    <w:p>
+      <w:pPr>
+        <w:pStyle w:val="Compact"/>
+        <w:numPr>
+          <w:ilvl w:val="0"/>
+          <w:numId w:val="1027"/>
+        </w:numPr>
+      </w:pPr>
+      <w:r>
+        <w:t xml:space="preserve">Office hours — come with a topic or a link, leave with a plan</w:t>
+      </w:r>
+    </w:p>
+    <w:p>
+      <w:pPr>
+        <w:pStyle w:val="Compact"/>
+        <w:numPr>
+          <w:ilvl w:val="0"/>
+          <w:numId w:val="1027"/>
+        </w:numPr>
+      </w:pPr>
+      <w:r>
+        <w:t xml:space="preserve">Canvas discussion board — post a candidate dataset and get peer feedback</w:t>
+      </w:r>
+    </w:p>
+    <w:p>
+      <w:pPr>
+        <w:pStyle w:val="FirstParagraph"/>
+      </w:pPr>
+      <w:r>
+        <w:rPr>
+          <w:b/>
+          <w:bCs/>
+        </w:rPr>
+        <w:t xml:space="preserve">Milestone 1 is due: start of Lecture 09</w:t>
+      </w:r>
+    </w:p>
+    <w:p>
+      <w:pPr>
+        <w:pStyle w:val="BodyText"/>
+      </w:pPr>
+      <w:r>
+        <w:t xml:space="preserve">It is short. It is low stakes. It is not optional.</w:t>
+      </w:r>
+    </w:p>
+    <w:p>
+      <w:pPr>
+        <w:pStyle w:val="BodyText"/>
+      </w:pPr>
+      <w:r>
+        <w:t xml:space="preserve">The purpose is to make sure you have a working dataset</w:t>
+      </w:r>
+      <w:r>
+        <w:t xml:space="preserve"> </w:t>
+      </w:r>
+      <w:r>
+        <w:rPr>
+          <w:b/>
+          <w:bCs/>
+        </w:rPr>
+        <w:t xml:space="preserve">before</w:t>
+      </w:r>
+      <w:r>
+        <w:t xml:space="preserve"> </w:t>
+      </w:r>
+      <w:r>
+        <w:t xml:space="preserve">you write any analysis code. Every semester, students who skip or delay M1 struggle at M4 and M5.</w:t>
+      </w:r>
+    </w:p>
+    <w:tbl>
+      <w:tblPr>
+        <w:tblStyle w:val="Table"/>
+        <w:tblLook w:firstRow="0" w:lastRow="0" w:firstColumn="0" w:lastColumn="0" w:noHBand="0" w:noVBand="0" w:val="0000"/>
+        <w:tblBorders>
+          <w:top w:val="single" w:sz="4" w:space="0" w:color="CC1914"/>
+          <w:left w:val="single" w:sz="24" w:space="0" w:color="CC1914"/>
+          <w:bottom w:val="single" w:sz="4" w:space="0" w:color="CC1914"/>
+          <w:right w:val="single" w:sz="4" w:space="0" w:color="CC1914"/>
+        </w:tblBorders>
+        <w:tblCellMar>
+          <w:left w:w="144" w:type="dxa"/>
+          <w:right w:w="144" w:type="dxa"/>
+        </w:tblCellMar>
+        <w:tblLook w:firstRow="0" w:lastRow="0" w:firstColumn="0" w:lastColumn="0" w:noHBand="0" w:noVBand="0" w:val="0000"/>
+      </w:tblPr>
+      <w:tr>
+        <w:trPr>
+          <w:cantSplit/>
+        </w:trPr>
+        <w:tc>
+          <w:tcPr>
+            <w:shd w:color="auto" w:fill="f7dddc" w:val="clear"/>
+            <w:tcMar>
+              <w:top w:w="92" w:type="dxa"/>
+              <w:bottom w:w="92" w:type="dxa"/>
+            </w:tcMar>
+          </w:tcPr>
+          <w:p>
+            <w:pPr>
+              <w:pStyle w:val="BodyText"/>
+            </w:pPr>
+            <w:pPr>
+              <w:spacing w:before="0" w:after="0"/>
+              <w:textAlignment w:val="center"/>
+            </w:pPr>
+            <w:r>
+              <w:drawing>
+                <wp:inline>
+                  <wp:extent cx="152400" cy="152400"/>
+                  <wp:effectExtent b="0" l="0" r="0" t="0"/>
+                  <wp:docPr descr="" title="" id="45" name="Picture"/>
+                  <a:graphic>
+                    <a:graphicData uri="http://schemas.openxmlformats.org/drawingml/2006/picture">
+                      <pic:pic>
+                        <pic:nvPicPr>
+                          <pic:cNvPr descr="/Applications/quarto/share/formats/docx/important.png" id="46" name="Picture"/>
+                          <pic:cNvPicPr>
+                            <a:picLocks noChangeArrowheads="1" noChangeAspect="1"/>
+                          </pic:cNvPicPr>
+                        </pic:nvPicPr>
+                        <pic:blipFill>
+                          <a:blip r:embed="rId19"/>
+                          <a:stretch>
+                            <a:fillRect/>
+                          </a:stretch>
+                        </pic:blipFill>
+                        <pic:spPr bwMode="auto">
+                          <a:xfrm>
+                            <a:off x="0" y="0"/>
+                            <a:ext cx="152400" cy="152400"/>
+                          </a:xfrm>
+                          <a:prstGeom prst="rect">
+                            <a:avLst/>
+                          </a:prstGeom>
+                          <a:noFill/>
+                          <a:ln w="9525">
+                            <a:noFill/>
+                            <a:headEnd/>
+                            <a:tailEnd/>
+                          </a:ln>
+                        </pic:spPr>
+                      </pic:pic>
+                    </a:graphicData>
+                  </a:graphic>
+                </wp:inline>
+              </w:drawing>
+            </w:r>
+            <w:r>
+              <w:t xml:space="preserve"> </w:t>
+            </w:r>
+            <w:r>
+              <w:t xml:space="preserve"> </w:t>
+            </w:r>
+            <w:r>
+              <w:t xml:space="preserve">Important</w:t>
+            </w:r>
+          </w:p>
+        </w:tc>
+      </w:tr>
+      <w:tr>
+        <w:trPr>
+          <w:cantSplit/>
+        </w:trPr>
+        <w:tc>
+          <w:tcPr>
+            <w:tcMar>
+              <w:top w:w="108" w:type="dxa"/>
+              <w:bottom w:w="108" w:type="dxa"/>
+            </w:tcMar>
+          </w:tcPr>
+          <w:p>
+            <w:pPr>
+              <w:pStyle w:val="BodyText"/>
+            </w:pPr>
+            <w:pPr>
+              <w:spacing w:before="16" w:after="16"/>
+            </w:pPr>
+            <w:r>
+              <w:t xml:space="preserve">Two class periods from now. Write it this weekend.</w:t>
+            </w:r>
+          </w:p>
+          <w:p/>
+        </w:tc>
+      </w:tr>
+    </w:tbl>
+    <w:bookmarkEnd w:id="47"/>
+    <w:bookmarkStart w:id="48" w:name="milestone-1-template"/>
+    <w:p>
+      <w:pPr>
+        <w:pStyle w:val="Heading1"/>
+      </w:pPr>
+      <w:r>
+        <w:t xml:space="preserve">Milestone 1 Template</w:t>
+      </w:r>
+    </w:p>
+    <w:p>
+      <w:pPr>
+        <w:pStyle w:val="FirstParagraph"/>
+      </w:pPr>
+      <w:r>
+        <w:t xml:space="preserve">Copy this into a Word doc or text file and fill in the blanks:</w:t>
+      </w:r>
+    </w:p>
+    <w:p>
+      <w:pPr>
+        <w:pStyle w:val="BlockText"/>
+      </w:pPr>
+      <w:r>
+        <w:t xml:space="preserve">“I plan to use the</w:t>
+      </w:r>
+      <w:r>
+        <w:t xml:space="preserve"> </w:t>
+      </w:r>
+      <w:r>
+        <w:rPr>
+          <w:b/>
+          <w:bCs/>
+        </w:rPr>
+        <w:t xml:space="preserve">[dataset name]</w:t>
+      </w:r>
+      <w:r>
+        <w:t xml:space="preserve"> </w:t>
+      </w:r>
+      <w:r>
+        <w:t xml:space="preserve">dataset, available at</w:t>
+      </w:r>
+      <w:r>
+        <w:t xml:space="preserve"> </w:t>
+      </w:r>
+      <w:r>
+        <w:rPr>
+          <w:b/>
+          <w:bCs/>
+        </w:rPr>
+        <w:t xml:space="preserve">[URL]</w:t>
+      </w:r>
+      <w:r>
+        <w:t xml:space="preserve">. It contains approximately</w:t>
+      </w:r>
+      <w:r>
+        <w:t xml:space="preserve"> </w:t>
+      </w:r>
+      <w:r>
+        <w:rPr>
+          <w:b/>
+          <w:bCs/>
+        </w:rPr>
+        <w:t xml:space="preserve">[n rows]</w:t>
+      </w:r>
+      <w:r>
+        <w:t xml:space="preserve"> </w:t>
+      </w:r>
+      <w:r>
+        <w:t xml:space="preserve">observations and</w:t>
+      </w:r>
+      <w:r>
+        <w:t xml:space="preserve"> </w:t>
+      </w:r>
+      <w:r>
+        <w:rPr>
+          <w:b/>
+          <w:bCs/>
+        </w:rPr>
+        <w:t xml:space="preserve">[n columns]</w:t>
+      </w:r>
+      <w:r>
+        <w:t xml:space="preserve"> </w:t>
+      </w:r>
+      <w:r>
+        <w:t xml:space="preserve">variables. The key variables I plan to use are</w:t>
+      </w:r>
+      <w:r>
+        <w:t xml:space="preserve"> </w:t>
+      </w:r>
+      <w:r>
+        <w:rPr>
+          <w:b/>
+          <w:bCs/>
+        </w:rPr>
+        <w:t xml:space="preserve">[X variable]</w:t>
+      </w:r>
+      <w:r>
+        <w:t xml:space="preserve"> </w:t>
+      </w:r>
+      <w:r>
+        <w:t xml:space="preserve">as my predictor and</w:t>
+      </w:r>
+      <w:r>
+        <w:t xml:space="preserve"> </w:t>
+      </w:r>
+      <w:r>
+        <w:rPr>
+          <w:b/>
+          <w:bCs/>
+        </w:rPr>
+        <w:t xml:space="preserve">[Y variable]</w:t>
+      </w:r>
+      <w:r>
+        <w:t xml:space="preserve"> </w:t>
+      </w:r>
+      <w:r>
+        <w:t xml:space="preserve">as my response. My research question is:</w:t>
+      </w:r>
+      <w:r>
+        <w:t xml:space="preserve"> </w:t>
+      </w:r>
+      <w:r>
+        <w:rPr>
+          <w:b/>
+          <w:bCs/>
+        </w:rPr>
+        <w:t xml:space="preserve">[your question in plain English]</w:t>
+      </w:r>
+      <w:r>
+        <w:t xml:space="preserve">. My null hypothesis is that</w:t>
+      </w:r>
+      <w:r>
+        <w:t xml:space="preserve"> </w:t>
+      </w:r>
+      <w:r>
+        <w:rPr>
+          <w:b/>
+          <w:bCs/>
+        </w:rPr>
+        <w:t xml:space="preserve">[H₀ in one sentence]</w:t>
+      </w:r>
+      <w:r>
+        <w:t xml:space="preserve">, and my alternate hypothesis is that</w:t>
+      </w:r>
+      <w:r>
+        <w:t xml:space="preserve"> </w:t>
+      </w:r>
+      <w:r>
+        <w:rPr>
+          <w:b/>
+          <w:bCs/>
+        </w:rPr>
+        <w:t xml:space="preserve">[Hₐ in one sentence]</w:t>
+      </w:r>
+      <w:r>
+        <w:t xml:space="preserve">. I plan to use</w:t>
+      </w:r>
+      <w:r>
+        <w:t xml:space="preserve"> </w:t>
+      </w:r>
+      <w:r>
+        <w:rPr>
+          <w:b/>
+          <w:bCs/>
+        </w:rPr>
+        <w:t xml:space="preserve">[regression / t-test / ANOVA / other]</w:t>
+      </w:r>
+      <w:r>
+        <w:t xml:space="preserve"> </w:t>
+      </w:r>
+      <w:r>
+        <w:t xml:space="preserve">to test this. I have confirmed I can load this file into R using</w:t>
+      </w:r>
+      <w:r>
+        <w:t xml:space="preserve"> </w:t>
+      </w:r>
+      <w:r>
+        <w:rPr>
+          <w:rStyle w:val="VerbatimChar"/>
+        </w:rPr>
+        <w:t xml:space="preserve">read_csv()</w:t>
+      </w:r>
+      <w:r>
+        <w:t xml:space="preserve"> </w:t>
+      </w:r>
+      <w:r>
+        <w:t xml:space="preserve">[or describe what function you used].”</w:t>
+      </w:r>
+    </w:p>
+    <w:p>
+      <w:pPr>
+        <w:pStyle w:val="FirstParagraph"/>
+      </w:pPr>
+      <w:r>
+        <w:rPr>
+          <w:b/>
+          <w:bCs/>
+        </w:rPr>
+        <w:t xml:space="preserve">What happens after you submit:</w:t>
+      </w:r>
+    </w:p>
+    <w:p>
+      <w:pPr>
+        <w:pStyle w:val="Compact"/>
+        <w:numPr>
+          <w:ilvl w:val="0"/>
+          <w:numId w:val="1028"/>
+        </w:numPr>
+      </w:pPr>
+      <w:r>
+        <w:t xml:space="preserve">I read all M1 proposals within 48 hours</w:t>
+      </w:r>
+    </w:p>
+    <w:p>
+      <w:pPr>
+        <w:pStyle w:val="Compact"/>
+        <w:numPr>
+          <w:ilvl w:val="0"/>
+          <w:numId w:val="1028"/>
+        </w:numPr>
+      </w:pPr>
+      <w:r>
+        <w:t xml:space="preserve">I reply with one of:</w:t>
+      </w:r>
+    </w:p>
+    <w:p>
+      <w:pPr>
+        <w:pStyle w:val="Compact"/>
+        <w:numPr>
+          <w:ilvl w:val="1"/>
+          <w:numId w:val="1029"/>
+        </w:numPr>
+      </w:pPr>
+      <w:r>
+        <w:t xml:space="preserve">✅</w:t>
+      </w:r>
+      <w:r>
+        <w:t xml:space="preserve"> </w:t>
+      </w:r>
+      <w:r>
+        <w:rPr>
+          <w:b/>
+          <w:bCs/>
+        </w:rPr>
+        <w:t xml:space="preserve">Approved</w:t>
+      </w:r>
+      <w:r>
+        <w:t xml:space="preserve"> </w:t>
+      </w:r>
+      <w:r>
+        <w:t xml:space="preserve">— proceed to M2</w:t>
+      </w:r>
+    </w:p>
+    <w:p>
+      <w:pPr>
+        <w:pStyle w:val="Compact"/>
+        <w:numPr>
+          <w:ilvl w:val="1"/>
+          <w:numId w:val="1029"/>
+        </w:numPr>
+      </w:pPr>
+      <w:r>
+        <w:t xml:space="preserve">🔄</w:t>
+      </w:r>
+      <w:r>
+        <w:t xml:space="preserve"> </w:t>
+      </w:r>
+      <w:r>
+        <w:rPr>
+          <w:b/>
+          <w:bCs/>
+        </w:rPr>
+        <w:t xml:space="preserve">Revise</w:t>
+      </w:r>
+      <w:r>
+        <w:t xml:space="preserve"> </w:t>
+      </w:r>
+      <w:r>
+        <w:t xml:space="preserve">— one specific thing to change, resubmit by [date]</w:t>
+      </w:r>
+    </w:p>
+    <w:p>
+      <w:pPr>
+        <w:pStyle w:val="Compact"/>
+        <w:numPr>
+          <w:ilvl w:val="1"/>
+          <w:numId w:val="1029"/>
+        </w:numPr>
+      </w:pPr>
+      <w:r>
+        <w:t xml:space="preserve">❌</w:t>
+      </w:r>
+      <w:r>
+        <w:t xml:space="preserve"> </w:t>
+      </w:r>
+      <w:r>
+        <w:rPr>
+          <w:b/>
+          <w:bCs/>
+        </w:rPr>
+        <w:t xml:space="preserve">Not viable</w:t>
+      </w:r>
+      <w:r>
+        <w:t xml:space="preserve"> </w:t>
+      </w:r>
+      <w:r>
+        <w:t xml:space="preserve">— I’ll suggest an alternative source</w:t>
+      </w:r>
+    </w:p>
+    <w:p>
+      <w:pPr>
+        <w:pStyle w:val="FirstParagraph"/>
+      </w:pPr>
+      <w:r>
+        <w:t xml:space="preserve">Most proposals get approved. The revision requests are almost always about the hypothesis being too vague.</w:t>
+      </w:r>
+    </w:p>
+    <w:bookmarkEnd w:id="48"/>
     <w:sectPr>
       <w:pgSz w:h="15840" w:w="12240"/>
       <w:pgMar w:bottom="1440" w:footer="720" w:gutter="0" w:header="720" w:left="1440" w:right="1440" w:top="1440"/>
@@ -251,6 +6012,109 @@
       </w:pPr>
     </w:lvl>
   </w:abstractNum>
+  <w:abstractNum w:abstractNumId="991">
+    <w:nsid w:val="0000A991"/>
+    <w:multiLevelType w:val="multilevel"/>
+    <w:lvl w:ilvl="0">
+      <w:numFmt w:val="bullet"/>
+      <w:lvlText w:val=""/>
+      <w:lvlJc w:val="left"/>
+      <w:pPr>
+        <w:ind w:left="720" w:hanging="360"/>
+      </w:pPr>
+      <w:rPr>
+        <w:rFonts w:ascii="Symbol" w:hAnsi="Symbol" w:cs="Symbol" w:hint="default"/>
+      </w:rPr>
+    </w:lvl>
+    <w:lvl w:ilvl="1">
+      <w:numFmt w:val="bullet"/>
+      <w:lvlText w:val="o"/>
+      <w:lvlJc w:val="left"/>
+      <w:pPr>
+        <w:ind w:left="1440" w:hanging="360"/>
+      </w:pPr>
+      <w:rPr>
+        <w:rFonts w:ascii="Courier New" w:hAnsi="Courier New" w:cs="Courier New" w:hint="default"/>
+      </w:rPr>
+    </w:lvl>
+    <w:lvl w:ilvl="2">
+      <w:numFmt w:val="bullet"/>
+      <w:lvlText w:val=""/>
+      <w:lvlJc w:val="left"/>
+      <w:pPr>
+        <w:ind w:left="2160" w:hanging="360"/>
+      </w:pPr>
+      <w:rPr>
+        <w:rFonts w:ascii="Wingdings" w:hAnsi="Wingdings" w:cs="Wingdings" w:hint="default"/>
+      </w:rPr>
+    </w:lvl>
+    <w:lvl w:ilvl="3">
+      <w:numFmt w:val="bullet"/>
+      <w:lvlText w:val=""/>
+      <w:lvlJc w:val="left"/>
+      <w:pPr>
+        <w:ind w:left="2880" w:hanging="360"/>
+      </w:pPr>
+      <w:rPr>
+        <w:rFonts w:ascii="Symbol" w:hAnsi="Symbol" w:cs="Symbol" w:hint="default"/>
+      </w:rPr>
+    </w:lvl>
+    <w:lvl w:ilvl="4">
+      <w:numFmt w:val="bullet"/>
+      <w:lvlText w:val="o"/>
+      <w:lvlJc w:val="left"/>
+      <w:pPr>
+        <w:ind w:left="3600" w:hanging="360"/>
+      </w:pPr>
+      <w:rPr>
+        <w:rFonts w:ascii="Courier New" w:hAnsi="Courier New" w:cs="Courier New" w:hint="default"/>
+      </w:rPr>
+    </w:lvl>
+    <w:lvl w:ilvl="5">
+      <w:numFmt w:val="bullet"/>
+      <w:lvlText w:val=""/>
+      <w:lvlJc w:val="left"/>
+      <w:pPr>
+        <w:ind w:left="4320" w:hanging="360"/>
+      </w:pPr>
+      <w:rPr>
+        <w:rFonts w:ascii="Wingdings" w:hAnsi="Wingdings" w:cs="Wingdings" w:hint="default"/>
+      </w:rPr>
+    </w:lvl>
+    <w:lvl w:ilvl="6">
+      <w:numFmt w:val="bullet"/>
+      <w:lvlText w:val=""/>
+      <w:lvlJc w:val="left"/>
+      <w:pPr>
+        <w:ind w:left="5040" w:hanging="360"/>
+      </w:pPr>
+      <w:rPr>
+        <w:rFonts w:ascii="Symbol" w:hAnsi="Symbol" w:cs="Symbol" w:hint="default"/>
+      </w:rPr>
+    </w:lvl>
+    <w:lvl w:ilvl="7">
+      <w:numFmt w:val="bullet"/>
+      <w:lvlText w:val="o"/>
+      <w:lvlJc w:val="left"/>
+      <w:pPr>
+        <w:ind w:left="5760" w:hanging="360"/>
+      </w:pPr>
+      <w:rPr>
+        <w:rFonts w:ascii="Courier New" w:hAnsi="Courier New" w:cs="Courier New" w:hint="default"/>
+      </w:rPr>
+    </w:lvl>
+    <w:lvl w:ilvl="8">
+      <w:numFmt w:val="bullet"/>
+      <w:lvlText w:val=""/>
+      <w:lvlJc w:val="left"/>
+      <w:pPr>
+        <w:ind w:left="6480" w:hanging="360"/>
+      </w:pPr>
+      <w:rPr>
+        <w:rFonts w:ascii="Wingdings" w:hAnsi="Wingdings" w:cs="Wingdings" w:hint="default"/>
+      </w:rPr>
+    </w:lvl>
+  </w:abstractNum>
   <w:abstractNum w:abstractNumId="99411">
     <w:nsid w:val="00A99411"/>
     <w:multiLevelType w:val="multilevel"/>
@@ -336,10 +6200,104 @@
       </w:pPr>
     </w:lvl>
   </w:abstractNum>
+  <w:abstractNum w:abstractNumId="992">
+    <w:nsid w:val="0000A992"/>
+    <w:multiLevelType w:val="multilevel"/>
+    <w:lvl w:ilvl="0">
+      <w:numFmt w:val="bullet"/>
+      <w:lvlText w:val="☐"/>
+      <w:lvlJc w:val="left"/>
+      <w:pPr>
+        <w:ind w:left="720" w:hanging="360"/>
+      </w:pPr>
+    </w:lvl>
+    <w:lvl w:ilvl="1">
+      <w:numFmt w:val="bullet"/>
+      <w:lvlText w:val="☐"/>
+      <w:lvlJc w:val="left"/>
+      <w:pPr>
+        <w:ind w:left="1440" w:hanging="360"/>
+      </w:pPr>
+    </w:lvl>
+    <w:lvl w:ilvl="2">
+      <w:numFmt w:val="bullet"/>
+      <w:lvlText w:val="☐"/>
+      <w:lvlJc w:val="left"/>
+      <w:pPr>
+        <w:ind w:left="2160" w:hanging="360"/>
+      </w:pPr>
+    </w:lvl>
+    <w:lvl w:ilvl="3">
+      <w:numFmt w:val="bullet"/>
+      <w:lvlText w:val="☐"/>
+      <w:lvlJc w:val="left"/>
+      <w:pPr>
+        <w:ind w:left="2880" w:hanging="360"/>
+      </w:pPr>
+    </w:lvl>
+    <w:lvl w:ilvl="4">
+      <w:numFmt w:val="bullet"/>
+      <w:lvlText w:val="☐"/>
+      <w:lvlJc w:val="left"/>
+      <w:pPr>
+        <w:ind w:left="3600" w:hanging="360"/>
+      </w:pPr>
+    </w:lvl>
+    <w:lvl w:ilvl="5">
+      <w:numFmt w:val="bullet"/>
+      <w:lvlText w:val="☐"/>
+      <w:lvlJc w:val="left"/>
+      <w:pPr>
+        <w:ind w:left="4320" w:hanging="360"/>
+      </w:pPr>
+    </w:lvl>
+    <w:lvl w:ilvl="6">
+      <w:numFmt w:val="bullet"/>
+      <w:lvlText w:val="☐"/>
+      <w:lvlJc w:val="left"/>
+      <w:pPr>
+        <w:ind w:left="5040" w:hanging="360"/>
+      </w:pPr>
+    </w:lvl>
+    <w:lvl w:ilvl="7">
+      <w:numFmt w:val="bullet"/>
+      <w:lvlText w:val="☐"/>
+      <w:lvlJc w:val="left"/>
+      <w:pPr>
+        <w:ind w:left="5760" w:hanging="360"/>
+      </w:pPr>
+    </w:lvl>
+    <w:lvl w:ilvl="8">
+      <w:numFmt w:val="bullet"/>
+      <w:lvlText w:val="☐"/>
+      <w:lvlJc w:val="left"/>
+      <w:pPr>
+        <w:ind w:left="6480" w:hanging="360"/>
+      </w:pPr>
+    </w:lvl>
+  </w:abstractNum>
   <w:num w:numId="1000">
     <w:abstractNumId w:val="990"/>
   </w:num>
   <w:num w:numId="1001">
+    <w:abstractNumId w:val="991"/>
+  </w:num>
+  <w:num w:numId="1002">
+    <w:abstractNumId w:val="991"/>
+  </w:num>
+  <w:num w:numId="1003">
+    <w:abstractNumId w:val="991"/>
+  </w:num>
+  <w:num w:numId="1004">
+    <w:abstractNumId w:val="991"/>
+  </w:num>
+  <w:num w:numId="1005">
+    <w:abstractNumId w:val="991"/>
+  </w:num>
+  <w:num w:numId="1006">
+    <w:abstractNumId w:val="991"/>
+  </w:num>
+  <w:num w:numId="1007">
     <w:abstractNumId w:val="99411"/>
     <w:lvlOverride w:ilvl="0">
       <w:startOverride w:val="1"/>
@@ -368,6 +6326,126 @@
     <w:lvlOverride w:ilvl="8">
       <w:startOverride w:val="1"/>
     </w:lvlOverride>
+  </w:num>
+  <w:num w:numId="1008">
+    <w:abstractNumId w:val="991"/>
+  </w:num>
+  <w:num w:numId="1009">
+    <w:abstractNumId w:val="991"/>
+  </w:num>
+  <w:num w:numId="1010">
+    <w:abstractNumId w:val="991"/>
+  </w:num>
+  <w:num w:numId="1011">
+    <w:abstractNumId w:val="991"/>
+  </w:num>
+  <w:num w:numId="1012">
+    <w:abstractNumId w:val="991"/>
+  </w:num>
+  <w:num w:numId="1013">
+    <w:abstractNumId w:val="991"/>
+  </w:num>
+  <w:num w:numId="1014">
+    <w:abstractNumId w:val="991"/>
+  </w:num>
+  <w:num w:numId="1015">
+    <w:abstractNumId w:val="991"/>
+  </w:num>
+  <w:num w:numId="1016">
+    <w:abstractNumId w:val="991"/>
+  </w:num>
+  <w:num w:numId="1017">
+    <w:abstractNumId w:val="99411"/>
+    <w:lvlOverride w:ilvl="0">
+      <w:startOverride w:val="1"/>
+    </w:lvlOverride>
+    <w:lvlOverride w:ilvl="1">
+      <w:startOverride w:val="1"/>
+    </w:lvlOverride>
+    <w:lvlOverride w:ilvl="2">
+      <w:startOverride w:val="1"/>
+    </w:lvlOverride>
+    <w:lvlOverride w:ilvl="3">
+      <w:startOverride w:val="1"/>
+    </w:lvlOverride>
+    <w:lvlOverride w:ilvl="4">
+      <w:startOverride w:val="1"/>
+    </w:lvlOverride>
+    <w:lvlOverride w:ilvl="5">
+      <w:startOverride w:val="1"/>
+    </w:lvlOverride>
+    <w:lvlOverride w:ilvl="6">
+      <w:startOverride w:val="1"/>
+    </w:lvlOverride>
+    <w:lvlOverride w:ilvl="7">
+      <w:startOverride w:val="1"/>
+    </w:lvlOverride>
+    <w:lvlOverride w:ilvl="8">
+      <w:startOverride w:val="1"/>
+    </w:lvlOverride>
+  </w:num>
+  <w:num w:numId="1018">
+    <w:abstractNumId w:val="991"/>
+  </w:num>
+  <w:num w:numId="1019">
+    <w:abstractNumId w:val="991"/>
+  </w:num>
+  <w:num w:numId="1020">
+    <w:abstractNumId w:val="992"/>
+  </w:num>
+  <w:num w:numId="1021">
+    <w:abstractNumId w:val="992"/>
+  </w:num>
+  <w:num w:numId="1022">
+    <w:abstractNumId w:val="992"/>
+  </w:num>
+  <w:num w:numId="1023">
+    <w:abstractNumId w:val="992"/>
+  </w:num>
+  <w:num w:numId="1024">
+    <w:abstractNumId w:val="992"/>
+  </w:num>
+  <w:num w:numId="1025">
+    <w:abstractNumId w:val="991"/>
+  </w:num>
+  <w:num w:numId="1026">
+    <w:abstractNumId w:val="99411"/>
+    <w:lvlOverride w:ilvl="0">
+      <w:startOverride w:val="1"/>
+    </w:lvlOverride>
+    <w:lvlOverride w:ilvl="1">
+      <w:startOverride w:val="1"/>
+    </w:lvlOverride>
+    <w:lvlOverride w:ilvl="2">
+      <w:startOverride w:val="1"/>
+    </w:lvlOverride>
+    <w:lvlOverride w:ilvl="3">
+      <w:startOverride w:val="1"/>
+    </w:lvlOverride>
+    <w:lvlOverride w:ilvl="4">
+      <w:startOverride w:val="1"/>
+    </w:lvlOverride>
+    <w:lvlOverride w:ilvl="5">
+      <w:startOverride w:val="1"/>
+    </w:lvlOverride>
+    <w:lvlOverride w:ilvl="6">
+      <w:startOverride w:val="1"/>
+    </w:lvlOverride>
+    <w:lvlOverride w:ilvl="7">
+      <w:startOverride w:val="1"/>
+    </w:lvlOverride>
+    <w:lvlOverride w:ilvl="8">
+      <w:startOverride w:val="1"/>
+    </w:lvlOverride>
+  </w:num>
+  <w:num w:numId="1027">
+    <w:abstractNumId w:val="991"/>
+  </w:num>
+  <w:num w:numId="1028">
+    <w:abstractNumId w:val="991"/>
+  </w:num>
+  <w:num w:numId="1029">
+    <w:abstractNumId w:val="991"/>
   </w:num>
 </w:numbering>
 </file>
